--- a/docs/EduTwin-Project-Specification.docx
+++ b/docs/EduTwin-Project-Specification.docx
@@ -3,8 +3,8 @@
 <w:document xmlns:wpc="http://schemas.microsoft.com/office/word/2010/wordprocessingCanvas" xmlns:cx="http://schemas.microsoft.com/office/drawing/2014/chartex" xmlns:cx1="http://schemas.microsoft.com/office/drawing/2015/9/8/chartex" xmlns:cx2="http://schemas.microsoft.com/office/drawing/2015/10/21/chartex" xmlns:cx3="http://schemas.microsoft.com/office/drawing/2016/5/9/chartex" xmlns:cx4="http://schemas.microsoft.com/office/drawing/2016/5/10/chartex" xmlns:cx5="http://schemas.microsoft.com/office/drawing/2016/5/11/chartex" xmlns:cx6="http://schemas.microsoft.com/office/drawing/2016/5/12/chartex" xmlns:cx7="http://schemas.microsoft.com/office/drawing/2016/5/13/chartex" xmlns:cx8="http://schemas.microsoft.com/office/drawing/2016/5/14/chartex" xmlns:mc="http://schemas.openxmlformats.org/markup-compatibility/2006" xmlns:o="urn:schemas-microsoft-com:office:office" xmlns:r="http://schemas.openxmlformats.org/officeDocument/2006/relationships" xmlns:m="http://schemas.openxmlformats.org/officeDocument/2006/math" xmlns:v="urn:schemas-microsoft-com:vml" xmlns:wp14="http://schemas.microsoft.com/office/word/2010/wordprocessingDrawing" xmlns:wp="http://schemas.openxmlformats.org/drawingml/2006/wordprocessingDrawing" xmlns:w="http://schemas.openxmlformats.org/wordprocessingml/2006/main" xmlns:w14="http://schemas.microsoft.com/office/word/2010/wordml" xmlns:w10="urn:schemas-microsoft-com:office:word" xmlns:w15="http://schemas.microsoft.com/office/word/2012/wordml" xmlns:wpg="http://schemas.microsoft.com/office/word/2010/wordprocessingGroup" xmlns:wpi="http://schemas.microsoft.com/office/word/2010/wordprocessingInk" xmlns:wne="http://schemas.microsoft.com/office/word/2006/wordml" xmlns:wps="http://schemas.microsoft.com/office/word/2010/wordprocessingShape" xmlns:wpsCustomData="http://www.wps.cn/officeDocument/2013/wpsCustomData" mc:Ignorable="w14 w15 wp14">
   <w:body>
     <w:p>
-      <w:bookmarkStart w:id="42" w:name="_GoBack"/>
-      <w:bookmarkEnd w:id="42"/>
+      <w:bookmarkStart w:id="43" w:name="_GoBack"/>
+      <w:bookmarkEnd w:id="43"/>
     </w:p>
     <w:p/>
     <w:p/>
@@ -662,6 +662,88 @@
           </w:p>
         </w:tc>
       </w:tr>
+      <w:tr>
+        <w:tblPrEx>
+          <w:tblBorders>
+            <w:top w:val="single" w:color="auto" w:sz="4" w:space="0"/>
+            <w:left w:val="single" w:color="auto" w:sz="4" w:space="0"/>
+            <w:bottom w:val="single" w:color="auto" w:sz="4" w:space="0"/>
+            <w:right w:val="single" w:color="auto" w:sz="4" w:space="0"/>
+            <w:insideH w:val="single" w:color="auto" w:sz="4" w:space="0"/>
+            <w:insideV w:val="single" w:color="auto" w:sz="4" w:space="0"/>
+          </w:tblBorders>
+          <w:tblCellMar>
+            <w:top w:w="0" w:type="dxa"/>
+            <w:left w:w="108" w:type="dxa"/>
+            <w:bottom w:w="0" w:type="dxa"/>
+            <w:right w:w="108" w:type="dxa"/>
+          </w:tblCellMar>
+        </w:tblPrEx>
+        <w:trPr>
+          <w:jc w:val="center"/>
+        </w:trPr>
+        <w:tc>
+          <w:tcPr>
+            <w:tcW w:w="4933" w:type="dxa"/>
+          </w:tcPr>
+          <w:p>
+            <w:r>
+              <w:t>Documentation checkpoint</w:t>
+            </w:r>
+          </w:p>
+        </w:tc>
+        <w:tc>
+          <w:tcPr>
+            <w:tcW w:w="4933" w:type="dxa"/>
+          </w:tcPr>
+          <w:p>
+            <w:r>
+              <w:t>b14f6c4171dc55043a3bb910332061c55ba66a7f</w:t>
+            </w:r>
+          </w:p>
+        </w:tc>
+      </w:tr>
+      <w:tr>
+        <w:tblPrEx>
+          <w:tblBorders>
+            <w:top w:val="single" w:color="auto" w:sz="4" w:space="0"/>
+            <w:left w:val="single" w:color="auto" w:sz="4" w:space="0"/>
+            <w:bottom w:val="single" w:color="auto" w:sz="4" w:space="0"/>
+            <w:right w:val="single" w:color="auto" w:sz="4" w:space="0"/>
+            <w:insideH w:val="single" w:color="auto" w:sz="4" w:space="0"/>
+            <w:insideV w:val="single" w:color="auto" w:sz="4" w:space="0"/>
+          </w:tblBorders>
+          <w:tblCellMar>
+            <w:top w:w="0" w:type="dxa"/>
+            <w:left w:w="108" w:type="dxa"/>
+            <w:bottom w:w="0" w:type="dxa"/>
+            <w:right w:w="108" w:type="dxa"/>
+          </w:tblCellMar>
+        </w:tblPrEx>
+        <w:trPr>
+          <w:jc w:val="center"/>
+        </w:trPr>
+        <w:tc>
+          <w:tcPr>
+            <w:tcW w:w="4933" w:type="dxa"/>
+          </w:tcPr>
+          <w:p>
+            <w:r>
+              <w:t>Course initial import</w:t>
+            </w:r>
+          </w:p>
+        </w:tc>
+        <w:tc>
+          <w:tcPr>
+            <w:tcW w:w="4933" w:type="dxa"/>
+          </w:tcPr>
+          <w:p>
+            <w:r>
+              <w:t>TBD — snapshot được nhóm duyệt; đóng góp tính sau commit này</w:t>
+            </w:r>
+          </w:p>
+        </w:tc>
+      </w:tr>
     </w:tbl>
     <w:p/>
     <w:p>
@@ -687,7 +769,7 @@
       <w:pPr>
         <w:pStyle w:val="2"/>
       </w:pPr>
-      <w:bookmarkStart w:id="0" w:name="_Toc6046"/>
+      <w:bookmarkStart w:id="0" w:name="_Toc1406"/>
       <w:r>
         <w:t>Kiểm soát tài liệu</w:t>
       </w:r>
@@ -1688,7 +1770,7 @@
       <w:pPr>
         <w:pStyle w:val="2"/>
       </w:pPr>
-      <w:bookmarkStart w:id="1" w:name="_Toc6294"/>
+      <w:bookmarkStart w:id="1" w:name="_Toc17569"/>
       <w:r>
         <w:t>Mục lục</w:t>
       </w:r>
@@ -1714,7 +1796,7 @@
         <w:fldChar w:fldCharType="begin"/>
       </w:r>
       <w:r>
-        <w:instrText xml:space="preserve"> HYPERLINK \l _Toc6046 </w:instrText>
+        <w:instrText xml:space="preserve"> HYPERLINK \l _Toc1406 </w:instrText>
       </w:r>
       <w:r>
         <w:fldChar w:fldCharType="separate"/>
@@ -1729,7 +1811,7 @@
         <w:fldChar w:fldCharType="begin"/>
       </w:r>
       <w:r>
-        <w:instrText xml:space="preserve"> PAGEREF _Toc6046 \h </w:instrText>
+        <w:instrText xml:space="preserve"> PAGEREF _Toc1406 \h </w:instrText>
       </w:r>
       <w:r>
         <w:fldChar w:fldCharType="separate"/>
@@ -1755,7 +1837,7 @@
         <w:fldChar w:fldCharType="begin"/>
       </w:r>
       <w:r>
-        <w:instrText xml:space="preserve"> HYPERLINK \l _Toc6294 </w:instrText>
+        <w:instrText xml:space="preserve"> HYPERLINK \l _Toc17569 </w:instrText>
       </w:r>
       <w:r>
         <w:fldChar w:fldCharType="separate"/>
@@ -1770,7 +1852,7 @@
         <w:fldChar w:fldCharType="begin"/>
       </w:r>
       <w:r>
-        <w:instrText xml:space="preserve"> PAGEREF _Toc6294 \h </w:instrText>
+        <w:instrText xml:space="preserve"> PAGEREF _Toc17569 \h </w:instrText>
       </w:r>
       <w:r>
         <w:fldChar w:fldCharType="separate"/>
@@ -1796,7 +1878,7 @@
         <w:fldChar w:fldCharType="begin"/>
       </w:r>
       <w:r>
-        <w:instrText xml:space="preserve"> HYPERLINK \l _Toc4947 </w:instrText>
+        <w:instrText xml:space="preserve"> HYPERLINK \l _Toc14080 </w:instrText>
       </w:r>
       <w:r>
         <w:fldChar w:fldCharType="separate"/>
@@ -1811,7 +1893,7 @@
         <w:fldChar w:fldCharType="begin"/>
       </w:r>
       <w:r>
-        <w:instrText xml:space="preserve"> PAGEREF _Toc4947 \h </w:instrText>
+        <w:instrText xml:space="preserve"> PAGEREF _Toc14080 \h </w:instrText>
       </w:r>
       <w:r>
         <w:fldChar w:fldCharType="separate"/>
@@ -1837,7 +1919,7 @@
         <w:fldChar w:fldCharType="begin"/>
       </w:r>
       <w:r>
-        <w:instrText xml:space="preserve"> HYPERLINK \l _Toc8921 </w:instrText>
+        <w:instrText xml:space="preserve"> HYPERLINK \l _Toc26112 </w:instrText>
       </w:r>
       <w:r>
         <w:fldChar w:fldCharType="separate"/>
@@ -1852,7 +1934,7 @@
         <w:fldChar w:fldCharType="begin"/>
       </w:r>
       <w:r>
-        <w:instrText xml:space="preserve"> PAGEREF _Toc8921 \h </w:instrText>
+        <w:instrText xml:space="preserve"> PAGEREF _Toc26112 \h </w:instrText>
       </w:r>
       <w:r>
         <w:fldChar w:fldCharType="separate"/>
@@ -1878,7 +1960,7 @@
         <w:fldChar w:fldCharType="begin"/>
       </w:r>
       <w:r>
-        <w:instrText xml:space="preserve"> HYPERLINK \l _Toc19201 </w:instrText>
+        <w:instrText xml:space="preserve"> HYPERLINK \l _Toc18011 </w:instrText>
       </w:r>
       <w:r>
         <w:fldChar w:fldCharType="separate"/>
@@ -1893,7 +1975,7 @@
         <w:fldChar w:fldCharType="begin"/>
       </w:r>
       <w:r>
-        <w:instrText xml:space="preserve"> PAGEREF _Toc19201 \h </w:instrText>
+        <w:instrText xml:space="preserve"> PAGEREF _Toc18011 \h </w:instrText>
       </w:r>
       <w:r>
         <w:fldChar w:fldCharType="separate"/>
@@ -1919,7 +2001,7 @@
         <w:fldChar w:fldCharType="begin"/>
       </w:r>
       <w:r>
-        <w:instrText xml:space="preserve"> HYPERLINK \l _Toc3212 </w:instrText>
+        <w:instrText xml:space="preserve"> HYPERLINK \l _Toc7720 </w:instrText>
       </w:r>
       <w:r>
         <w:fldChar w:fldCharType="separate"/>
@@ -1934,7 +2016,7 @@
         <w:fldChar w:fldCharType="begin"/>
       </w:r>
       <w:r>
-        <w:instrText xml:space="preserve"> PAGEREF _Toc3212 \h </w:instrText>
+        <w:instrText xml:space="preserve"> PAGEREF _Toc7720 \h </w:instrText>
       </w:r>
       <w:r>
         <w:fldChar w:fldCharType="separate"/>
@@ -1960,7 +2042,7 @@
         <w:fldChar w:fldCharType="begin"/>
       </w:r>
       <w:r>
-        <w:instrText xml:space="preserve"> HYPERLINK \l _Toc8020 </w:instrText>
+        <w:instrText xml:space="preserve"> HYPERLINK \l _Toc10583 </w:instrText>
       </w:r>
       <w:r>
         <w:fldChar w:fldCharType="separate"/>
@@ -1975,7 +2057,7 @@
         <w:fldChar w:fldCharType="begin"/>
       </w:r>
       <w:r>
-        <w:instrText xml:space="preserve"> PAGEREF _Toc8020 \h </w:instrText>
+        <w:instrText xml:space="preserve"> PAGEREF _Toc10583 \h </w:instrText>
       </w:r>
       <w:r>
         <w:fldChar w:fldCharType="separate"/>
@@ -2001,7 +2083,7 @@
         <w:fldChar w:fldCharType="begin"/>
       </w:r>
       <w:r>
-        <w:instrText xml:space="preserve"> HYPERLINK \l _Toc4210 </w:instrText>
+        <w:instrText xml:space="preserve"> HYPERLINK \l _Toc6261 </w:instrText>
       </w:r>
       <w:r>
         <w:fldChar w:fldCharType="separate"/>
@@ -2016,7 +2098,7 @@
         <w:fldChar w:fldCharType="begin"/>
       </w:r>
       <w:r>
-        <w:instrText xml:space="preserve"> PAGEREF _Toc4210 \h </w:instrText>
+        <w:instrText xml:space="preserve"> PAGEREF _Toc6261 \h </w:instrText>
       </w:r>
       <w:r>
         <w:fldChar w:fldCharType="separate"/>
@@ -2042,7 +2124,7 @@
         <w:fldChar w:fldCharType="begin"/>
       </w:r>
       <w:r>
-        <w:instrText xml:space="preserve"> HYPERLINK \l _Toc29091 </w:instrText>
+        <w:instrText xml:space="preserve"> HYPERLINK \l _Toc32716 </w:instrText>
       </w:r>
       <w:r>
         <w:fldChar w:fldCharType="separate"/>
@@ -2057,7 +2139,7 @@
         <w:fldChar w:fldCharType="begin"/>
       </w:r>
       <w:r>
-        <w:instrText xml:space="preserve"> PAGEREF _Toc29091 \h </w:instrText>
+        <w:instrText xml:space="preserve"> PAGEREF _Toc32716 \h </w:instrText>
       </w:r>
       <w:r>
         <w:fldChar w:fldCharType="separate"/>
@@ -2083,7 +2165,7 @@
         <w:fldChar w:fldCharType="begin"/>
       </w:r>
       <w:r>
-        <w:instrText xml:space="preserve"> HYPERLINK \l _Toc23972 </w:instrText>
+        <w:instrText xml:space="preserve"> HYPERLINK \l _Toc14242 </w:instrText>
       </w:r>
       <w:r>
         <w:fldChar w:fldCharType="separate"/>
@@ -2098,7 +2180,7 @@
         <w:fldChar w:fldCharType="begin"/>
       </w:r>
       <w:r>
-        <w:instrText xml:space="preserve"> PAGEREF _Toc23972 \h </w:instrText>
+        <w:instrText xml:space="preserve"> PAGEREF _Toc14242 \h </w:instrText>
       </w:r>
       <w:r>
         <w:fldChar w:fldCharType="separate"/>
@@ -2124,7 +2206,7 @@
         <w:fldChar w:fldCharType="begin"/>
       </w:r>
       <w:r>
-        <w:instrText xml:space="preserve"> HYPERLINK \l _Toc9046 </w:instrText>
+        <w:instrText xml:space="preserve"> HYPERLINK \l _Toc25282 </w:instrText>
       </w:r>
       <w:r>
         <w:fldChar w:fldCharType="separate"/>
@@ -2139,7 +2221,7 @@
         <w:fldChar w:fldCharType="begin"/>
       </w:r>
       <w:r>
-        <w:instrText xml:space="preserve"> PAGEREF _Toc9046 \h </w:instrText>
+        <w:instrText xml:space="preserve"> PAGEREF _Toc25282 \h </w:instrText>
       </w:r>
       <w:r>
         <w:fldChar w:fldCharType="separate"/>
@@ -2165,7 +2247,7 @@
         <w:fldChar w:fldCharType="begin"/>
       </w:r>
       <w:r>
-        <w:instrText xml:space="preserve"> HYPERLINK \l _Toc19406 </w:instrText>
+        <w:instrText xml:space="preserve"> HYPERLINK \l _Toc21734 </w:instrText>
       </w:r>
       <w:r>
         <w:fldChar w:fldCharType="separate"/>
@@ -2180,7 +2262,7 @@
         <w:fldChar w:fldCharType="begin"/>
       </w:r>
       <w:r>
-        <w:instrText xml:space="preserve"> PAGEREF _Toc19406 \h </w:instrText>
+        <w:instrText xml:space="preserve"> PAGEREF _Toc21734 \h </w:instrText>
       </w:r>
       <w:r>
         <w:fldChar w:fldCharType="separate"/>
@@ -2206,7 +2288,7 @@
         <w:fldChar w:fldCharType="begin"/>
       </w:r>
       <w:r>
-        <w:instrText xml:space="preserve"> HYPERLINK \l _Toc25004 </w:instrText>
+        <w:instrText xml:space="preserve"> HYPERLINK \l _Toc8607 </w:instrText>
       </w:r>
       <w:r>
         <w:fldChar w:fldCharType="separate"/>
@@ -2221,7 +2303,7 @@
         <w:fldChar w:fldCharType="begin"/>
       </w:r>
       <w:r>
-        <w:instrText xml:space="preserve"> PAGEREF _Toc25004 \h </w:instrText>
+        <w:instrText xml:space="preserve"> PAGEREF _Toc8607 \h </w:instrText>
       </w:r>
       <w:r>
         <w:fldChar w:fldCharType="separate"/>
@@ -2247,7 +2329,7 @@
         <w:fldChar w:fldCharType="begin"/>
       </w:r>
       <w:r>
-        <w:instrText xml:space="preserve"> HYPERLINK \l _Toc15985 </w:instrText>
+        <w:instrText xml:space="preserve"> HYPERLINK \l _Toc6390 </w:instrText>
       </w:r>
       <w:r>
         <w:fldChar w:fldCharType="separate"/>
@@ -2262,7 +2344,7 @@
         <w:fldChar w:fldCharType="begin"/>
       </w:r>
       <w:r>
-        <w:instrText xml:space="preserve"> PAGEREF _Toc15985 \h </w:instrText>
+        <w:instrText xml:space="preserve"> PAGEREF _Toc6390 \h </w:instrText>
       </w:r>
       <w:r>
         <w:fldChar w:fldCharType="separate"/>
@@ -2288,7 +2370,7 @@
         <w:fldChar w:fldCharType="begin"/>
       </w:r>
       <w:r>
-        <w:instrText xml:space="preserve"> HYPERLINK \l _Toc10355 </w:instrText>
+        <w:instrText xml:space="preserve"> HYPERLINK \l _Toc1436 </w:instrText>
       </w:r>
       <w:r>
         <w:fldChar w:fldCharType="separate"/>
@@ -2303,7 +2385,7 @@
         <w:fldChar w:fldCharType="begin"/>
       </w:r>
       <w:r>
-        <w:instrText xml:space="preserve"> PAGEREF _Toc10355 \h </w:instrText>
+        <w:instrText xml:space="preserve"> PAGEREF _Toc1436 \h </w:instrText>
       </w:r>
       <w:r>
         <w:fldChar w:fldCharType="separate"/>
@@ -2329,7 +2411,7 @@
         <w:fldChar w:fldCharType="begin"/>
       </w:r>
       <w:r>
-        <w:instrText xml:space="preserve"> HYPERLINK \l _Toc5934 </w:instrText>
+        <w:instrText xml:space="preserve"> HYPERLINK \l _Toc17940 </w:instrText>
       </w:r>
       <w:r>
         <w:fldChar w:fldCharType="separate"/>
@@ -2344,7 +2426,7 @@
         <w:fldChar w:fldCharType="begin"/>
       </w:r>
       <w:r>
-        <w:instrText xml:space="preserve"> PAGEREF _Toc5934 \h </w:instrText>
+        <w:instrText xml:space="preserve"> PAGEREF _Toc17940 \h </w:instrText>
       </w:r>
       <w:r>
         <w:fldChar w:fldCharType="separate"/>
@@ -2370,7 +2452,7 @@
         <w:fldChar w:fldCharType="begin"/>
       </w:r>
       <w:r>
-        <w:instrText xml:space="preserve"> HYPERLINK \l _Toc31657 </w:instrText>
+        <w:instrText xml:space="preserve"> HYPERLINK \l _Toc13856 </w:instrText>
       </w:r>
       <w:r>
         <w:fldChar w:fldCharType="separate"/>
@@ -2385,7 +2467,7 @@
         <w:fldChar w:fldCharType="begin"/>
       </w:r>
       <w:r>
-        <w:instrText xml:space="preserve"> PAGEREF _Toc31657 \h </w:instrText>
+        <w:instrText xml:space="preserve"> PAGEREF _Toc13856 \h </w:instrText>
       </w:r>
       <w:r>
         <w:fldChar w:fldCharType="separate"/>
@@ -2411,7 +2493,7 @@
         <w:fldChar w:fldCharType="begin"/>
       </w:r>
       <w:r>
-        <w:instrText xml:space="preserve"> HYPERLINK \l _Toc22369 </w:instrText>
+        <w:instrText xml:space="preserve"> HYPERLINK \l _Toc17297 </w:instrText>
       </w:r>
       <w:r>
         <w:fldChar w:fldCharType="separate"/>
@@ -2426,7 +2508,7 @@
         <w:fldChar w:fldCharType="begin"/>
       </w:r>
       <w:r>
-        <w:instrText xml:space="preserve"> PAGEREF _Toc22369 \h </w:instrText>
+        <w:instrText xml:space="preserve"> PAGEREF _Toc17297 \h </w:instrText>
       </w:r>
       <w:r>
         <w:fldChar w:fldCharType="separate"/>
@@ -2452,7 +2534,7 @@
         <w:fldChar w:fldCharType="begin"/>
       </w:r>
       <w:r>
-        <w:instrText xml:space="preserve"> HYPERLINK \l _Toc5936 </w:instrText>
+        <w:instrText xml:space="preserve"> HYPERLINK \l _Toc27824 </w:instrText>
       </w:r>
       <w:r>
         <w:fldChar w:fldCharType="separate"/>
@@ -2467,7 +2549,7 @@
         <w:fldChar w:fldCharType="begin"/>
       </w:r>
       <w:r>
-        <w:instrText xml:space="preserve"> PAGEREF _Toc5936 \h </w:instrText>
+        <w:instrText xml:space="preserve"> PAGEREF _Toc27824 \h </w:instrText>
       </w:r>
       <w:r>
         <w:fldChar w:fldCharType="separate"/>
@@ -2493,7 +2575,7 @@
         <w:fldChar w:fldCharType="begin"/>
       </w:r>
       <w:r>
-        <w:instrText xml:space="preserve"> HYPERLINK \l _Toc21395 </w:instrText>
+        <w:instrText xml:space="preserve"> HYPERLINK \l _Toc32368 </w:instrText>
       </w:r>
       <w:r>
         <w:fldChar w:fldCharType="separate"/>
@@ -2508,7 +2590,7 @@
         <w:fldChar w:fldCharType="begin"/>
       </w:r>
       <w:r>
-        <w:instrText xml:space="preserve"> PAGEREF _Toc21395 \h </w:instrText>
+        <w:instrText xml:space="preserve"> PAGEREF _Toc32368 \h </w:instrText>
       </w:r>
       <w:r>
         <w:fldChar w:fldCharType="separate"/>
@@ -2534,7 +2616,7 @@
         <w:fldChar w:fldCharType="begin"/>
       </w:r>
       <w:r>
-        <w:instrText xml:space="preserve"> HYPERLINK \l _Toc3306 </w:instrText>
+        <w:instrText xml:space="preserve"> HYPERLINK \l _Toc23950 </w:instrText>
       </w:r>
       <w:r>
         <w:fldChar w:fldCharType="separate"/>
@@ -2549,7 +2631,7 @@
         <w:fldChar w:fldCharType="begin"/>
       </w:r>
       <w:r>
-        <w:instrText xml:space="preserve"> PAGEREF _Toc3306 \h </w:instrText>
+        <w:instrText xml:space="preserve"> PAGEREF _Toc23950 \h </w:instrText>
       </w:r>
       <w:r>
         <w:fldChar w:fldCharType="separate"/>
@@ -2575,7 +2657,7 @@
         <w:fldChar w:fldCharType="begin"/>
       </w:r>
       <w:r>
-        <w:instrText xml:space="preserve"> HYPERLINK \l _Toc12178 </w:instrText>
+        <w:instrText xml:space="preserve"> HYPERLINK \l _Toc4104 </w:instrText>
       </w:r>
       <w:r>
         <w:fldChar w:fldCharType="separate"/>
@@ -2590,7 +2672,48 @@
         <w:fldChar w:fldCharType="begin"/>
       </w:r>
       <w:r>
-        <w:instrText xml:space="preserve"> PAGEREF _Toc12178 \h </w:instrText>
+        <w:instrText xml:space="preserve"> PAGEREF _Toc4104 \h </w:instrText>
+      </w:r>
+      <w:r>
+        <w:fldChar w:fldCharType="separate"/>
+      </w:r>
+      <w:r>
+        <w:t>8</w:t>
+      </w:r>
+      <w:r>
+        <w:fldChar w:fldCharType="end"/>
+      </w:r>
+      <w:r>
+        <w:fldChar w:fldCharType="end"/>
+      </w:r>
+    </w:p>
+    <w:p>
+      <w:pPr>
+        <w:pStyle w:val="38"/>
+        <w:tabs>
+          <w:tab w:val="right" w:leader="dot" w:pos="9866"/>
+        </w:tabs>
+      </w:pPr>
+      <w:r>
+        <w:fldChar w:fldCharType="begin"/>
+      </w:r>
+      <w:r>
+        <w:instrText xml:space="preserve"> HYPERLINK \l _Toc8779 </w:instrText>
+      </w:r>
+      <w:r>
+        <w:fldChar w:fldCharType="separate"/>
+      </w:r>
+      <w:r>
+        <w:t>8.3. Essay pending review và integrity cùng Attempt</w:t>
+      </w:r>
+      <w:r>
+        <w:tab/>
+      </w:r>
+      <w:r>
+        <w:fldChar w:fldCharType="begin"/>
+      </w:r>
+      <w:r>
+        <w:instrText xml:space="preserve"> PAGEREF _Toc8779 \h </w:instrText>
       </w:r>
       <w:r>
         <w:fldChar w:fldCharType="separate"/>
@@ -2616,7 +2739,7 @@
         <w:fldChar w:fldCharType="begin"/>
       </w:r>
       <w:r>
-        <w:instrText xml:space="preserve"> HYPERLINK \l _Toc19713 </w:instrText>
+        <w:instrText xml:space="preserve"> HYPERLINK \l _Toc25309 </w:instrText>
       </w:r>
       <w:r>
         <w:fldChar w:fldCharType="separate"/>
@@ -2631,7 +2754,7 @@
         <w:fldChar w:fldCharType="begin"/>
       </w:r>
       <w:r>
-        <w:instrText xml:space="preserve"> PAGEREF _Toc19713 \h </w:instrText>
+        <w:instrText xml:space="preserve"> PAGEREF _Toc25309 \h </w:instrText>
       </w:r>
       <w:r>
         <w:fldChar w:fldCharType="separate"/>
@@ -2657,7 +2780,7 @@
         <w:fldChar w:fldCharType="begin"/>
       </w:r>
       <w:r>
-        <w:instrText xml:space="preserve"> HYPERLINK \l _Toc20526 </w:instrText>
+        <w:instrText xml:space="preserve"> HYPERLINK \l _Toc7628 </w:instrText>
       </w:r>
       <w:r>
         <w:fldChar w:fldCharType="separate"/>
@@ -2672,7 +2795,7 @@
         <w:fldChar w:fldCharType="begin"/>
       </w:r>
       <w:r>
-        <w:instrText xml:space="preserve"> PAGEREF _Toc20526 \h </w:instrText>
+        <w:instrText xml:space="preserve"> PAGEREF _Toc7628 \h </w:instrText>
       </w:r>
       <w:r>
         <w:fldChar w:fldCharType="separate"/>
@@ -2698,7 +2821,7 @@
         <w:fldChar w:fldCharType="begin"/>
       </w:r>
       <w:r>
-        <w:instrText xml:space="preserve"> HYPERLINK \l _Toc12584 </w:instrText>
+        <w:instrText xml:space="preserve"> HYPERLINK \l _Toc3839 </w:instrText>
       </w:r>
       <w:r>
         <w:fldChar w:fldCharType="separate"/>
@@ -2713,7 +2836,7 @@
         <w:fldChar w:fldCharType="begin"/>
       </w:r>
       <w:r>
-        <w:instrText xml:space="preserve"> PAGEREF _Toc12584 \h </w:instrText>
+        <w:instrText xml:space="preserve"> PAGEREF _Toc3839 \h </w:instrText>
       </w:r>
       <w:r>
         <w:fldChar w:fldCharType="separate"/>
@@ -2739,7 +2862,7 @@
         <w:fldChar w:fldCharType="begin"/>
       </w:r>
       <w:r>
-        <w:instrText xml:space="preserve"> HYPERLINK \l _Toc6119 </w:instrText>
+        <w:instrText xml:space="preserve"> HYPERLINK \l _Toc19861 </w:instrText>
       </w:r>
       <w:r>
         <w:fldChar w:fldCharType="separate"/>
@@ -2754,7 +2877,7 @@
         <w:fldChar w:fldCharType="begin"/>
       </w:r>
       <w:r>
-        <w:instrText xml:space="preserve"> PAGEREF _Toc6119 \h </w:instrText>
+        <w:instrText xml:space="preserve"> PAGEREF _Toc19861 \h </w:instrText>
       </w:r>
       <w:r>
         <w:fldChar w:fldCharType="separate"/>
@@ -2780,7 +2903,7 @@
         <w:fldChar w:fldCharType="begin"/>
       </w:r>
       <w:r>
-        <w:instrText xml:space="preserve"> HYPERLINK \l _Toc11024 </w:instrText>
+        <w:instrText xml:space="preserve"> HYPERLINK \l _Toc12982 </w:instrText>
       </w:r>
       <w:r>
         <w:fldChar w:fldCharType="separate"/>
@@ -2795,7 +2918,7 @@
         <w:fldChar w:fldCharType="begin"/>
       </w:r>
       <w:r>
-        <w:instrText xml:space="preserve"> PAGEREF _Toc11024 \h </w:instrText>
+        <w:instrText xml:space="preserve"> PAGEREF _Toc12982 \h </w:instrText>
       </w:r>
       <w:r>
         <w:fldChar w:fldCharType="separate"/>
@@ -2821,7 +2944,7 @@
         <w:fldChar w:fldCharType="begin"/>
       </w:r>
       <w:r>
-        <w:instrText xml:space="preserve"> HYPERLINK \l _Toc11800 </w:instrText>
+        <w:instrText xml:space="preserve"> HYPERLINK \l _Toc23129 </w:instrText>
       </w:r>
       <w:r>
         <w:fldChar w:fldCharType="separate"/>
@@ -2836,7 +2959,7 @@
         <w:fldChar w:fldCharType="begin"/>
       </w:r>
       <w:r>
-        <w:instrText xml:space="preserve"> PAGEREF _Toc11800 \h </w:instrText>
+        <w:instrText xml:space="preserve"> PAGEREF _Toc23129 \h </w:instrText>
       </w:r>
       <w:r>
         <w:fldChar w:fldCharType="separate"/>
@@ -2862,7 +2985,7 @@
         <w:fldChar w:fldCharType="begin"/>
       </w:r>
       <w:r>
-        <w:instrText xml:space="preserve"> HYPERLINK \l _Toc30572 </w:instrText>
+        <w:instrText xml:space="preserve"> HYPERLINK \l _Toc29001 </w:instrText>
       </w:r>
       <w:r>
         <w:fldChar w:fldCharType="separate"/>
@@ -2877,7 +3000,7 @@
         <w:fldChar w:fldCharType="begin"/>
       </w:r>
       <w:r>
-        <w:instrText xml:space="preserve"> PAGEREF _Toc30572 \h </w:instrText>
+        <w:instrText xml:space="preserve"> PAGEREF _Toc29001 \h </w:instrText>
       </w:r>
       <w:r>
         <w:fldChar w:fldCharType="separate"/>
@@ -2903,7 +3026,7 @@
         <w:fldChar w:fldCharType="begin"/>
       </w:r>
       <w:r>
-        <w:instrText xml:space="preserve"> HYPERLINK \l _Toc19548 </w:instrText>
+        <w:instrText xml:space="preserve"> HYPERLINK \l _Toc2592 </w:instrText>
       </w:r>
       <w:r>
         <w:fldChar w:fldCharType="separate"/>
@@ -2918,13 +3041,13 @@
         <w:fldChar w:fldCharType="begin"/>
       </w:r>
       <w:r>
-        <w:instrText xml:space="preserve"> PAGEREF _Toc19548 \h </w:instrText>
+        <w:instrText xml:space="preserve"> PAGEREF _Toc2592 \h </w:instrText>
       </w:r>
       <w:r>
         <w:fldChar w:fldCharType="separate"/>
       </w:r>
       <w:r>
-        <w:t>9</w:t>
+        <w:t>10</w:t>
       </w:r>
       <w:r>
         <w:fldChar w:fldCharType="end"/>
@@ -2944,7 +3067,7 @@
         <w:fldChar w:fldCharType="begin"/>
       </w:r>
       <w:r>
-        <w:instrText xml:space="preserve"> HYPERLINK \l _Toc570 </w:instrText>
+        <w:instrText xml:space="preserve"> HYPERLINK \l _Toc20755 </w:instrText>
       </w:r>
       <w:r>
         <w:fldChar w:fldCharType="separate"/>
@@ -2959,7 +3082,7 @@
         <w:fldChar w:fldCharType="begin"/>
       </w:r>
       <w:r>
-        <w:instrText xml:space="preserve"> PAGEREF _Toc570 \h </w:instrText>
+        <w:instrText xml:space="preserve"> PAGEREF _Toc20755 \h </w:instrText>
       </w:r>
       <w:r>
         <w:fldChar w:fldCharType="separate"/>
@@ -2985,7 +3108,7 @@
         <w:fldChar w:fldCharType="begin"/>
       </w:r>
       <w:r>
-        <w:instrText xml:space="preserve"> HYPERLINK \l _Toc11331 </w:instrText>
+        <w:instrText xml:space="preserve"> HYPERLINK \l _Toc2178 </w:instrText>
       </w:r>
       <w:r>
         <w:fldChar w:fldCharType="separate"/>
@@ -3000,7 +3123,7 @@
         <w:fldChar w:fldCharType="begin"/>
       </w:r>
       <w:r>
-        <w:instrText xml:space="preserve"> PAGEREF _Toc11331 \h </w:instrText>
+        <w:instrText xml:space="preserve"> PAGEREF _Toc2178 \h </w:instrText>
       </w:r>
       <w:r>
         <w:fldChar w:fldCharType="separate"/>
@@ -3026,7 +3149,7 @@
         <w:fldChar w:fldCharType="begin"/>
       </w:r>
       <w:r>
-        <w:instrText xml:space="preserve"> HYPERLINK \l _Toc20011 </w:instrText>
+        <w:instrText xml:space="preserve"> HYPERLINK \l _Toc15185 </w:instrText>
       </w:r>
       <w:r>
         <w:fldChar w:fldCharType="separate"/>
@@ -3041,13 +3164,13 @@
         <w:fldChar w:fldCharType="begin"/>
       </w:r>
       <w:r>
-        <w:instrText xml:space="preserve"> PAGEREF _Toc20011 \h </w:instrText>
+        <w:instrText xml:space="preserve"> PAGEREF _Toc15185 \h </w:instrText>
       </w:r>
       <w:r>
         <w:fldChar w:fldCharType="separate"/>
       </w:r>
       <w:r>
-        <w:t>11</w:t>
+        <w:t>12</w:t>
       </w:r>
       <w:r>
         <w:fldChar w:fldCharType="end"/>
@@ -3067,7 +3190,7 @@
         <w:fldChar w:fldCharType="begin"/>
       </w:r>
       <w:r>
-        <w:instrText xml:space="preserve"> HYPERLINK \l _Toc16278 </w:instrText>
+        <w:instrText xml:space="preserve"> HYPERLINK \l _Toc24002 </w:instrText>
       </w:r>
       <w:r>
         <w:fldChar w:fldCharType="separate"/>
@@ -3082,13 +3205,13 @@
         <w:fldChar w:fldCharType="begin"/>
       </w:r>
       <w:r>
-        <w:instrText xml:space="preserve"> PAGEREF _Toc16278 \h </w:instrText>
+        <w:instrText xml:space="preserve"> PAGEREF _Toc24002 \h </w:instrText>
       </w:r>
       <w:r>
         <w:fldChar w:fldCharType="separate"/>
       </w:r>
       <w:r>
-        <w:t>11</w:t>
+        <w:t>12</w:t>
       </w:r>
       <w:r>
         <w:fldChar w:fldCharType="end"/>
@@ -3108,7 +3231,7 @@
         <w:fldChar w:fldCharType="begin"/>
       </w:r>
       <w:r>
-        <w:instrText xml:space="preserve"> HYPERLINK \l _Toc90 </w:instrText>
+        <w:instrText xml:space="preserve"> HYPERLINK \l _Toc13128 </w:instrText>
       </w:r>
       <w:r>
         <w:fldChar w:fldCharType="separate"/>
@@ -3123,7 +3246,7 @@
         <w:fldChar w:fldCharType="begin"/>
       </w:r>
       <w:r>
-        <w:instrText xml:space="preserve"> PAGEREF _Toc90 \h </w:instrText>
+        <w:instrText xml:space="preserve"> PAGEREF _Toc13128 \h </w:instrText>
       </w:r>
       <w:r>
         <w:fldChar w:fldCharType="separate"/>
@@ -3149,7 +3272,7 @@
         <w:fldChar w:fldCharType="begin"/>
       </w:r>
       <w:r>
-        <w:instrText xml:space="preserve"> HYPERLINK \l _Toc28593 </w:instrText>
+        <w:instrText xml:space="preserve"> HYPERLINK \l _Toc29654 </w:instrText>
       </w:r>
       <w:r>
         <w:fldChar w:fldCharType="separate"/>
@@ -3164,7 +3287,7 @@
         <w:fldChar w:fldCharType="begin"/>
       </w:r>
       <w:r>
-        <w:instrText xml:space="preserve"> PAGEREF _Toc28593 \h </w:instrText>
+        <w:instrText xml:space="preserve"> PAGEREF _Toc29654 \h </w:instrText>
       </w:r>
       <w:r>
         <w:fldChar w:fldCharType="separate"/>
@@ -3190,7 +3313,7 @@
         <w:fldChar w:fldCharType="begin"/>
       </w:r>
       <w:r>
-        <w:instrText xml:space="preserve"> HYPERLINK \l _Toc31414 </w:instrText>
+        <w:instrText xml:space="preserve"> HYPERLINK \l _Toc18360 </w:instrText>
       </w:r>
       <w:r>
         <w:fldChar w:fldCharType="separate"/>
@@ -3205,13 +3328,13 @@
         <w:fldChar w:fldCharType="begin"/>
       </w:r>
       <w:r>
-        <w:instrText xml:space="preserve"> PAGEREF _Toc31414 \h </w:instrText>
+        <w:instrText xml:space="preserve"> PAGEREF _Toc18360 \h </w:instrText>
       </w:r>
       <w:r>
         <w:fldChar w:fldCharType="separate"/>
       </w:r>
       <w:r>
-        <w:t>13</w:t>
+        <w:t>14</w:t>
       </w:r>
       <w:r>
         <w:fldChar w:fldCharType="end"/>
@@ -3231,7 +3354,7 @@
         <w:fldChar w:fldCharType="begin"/>
       </w:r>
       <w:r>
-        <w:instrText xml:space="preserve"> HYPERLINK \l _Toc17599 </w:instrText>
+        <w:instrText xml:space="preserve"> HYPERLINK \l _Toc16544 </w:instrText>
       </w:r>
       <w:r>
         <w:fldChar w:fldCharType="separate"/>
@@ -3246,7 +3369,7 @@
         <w:fldChar w:fldCharType="begin"/>
       </w:r>
       <w:r>
-        <w:instrText xml:space="preserve"> PAGEREF _Toc17599 \h </w:instrText>
+        <w:instrText xml:space="preserve"> PAGEREF _Toc16544 \h </w:instrText>
       </w:r>
       <w:r>
         <w:fldChar w:fldCharType="separate"/>
@@ -3272,7 +3395,7 @@
         <w:fldChar w:fldCharType="begin"/>
       </w:r>
       <w:r>
-        <w:instrText xml:space="preserve"> HYPERLINK \l _Toc715 </w:instrText>
+        <w:instrText xml:space="preserve"> HYPERLINK \l _Toc6319 </w:instrText>
       </w:r>
       <w:r>
         <w:fldChar w:fldCharType="separate"/>
@@ -3287,13 +3410,13 @@
         <w:fldChar w:fldCharType="begin"/>
       </w:r>
       <w:r>
-        <w:instrText xml:space="preserve"> PAGEREF _Toc715 \h </w:instrText>
+        <w:instrText xml:space="preserve"> PAGEREF _Toc6319 \h </w:instrText>
       </w:r>
       <w:r>
         <w:fldChar w:fldCharType="separate"/>
       </w:r>
       <w:r>
-        <w:t>14</w:t>
+        <w:t>15</w:t>
       </w:r>
       <w:r>
         <w:fldChar w:fldCharType="end"/>
@@ -3313,7 +3436,7 @@
         <w:fldChar w:fldCharType="begin"/>
       </w:r>
       <w:r>
-        <w:instrText xml:space="preserve"> HYPERLINK \l _Toc7139 </w:instrText>
+        <w:instrText xml:space="preserve"> HYPERLINK \l _Toc9947 </w:instrText>
       </w:r>
       <w:r>
         <w:fldChar w:fldCharType="separate"/>
@@ -3328,13 +3451,13 @@
         <w:fldChar w:fldCharType="begin"/>
       </w:r>
       <w:r>
-        <w:instrText xml:space="preserve"> PAGEREF _Toc7139 \h </w:instrText>
+        <w:instrText xml:space="preserve"> PAGEREF _Toc9947 \h </w:instrText>
       </w:r>
       <w:r>
         <w:fldChar w:fldCharType="separate"/>
       </w:r>
       <w:r>
-        <w:t>14</w:t>
+        <w:t>15</w:t>
       </w:r>
       <w:r>
         <w:fldChar w:fldCharType="end"/>
@@ -3354,7 +3477,7 @@
         <w:fldChar w:fldCharType="begin"/>
       </w:r>
       <w:r>
-        <w:instrText xml:space="preserve"> HYPERLINK \l _Toc8146 </w:instrText>
+        <w:instrText xml:space="preserve"> HYPERLINK \l _Toc23871 </w:instrText>
       </w:r>
       <w:r>
         <w:fldChar w:fldCharType="separate"/>
@@ -3369,7 +3492,7 @@
         <w:fldChar w:fldCharType="begin"/>
       </w:r>
       <w:r>
-        <w:instrText xml:space="preserve"> PAGEREF _Toc8146 \h </w:instrText>
+        <w:instrText xml:space="preserve"> PAGEREF _Toc23871 \h </w:instrText>
       </w:r>
       <w:r>
         <w:fldChar w:fldCharType="separate"/>
@@ -3395,7 +3518,7 @@
         <w:fldChar w:fldCharType="begin"/>
       </w:r>
       <w:r>
-        <w:instrText xml:space="preserve"> HYPERLINK \l _Toc2960 </w:instrText>
+        <w:instrText xml:space="preserve"> HYPERLINK \l _Toc27532 </w:instrText>
       </w:r>
       <w:r>
         <w:fldChar w:fldCharType="separate"/>
@@ -3410,7 +3533,7 @@
         <w:fldChar w:fldCharType="begin"/>
       </w:r>
       <w:r>
-        <w:instrText xml:space="preserve"> PAGEREF _Toc2960 \h </w:instrText>
+        <w:instrText xml:space="preserve"> PAGEREF _Toc27532 \h </w:instrText>
       </w:r>
       <w:r>
         <w:fldChar w:fldCharType="separate"/>
@@ -3439,7 +3562,7 @@
       <w:pPr>
         <w:pStyle w:val="2"/>
       </w:pPr>
-      <w:bookmarkStart w:id="2" w:name="_Toc4947"/>
+      <w:bookmarkStart w:id="2" w:name="_Toc14080"/>
       <w:r>
         <w:t>1. Tóm tắt điều hành</w:t>
       </w:r>
@@ -3545,7 +3668,7 @@
       <w:pPr>
         <w:pStyle w:val="2"/>
       </w:pPr>
-      <w:bookmarkStart w:id="3" w:name="_Toc8921"/>
+      <w:bookmarkStart w:id="3" w:name="_Toc26112"/>
       <w:r>
         <w:t>2. Đối chiếu yêu cầu giảng viên — Week 1</w:t>
       </w:r>
@@ -4501,16 +4624,8 @@
             <w:vAlign w:val="center"/>
           </w:tcPr>
           <w:p>
-            <w:pPr>
-              <w:spacing w:after="0" w:line="240" w:lineRule="auto"/>
-            </w:pPr>
-            <w:r>
-              <w:rPr>
-                <w:rFonts w:ascii="Arial" w:hAnsi="Arial" w:eastAsia="Arial"/>
-                <w:color w:val="1F2937"/>
-                <w:sz w:val="16"/>
-              </w:rPr>
-              <w:t>AI/ML điểm cộng</w:t>
+            <w:r>
+              <w:t>AI/ML có thể được đánh giá cao</w:t>
             </w:r>
           </w:p>
         </w:tc>
@@ -4526,16 +4641,8 @@
             <w:vAlign w:val="center"/>
           </w:tcPr>
           <w:p>
-            <w:pPr>
-              <w:spacing w:after="0" w:line="240" w:lineRule="auto"/>
-            </w:pPr>
-            <w:r>
-              <w:rPr>
-                <w:rFonts w:ascii="Arial" w:hAnsi="Arial" w:eastAsia="Arial"/>
-                <w:color w:val="1F2937"/>
-                <w:sz w:val="16"/>
-              </w:rPr>
-              <w:t>Gemini pipeline có</w:t>
+            <w:r>
+              <w:t>Tuấn Tài báo lại lời giảng viên; Gemini pipeline đã có</w:t>
             </w:r>
           </w:p>
         </w:tc>
@@ -4551,16 +4658,8 @@
             <w:vAlign w:val="center"/>
           </w:tcPr>
           <w:p>
-            <w:pPr>
-              <w:spacing w:after="0" w:line="240" w:lineRule="auto"/>
-            </w:pPr>
-            <w:r>
-              <w:rPr>
-                <w:rFonts w:ascii="Arial" w:hAnsi="Arial" w:eastAsia="Arial"/>
-                <w:color w:val="1F2937"/>
-                <w:sz w:val="16"/>
-              </w:rPr>
-              <w:t>Evidence/Twin/ML gate chưa xong</w:t>
+            <w:r>
+              <w:t>Cần timestamp/transcript; Evidence/Twin/ML gate chưa xong</w:t>
             </w:r>
           </w:p>
         </w:tc>
@@ -4571,7 +4670,7 @@
       <w:pPr>
         <w:pStyle w:val="2"/>
       </w:pPr>
-      <w:bookmarkStart w:id="4" w:name="_Toc19201"/>
+      <w:bookmarkStart w:id="4" w:name="_Toc18011"/>
       <w:r>
         <w:t>3. Bài toán và mục tiêu</w:t>
       </w:r>
@@ -4581,7 +4680,7 @@
       <w:pPr>
         <w:pStyle w:val="3"/>
       </w:pPr>
-      <w:bookmarkStart w:id="5" w:name="_Toc3212"/>
+      <w:bookmarkStart w:id="5" w:name="_Toc7720"/>
       <w:r>
         <w:t>3.1. Bài toán</w:t>
       </w:r>
@@ -4656,7 +4755,7 @@
       <w:pPr>
         <w:pStyle w:val="3"/>
       </w:pPr>
-      <w:bookmarkStart w:id="6" w:name="_Toc8020"/>
+      <w:bookmarkStart w:id="6" w:name="_Toc10583"/>
       <w:r>
         <w:t>3.2. Mục tiêu</w:t>
       </w:r>
@@ -4770,7 +4869,7 @@
       <w:pPr>
         <w:pStyle w:val="2"/>
       </w:pPr>
-      <w:bookmarkStart w:id="7" w:name="_Toc4210"/>
+      <w:bookmarkStart w:id="7" w:name="_Toc6261"/>
       <w:r>
         <w:t>4. XÁC ĐỊNH ĐỐI TƯỢNG NGƯỜI DÙNG</w:t>
       </w:r>
@@ -5377,7 +5476,7 @@
       <w:pPr>
         <w:pStyle w:val="2"/>
       </w:pPr>
-      <w:bookmarkStart w:id="8" w:name="_Toc29091"/>
+      <w:bookmarkStart w:id="8" w:name="_Toc32716"/>
       <w:r>
         <w:t>5. Phạm vi</w:t>
       </w:r>
@@ -5387,7 +5486,7 @@
       <w:pPr>
         <w:pStyle w:val="3"/>
       </w:pPr>
-      <w:bookmarkStart w:id="9" w:name="_Toc23972"/>
+      <w:bookmarkStart w:id="9" w:name="_Toc14242"/>
       <w:r>
         <w:t>5.1. Chức năng cốt lõi trong MVP</w:t>
       </w:r>
@@ -5488,7 +5587,7 @@
       <w:pPr>
         <w:pStyle w:val="3"/>
       </w:pPr>
-      <w:bookmarkStart w:id="10" w:name="_Toc9046"/>
+      <w:bookmarkStart w:id="10" w:name="_Toc25282"/>
       <w:r>
         <w:t>5.2. Chức năng nâng cao có điều kiện</w:t>
       </w:r>
@@ -5537,7 +5636,7 @@
       <w:pPr>
         <w:pStyle w:val="3"/>
       </w:pPr>
-      <w:bookmarkStart w:id="11" w:name="_Toc19406"/>
+      <w:bookmarkStart w:id="11" w:name="_Toc21734"/>
       <w:r>
         <w:t>5.3. Ngoài phạm vi</w:t>
       </w:r>
@@ -5604,7 +5703,7 @@
       <w:pPr>
         <w:pStyle w:val="2"/>
       </w:pPr>
-      <w:bookmarkStart w:id="12" w:name="_Toc25004"/>
+      <w:bookmarkStart w:id="12" w:name="_Toc8607"/>
       <w:r>
         <w:t>6. Kiến trúc và công nghệ</w:t>
       </w:r>
@@ -6380,7 +6479,7 @@
       <w:pPr>
         <w:pStyle w:val="2"/>
       </w:pPr>
-      <w:bookmarkStart w:id="13" w:name="_Toc15985"/>
+      <w:bookmarkStart w:id="13" w:name="_Toc6390"/>
       <w:r>
         <w:t>7. QUY TRÌNH NGHIỆP VỤ CỐT LÕI</w:t>
       </w:r>
@@ -6390,7 +6489,7 @@
       <w:pPr>
         <w:pStyle w:val="3"/>
       </w:pPr>
-      <w:bookmarkStart w:id="14" w:name="_Toc10355"/>
+      <w:bookmarkStart w:id="14" w:name="_Toc1436"/>
       <w:r>
         <w:t>7.1. Quản trị quyền động</w:t>
       </w:r>
@@ -6484,7 +6583,7 @@
       <w:pPr>
         <w:pStyle w:val="3"/>
       </w:pPr>
-      <w:bookmarkStart w:id="15" w:name="_Toc5934"/>
+      <w:bookmarkStart w:id="15" w:name="_Toc17940"/>
       <w:r>
         <w:t>7.2. Giao và nộp bài</w:t>
       </w:r>
@@ -6578,7 +6677,7 @@
       <w:pPr>
         <w:pStyle w:val="3"/>
       </w:pPr>
-      <w:bookmarkStart w:id="16" w:name="_Toc31657"/>
+      <w:bookmarkStart w:id="16" w:name="_Toc13856"/>
       <w:r>
         <w:t>7.3. AI success</w:t>
       </w:r>
@@ -6660,7 +6759,7 @@
       <w:pPr>
         <w:pStyle w:val="3"/>
       </w:pPr>
-      <w:bookmarkStart w:id="17" w:name="_Toc22369"/>
+      <w:bookmarkStart w:id="17" w:name="_Toc17297"/>
       <w:r>
         <w:t>7.4. AI outage/fallback</w:t>
       </w:r>
@@ -6754,7 +6853,7 @@
       <w:pPr>
         <w:pStyle w:val="3"/>
       </w:pPr>
-      <w:bookmarkStart w:id="18" w:name="_Toc5936"/>
+      <w:bookmarkStart w:id="18" w:name="_Toc27824"/>
       <w:r>
         <w:t>7.5. Teacher override/replay</w:t>
       </w:r>
@@ -6848,7 +6947,7 @@
       <w:pPr>
         <w:pStyle w:val="2"/>
       </w:pPr>
-      <w:bookmarkStart w:id="19" w:name="_Toc21395"/>
+      <w:bookmarkStart w:id="19" w:name="_Toc32368"/>
       <w:r>
         <w:t>8. Ranh giới AI và mô hình Evidence</w:t>
       </w:r>
@@ -6930,7 +7029,7 @@
       <w:pPr>
         <w:pStyle w:val="3"/>
       </w:pPr>
-      <w:bookmarkStart w:id="20" w:name="_Toc3306"/>
+      <w:bookmarkStart w:id="20" w:name="_Toc23950"/>
       <w:r>
         <w:t>8.1. Ba chiều độc lập</w:t>
       </w:r>
@@ -7417,7 +7516,7 @@
       <w:pPr>
         <w:pStyle w:val="3"/>
       </w:pPr>
-      <w:bookmarkStart w:id="21" w:name="_Toc12178"/>
+      <w:bookmarkStart w:id="21" w:name="_Toc4104"/>
       <w:r>
         <w:t>8.2. Evidence Gate</w:t>
       </w:r>
@@ -7502,13 +7601,33 @@
     </w:p>
     <w:p>
       <w:pPr>
+        <w:pStyle w:val="3"/>
+      </w:pPr>
+      <w:bookmarkStart w:id="22" w:name="_Toc8779"/>
+      <w:r>
+        <w:t>8.3. Essay pending review và integrity cùng Attempt</w:t>
+      </w:r>
+      <w:bookmarkEnd w:id="22"/>
+    </w:p>
+    <w:p>
+      <w:r>
+        <w:t>Essay có preliminary isCorrect = null và score = 0 cho tới khi giáo viên chấm. AI vẫn có thể tạo observation, nhưng Evidence bắt buộc ReviewOnly, reasoning weight = 0 và Knowledge Mastery giữ nguyên. Không chuyển null thành false hoặc giá trị neutral. TeacherOverride + HumanConfirmed tạo effective correctness; replay sau đó mới được cập nhật Mastery.</w:t>
+      </w:r>
+    </w:p>
+    <w:p>
+      <w:r>
+        <w:t>EvidenceAssessment.analysis_id nếu có phải thuộc đúng attempt_id; supersedes_assessment_id nếu có phải thuộc cùng Attempt. Target schema dùng composite alternate key/FK, BLL kiểm tra trước insert và MySQL integration test phải từ chối mismatch dù cùng Center.</w:t>
+      </w:r>
+    </w:p>
+    <w:p>
+      <w:pPr>
         <w:pStyle w:val="2"/>
       </w:pPr>
-      <w:bookmarkStart w:id="22" w:name="_Toc19713"/>
+      <w:bookmarkStart w:id="23" w:name="_Toc25309"/>
       <w:r>
         <w:t>9. Phân quyền động trong từng Center</w:t>
       </w:r>
-      <w:bookmarkEnd w:id="22"/>
+      <w:bookmarkEnd w:id="23"/>
     </w:p>
     <w:p>
       <w:pPr>
@@ -7526,11 +7645,11 @@
       <w:pPr>
         <w:pStyle w:val="3"/>
       </w:pPr>
-      <w:bookmarkStart w:id="23" w:name="_Toc20526"/>
+      <w:bookmarkStart w:id="24" w:name="_Toc7628"/>
       <w:r>
         <w:t>9.1. Mô hình</w:t>
       </w:r>
-      <w:bookmarkEnd w:id="23"/>
+      <w:bookmarkEnd w:id="24"/>
     </w:p>
     <w:tbl>
       <w:tblPr>
@@ -8258,11 +8377,11 @@
       <w:pPr>
         <w:pStyle w:val="3"/>
       </w:pPr>
-      <w:bookmarkStart w:id="24" w:name="_Toc12584"/>
+      <w:bookmarkStart w:id="25" w:name="_Toc3839"/>
       <w:r>
         <w:t>9.2. Last-admin invariant</w:t>
       </w:r>
-      <w:bookmarkEnd w:id="24"/>
+      <w:bookmarkEnd w:id="25"/>
     </w:p>
     <w:p>
       <w:pPr>
@@ -8332,22 +8451,18 @@
       <w:pPr>
         <w:pStyle w:val="3"/>
       </w:pPr>
-      <w:bookmarkStart w:id="25" w:name="_Toc6119"/>
+      <w:bookmarkStart w:id="26" w:name="_Toc19861"/>
       <w:r>
         <w:t>9.3. Session invalidation</w:t>
       </w:r>
-      <w:bookmarkEnd w:id="25"/>
+      <w:bookmarkEnd w:id="26"/>
     </w:p>
     <w:p>
       <w:pPr>
         <w:spacing w:after="100" w:line="269" w:lineRule="auto"/>
       </w:pPr>
       <w:r>
-        <w:rPr>
-          <w:rFonts w:ascii="Arial" w:hAnsi="Arial" w:eastAsia="Arial"/>
-          <w:sz w:val="20"/>
-        </w:rPr>
-        <w:t>JSON authorizationVersion và JWT auth_version cùng ánh xạ tới users.auth_version; không tạo cột/version thứ hai. Password reset, status change, user-role và role-permission mutation phải tăng version nguyên tử cho user bị ảnh hưởng. Mỗi request bảo vệ phải từ chối access token stale; refresh token liên quan bị revoke theo policy.</w:t>
+        <w:t>JSON authorizationVersion và JWT auth_version cùng ánh xạ tới users.auth_version; đây là security invalidation counter, không phải optimistic concurrency token. User-role mutation gửi rowVersion của target User để chống lost update; transaction kiểm tra rowVersion, thay role, tăng auth_version, ghi audit và revoke refresh token theo policy, rồi trả cả rowVersion mới và authorizationVersion mới. Mỗi request bảo vệ phải từ chối access token stale.</w:t>
       </w:r>
     </w:p>
     <w:tbl>
@@ -8426,11 +8541,11 @@
       <w:pPr>
         <w:pStyle w:val="2"/>
       </w:pPr>
-      <w:bookmarkStart w:id="26" w:name="_Toc11024"/>
+      <w:bookmarkStart w:id="27" w:name="_Toc12982"/>
       <w:r>
         <w:t>10. Chức năng và giao diện theo vai trò</w:t>
       </w:r>
-      <w:bookmarkEnd w:id="26"/>
+      <w:bookmarkEnd w:id="27"/>
     </w:p>
     <w:tbl>
       <w:tblPr>
@@ -8965,11 +9080,11 @@
       <w:pPr>
         <w:pStyle w:val="3"/>
       </w:pPr>
-      <w:bookmarkStart w:id="27" w:name="_Toc11800"/>
+      <w:bookmarkStart w:id="28" w:name="_Toc23129"/>
       <w:r>
         <w:t>10.1. Trạng thái UX bắt buộc</w:t>
       </w:r>
-      <w:bookmarkEnd w:id="27"/>
+      <w:bookmarkEnd w:id="28"/>
     </w:p>
     <w:p>
       <w:pPr>
@@ -9040,11 +9155,11 @@
       <w:pPr>
         <w:pStyle w:val="2"/>
       </w:pPr>
-      <w:bookmarkStart w:id="28" w:name="_Toc30572"/>
+      <w:bookmarkStart w:id="29" w:name="_Toc29001"/>
       <w:r>
         <w:t>11. Đặc tả chức năng</w:t>
       </w:r>
-      <w:bookmarkEnd w:id="28"/>
+      <w:bookmarkEnd w:id="29"/>
     </w:p>
     <w:tbl>
       <w:tblPr>
@@ -10363,11 +10478,11 @@
       <w:pPr>
         <w:pStyle w:val="2"/>
       </w:pPr>
-      <w:bookmarkStart w:id="29" w:name="_Toc19548"/>
+      <w:bookmarkStart w:id="30" w:name="_Toc2592"/>
       <w:r>
         <w:t>12. Yêu cầu phi chức năng</w:t>
       </w:r>
-      <w:bookmarkEnd w:id="29"/>
+      <w:bookmarkEnd w:id="30"/>
     </w:p>
     <w:tbl>
       <w:tblPr>
@@ -11132,11 +11247,11 @@
       <w:pPr>
         <w:pStyle w:val="2"/>
       </w:pPr>
-      <w:bookmarkStart w:id="30" w:name="_Toc570"/>
+      <w:bookmarkStart w:id="31" w:name="_Toc20755"/>
       <w:r>
         <w:t>13. Cơ sở dữ liệu và ràng buộc</w:t>
       </w:r>
-      <w:bookmarkEnd w:id="30"/>
+      <w:bookmarkEnd w:id="31"/>
     </w:p>
     <w:p>
       <w:pPr>
@@ -15806,16 +15921,8 @@
             <w:vAlign w:val="center"/>
           </w:tcPr>
           <w:p>
-            <w:pPr>
-              <w:spacing w:after="0" w:line="240" w:lineRule="auto"/>
-            </w:pPr>
-            <w:r>
-              <w:rPr>
-                <w:rFonts w:ascii="Arial" w:hAnsi="Arial" w:eastAsia="Arial"/>
-                <w:color w:val="1F2937"/>
-                <w:sz w:val="13"/>
-              </w:rPr>
-              <w:t>Logical one-to-one attempt</w:t>
+            <w:r>
+              <w:t>1:1 Attempt; alternate key (center, analysis, attempt)</w:t>
             </w:r>
           </w:p>
         </w:tc>
@@ -17002,16 +17109,8 @@
             <w:vAlign w:val="center"/>
           </w:tcPr>
           <w:p>
-            <w:pPr>
-              <w:spacing w:after="0" w:line="240" w:lineRule="auto"/>
-            </w:pPr>
-            <w:r>
-              <w:rPr>
-                <w:rFonts w:ascii="Arial" w:hAnsi="Arial" w:eastAsia="Arial"/>
-                <w:color w:val="1F2937"/>
-                <w:sz w:val="13"/>
-              </w:rPr>
-              <w:t>FK attempt/analysis/supersession</w:t>
+            <w:r>
+              <w:t>Composite FK cùng attempt cho analysis/supersession</w:t>
             </w:r>
           </w:p>
         </w:tc>
@@ -17022,11 +17121,11 @@
       <w:pPr>
         <w:pStyle w:val="3"/>
       </w:pPr>
-      <w:bookmarkStart w:id="31" w:name="_Toc11331"/>
+      <w:bookmarkStart w:id="32" w:name="_Toc2178"/>
       <w:r>
         <w:t>13.1. Ràng buộc bắt buộc</w:t>
       </w:r>
-      <w:bookmarkEnd w:id="31"/>
+      <w:bookmarkEnd w:id="32"/>
     </w:p>
     <w:p>
       <w:pPr>
@@ -17073,11 +17172,7 @@
         <w:spacing w:after="40"/>
       </w:pPr>
       <w:r>
-        <w:rPr>
-          <w:rFonts w:ascii="Arial" w:hAnsi="Arial" w:eastAsia="Arial"/>
-          <w:sz w:val="20"/>
-        </w:rPr>
-        <w:t>Attempt/job/evidence/twin update dùng transaction, idempotency key và optimistic concurrency khi có thể tranh chấp.</w:t>
+        <w:t>Attempt/job/evidence/twin update dùng transaction, idempotency key và optimistic concurrency khi có thể tranh chấp. Composite FK khóa Evidence–Analysis–Supersession cùng Center và cùng Attempt; query filter không thay thế ràng buộc này.</w:t>
       </w:r>
     </w:p>
     <w:p>
@@ -17097,11 +17192,11 @@
       <w:pPr>
         <w:pStyle w:val="2"/>
       </w:pPr>
-      <w:bookmarkStart w:id="32" w:name="_Toc20011"/>
+      <w:bookmarkStart w:id="33" w:name="_Toc15185"/>
       <w:r>
         <w:t>14. Bảo mật và multi-tenancy</w:t>
       </w:r>
-      <w:bookmarkEnd w:id="32"/>
+      <w:bookmarkEnd w:id="33"/>
     </w:p>
     <w:p>
       <w:pPr>
@@ -17185,1364 +17280,9 @@
       <w:pPr>
         <w:pStyle w:val="2"/>
       </w:pPr>
-      <w:bookmarkStart w:id="33" w:name="_Toc16278"/>
+      <w:bookmarkStart w:id="34" w:name="_Toc24002"/>
       <w:r>
         <w:t>15. Trạng thái triển khai: Current → Target</w:t>
-      </w:r>
-      <w:bookmarkEnd w:id="33"/>
-    </w:p>
-    <w:tbl>
-      <w:tblPr>
-        <w:tblStyle w:val="35"/>
-        <w:tblW w:w="0" w:type="auto"/>
-        <w:jc w:val="center"/>
-        <w:tblBorders>
-          <w:top w:val="single" w:color="auto" w:sz="4" w:space="0"/>
-          <w:left w:val="single" w:color="auto" w:sz="4" w:space="0"/>
-          <w:bottom w:val="single" w:color="auto" w:sz="4" w:space="0"/>
-          <w:right w:val="single" w:color="auto" w:sz="4" w:space="0"/>
-          <w:insideH w:val="single" w:color="auto" w:sz="4" w:space="0"/>
-          <w:insideV w:val="single" w:color="auto" w:sz="4" w:space="0"/>
-        </w:tblBorders>
-        <w:tblLayout w:type="fixed"/>
-        <w:tblCellMar>
-          <w:top w:w="0" w:type="dxa"/>
-          <w:left w:w="108" w:type="dxa"/>
-          <w:bottom w:w="0" w:type="dxa"/>
-          <w:right w:w="108" w:type="dxa"/>
-        </w:tblCellMar>
-      </w:tblPr>
-      <w:tblGrid>
-        <w:gridCol w:w="2466"/>
-        <w:gridCol w:w="2466"/>
-        <w:gridCol w:w="2466"/>
-        <w:gridCol w:w="2466"/>
-      </w:tblGrid>
-      <w:tr>
-        <w:tblPrEx>
-          <w:tblBorders>
-            <w:top w:val="single" w:color="auto" w:sz="4" w:space="0"/>
-            <w:left w:val="single" w:color="auto" w:sz="4" w:space="0"/>
-            <w:bottom w:val="single" w:color="auto" w:sz="4" w:space="0"/>
-            <w:right w:val="single" w:color="auto" w:sz="4" w:space="0"/>
-            <w:insideH w:val="single" w:color="auto" w:sz="4" w:space="0"/>
-            <w:insideV w:val="single" w:color="auto" w:sz="4" w:space="0"/>
-          </w:tblBorders>
-          <w:tblCellMar>
-            <w:top w:w="0" w:type="dxa"/>
-            <w:left w:w="108" w:type="dxa"/>
-            <w:bottom w:w="0" w:type="dxa"/>
-            <w:right w:w="108" w:type="dxa"/>
-          </w:tblCellMar>
-        </w:tblPrEx>
-        <w:trPr>
-          <w:tblHeader/>
-          <w:jc w:val="center"/>
-        </w:trPr>
-        <w:tc>
-          <w:tcPr>
-            <w:tcW w:w="1701" w:type="dxa"/>
-            <w:shd w:val="clear" w:color="auto" w:fill="17365D"/>
-            <w:tcMar>
-              <w:top w:w="80" w:type="dxa"/>
-              <w:left w:w="90" w:type="dxa"/>
-              <w:bottom w:w="80" w:type="dxa"/>
-              <w:right w:w="90" w:type="dxa"/>
-            </w:tcMar>
-          </w:tcPr>
-          <w:p>
-            <w:pPr>
-              <w:spacing w:after="0" w:line="240" w:lineRule="auto"/>
-              <w:jc w:val="center"/>
-            </w:pPr>
-            <w:r>
-              <w:rPr>
-                <w:rFonts w:ascii="Arial" w:hAnsi="Arial" w:eastAsia="Arial"/>
-                <w:b/>
-                <w:color w:val="FFFFFF"/>
-                <w:sz w:val="16"/>
-              </w:rPr>
-              <w:t>Lĩnh vực</w:t>
-            </w:r>
-          </w:p>
-        </w:tc>
-        <w:tc>
-          <w:tcPr>
-            <w:tcW w:w="1417" w:type="dxa"/>
-            <w:shd w:val="clear" w:color="auto" w:fill="17365D"/>
-            <w:tcMar>
-              <w:top w:w="80" w:type="dxa"/>
-              <w:left w:w="90" w:type="dxa"/>
-              <w:bottom w:w="80" w:type="dxa"/>
-              <w:right w:w="90" w:type="dxa"/>
-            </w:tcMar>
-          </w:tcPr>
-          <w:p>
-            <w:pPr>
-              <w:spacing w:after="0" w:line="240" w:lineRule="auto"/>
-              <w:jc w:val="center"/>
-            </w:pPr>
-            <w:r>
-              <w:rPr>
-                <w:rFonts w:ascii="Arial" w:hAnsi="Arial" w:eastAsia="Arial"/>
-                <w:b/>
-                <w:color w:val="FFFFFF"/>
-                <w:sz w:val="16"/>
-              </w:rPr>
-              <w:t>Trạng thái</w:t>
-            </w:r>
-          </w:p>
-        </w:tc>
-        <w:tc>
-          <w:tcPr>
-            <w:tcW w:w="3288" w:type="dxa"/>
-            <w:shd w:val="clear" w:color="auto" w:fill="17365D"/>
-            <w:tcMar>
-              <w:top w:w="80" w:type="dxa"/>
-              <w:left w:w="90" w:type="dxa"/>
-              <w:bottom w:w="80" w:type="dxa"/>
-              <w:right w:w="90" w:type="dxa"/>
-            </w:tcMar>
-          </w:tcPr>
-          <w:p>
-            <w:pPr>
-              <w:spacing w:after="0" w:line="240" w:lineRule="auto"/>
-              <w:jc w:val="center"/>
-            </w:pPr>
-            <w:r>
-              <w:rPr>
-                <w:rFonts w:ascii="Arial" w:hAnsi="Arial" w:eastAsia="Arial"/>
-                <w:b/>
-                <w:color w:val="FFFFFF"/>
-                <w:sz w:val="16"/>
-              </w:rPr>
-              <w:t>Đã có</w:t>
-            </w:r>
-          </w:p>
-        </w:tc>
-        <w:tc>
-          <w:tcPr>
-            <w:tcW w:w="3288" w:type="dxa"/>
-            <w:shd w:val="clear" w:color="auto" w:fill="17365D"/>
-            <w:tcMar>
-              <w:top w:w="80" w:type="dxa"/>
-              <w:left w:w="90" w:type="dxa"/>
-              <w:bottom w:w="80" w:type="dxa"/>
-              <w:right w:w="90" w:type="dxa"/>
-            </w:tcMar>
-          </w:tcPr>
-          <w:p>
-            <w:pPr>
-              <w:spacing w:after="0" w:line="240" w:lineRule="auto"/>
-              <w:jc w:val="center"/>
-            </w:pPr>
-            <w:r>
-              <w:rPr>
-                <w:rFonts w:ascii="Arial" w:hAnsi="Arial" w:eastAsia="Arial"/>
-                <w:b/>
-                <w:color w:val="FFFFFF"/>
-                <w:sz w:val="16"/>
-              </w:rPr>
-              <w:t>Cần làm</w:t>
-            </w:r>
-          </w:p>
-        </w:tc>
-      </w:tr>
-      <w:tr>
-        <w:tblPrEx>
-          <w:tblBorders>
-            <w:top w:val="single" w:color="auto" w:sz="4" w:space="0"/>
-            <w:left w:val="single" w:color="auto" w:sz="4" w:space="0"/>
-            <w:bottom w:val="single" w:color="auto" w:sz="4" w:space="0"/>
-            <w:right w:val="single" w:color="auto" w:sz="4" w:space="0"/>
-            <w:insideH w:val="single" w:color="auto" w:sz="4" w:space="0"/>
-            <w:insideV w:val="single" w:color="auto" w:sz="4" w:space="0"/>
-          </w:tblBorders>
-          <w:tblCellMar>
-            <w:top w:w="0" w:type="dxa"/>
-            <w:left w:w="108" w:type="dxa"/>
-            <w:bottom w:w="0" w:type="dxa"/>
-            <w:right w:w="108" w:type="dxa"/>
-          </w:tblCellMar>
-        </w:tblPrEx>
-        <w:trPr>
-          <w:cantSplit/>
-          <w:jc w:val="center"/>
-        </w:trPr>
-        <w:tc>
-          <w:tcPr>
-            <w:tcW w:w="1701" w:type="dxa"/>
-            <w:tcMar>
-              <w:top w:w="80" w:type="dxa"/>
-              <w:left w:w="90" w:type="dxa"/>
-              <w:bottom w:w="80" w:type="dxa"/>
-              <w:right w:w="90" w:type="dxa"/>
-            </w:tcMar>
-            <w:vAlign w:val="center"/>
-          </w:tcPr>
-          <w:p>
-            <w:pPr>
-              <w:spacing w:after="0" w:line="240" w:lineRule="auto"/>
-            </w:pPr>
-            <w:r>
-              <w:rPr>
-                <w:rFonts w:ascii="Arial" w:hAnsi="Arial" w:eastAsia="Arial"/>
-                <w:color w:val="1F2937"/>
-                <w:sz w:val="15"/>
-              </w:rPr>
-              <w:t>Authentication</w:t>
-            </w:r>
-          </w:p>
-        </w:tc>
-        <w:tc>
-          <w:tcPr>
-            <w:tcW w:w="1417" w:type="dxa"/>
-            <w:tcMar>
-              <w:top w:w="80" w:type="dxa"/>
-              <w:left w:w="90" w:type="dxa"/>
-              <w:bottom w:w="80" w:type="dxa"/>
-              <w:right w:w="90" w:type="dxa"/>
-            </w:tcMar>
-            <w:vAlign w:val="center"/>
-          </w:tcPr>
-          <w:p>
-            <w:pPr>
-              <w:spacing w:after="0" w:line="240" w:lineRule="auto"/>
-            </w:pPr>
-            <w:r>
-              <w:rPr>
-                <w:rFonts w:ascii="Arial" w:hAnsi="Arial" w:eastAsia="Arial"/>
-                <w:color w:val="1F2937"/>
-                <w:sz w:val="15"/>
-              </w:rPr>
-              <w:t>Current</w:t>
-            </w:r>
-          </w:p>
-        </w:tc>
-        <w:tc>
-          <w:tcPr>
-            <w:tcW w:w="3288" w:type="dxa"/>
-            <w:tcMar>
-              <w:top w:w="80" w:type="dxa"/>
-              <w:left w:w="90" w:type="dxa"/>
-              <w:bottom w:w="80" w:type="dxa"/>
-              <w:right w:w="90" w:type="dxa"/>
-            </w:tcMar>
-            <w:vAlign w:val="center"/>
-          </w:tcPr>
-          <w:p>
-            <w:pPr>
-              <w:spacing w:after="0" w:line="240" w:lineRule="auto"/>
-            </w:pPr>
-            <w:r>
-              <w:rPr>
-                <w:rFonts w:ascii="Arial" w:hAnsi="Arial" w:eastAsia="Arial"/>
-                <w:color w:val="1F2937"/>
-                <w:sz w:val="15"/>
-              </w:rPr>
-              <w:t>Login/refresh/logout/me, hash/rotation và tenant context đã có</w:t>
-            </w:r>
-          </w:p>
-        </w:tc>
-        <w:tc>
-          <w:tcPr>
-            <w:tcW w:w="3288" w:type="dxa"/>
-            <w:tcMar>
-              <w:top w:w="80" w:type="dxa"/>
-              <w:left w:w="90" w:type="dxa"/>
-              <w:bottom w:w="80" w:type="dxa"/>
-              <w:right w:w="90" w:type="dxa"/>
-            </w:tcMar>
-            <w:vAlign w:val="center"/>
-          </w:tcPr>
-          <w:p>
-            <w:pPr>
-              <w:spacing w:after="0" w:line="240" w:lineRule="auto"/>
-            </w:pPr>
-            <w:r>
-              <w:rPr>
-                <w:rFonts w:ascii="Arial" w:hAnsi="Arial" w:eastAsia="Arial"/>
-                <w:color w:val="1F2937"/>
-                <w:sz w:val="15"/>
-              </w:rPr>
-              <w:t>Thêm server stale auth_version gate và payload roles/permissions</w:t>
-            </w:r>
-          </w:p>
-        </w:tc>
-      </w:tr>
-      <w:tr>
-        <w:tblPrEx>
-          <w:tblBorders>
-            <w:top w:val="single" w:color="auto" w:sz="4" w:space="0"/>
-            <w:left w:val="single" w:color="auto" w:sz="4" w:space="0"/>
-            <w:bottom w:val="single" w:color="auto" w:sz="4" w:space="0"/>
-            <w:right w:val="single" w:color="auto" w:sz="4" w:space="0"/>
-            <w:insideH w:val="single" w:color="auto" w:sz="4" w:space="0"/>
-            <w:insideV w:val="single" w:color="auto" w:sz="4" w:space="0"/>
-          </w:tblBorders>
-          <w:tblCellMar>
-            <w:top w:w="0" w:type="dxa"/>
-            <w:left w:w="108" w:type="dxa"/>
-            <w:bottom w:w="0" w:type="dxa"/>
-            <w:right w:w="108" w:type="dxa"/>
-          </w:tblCellMar>
-        </w:tblPrEx>
-        <w:trPr>
-          <w:cantSplit/>
-          <w:jc w:val="center"/>
-        </w:trPr>
-        <w:tc>
-          <w:tcPr>
-            <w:tcW w:w="1701" w:type="dxa"/>
-            <w:shd w:val="clear" w:color="auto" w:fill="F8FAFC"/>
-            <w:tcMar>
-              <w:top w:w="80" w:type="dxa"/>
-              <w:left w:w="90" w:type="dxa"/>
-              <w:bottom w:w="80" w:type="dxa"/>
-              <w:right w:w="90" w:type="dxa"/>
-            </w:tcMar>
-            <w:vAlign w:val="center"/>
-          </w:tcPr>
-          <w:p>
-            <w:pPr>
-              <w:spacing w:after="0" w:line="240" w:lineRule="auto"/>
-            </w:pPr>
-            <w:r>
-              <w:rPr>
-                <w:rFonts w:ascii="Arial" w:hAnsi="Arial" w:eastAsia="Arial"/>
-                <w:color w:val="1F2937"/>
-                <w:sz w:val="15"/>
-              </w:rPr>
-              <w:t>Organization</w:t>
-            </w:r>
-          </w:p>
-        </w:tc>
-        <w:tc>
-          <w:tcPr>
-            <w:tcW w:w="1417" w:type="dxa"/>
-            <w:shd w:val="clear" w:color="auto" w:fill="F8FAFC"/>
-            <w:tcMar>
-              <w:top w:w="80" w:type="dxa"/>
-              <w:left w:w="90" w:type="dxa"/>
-              <w:bottom w:w="80" w:type="dxa"/>
-              <w:right w:w="90" w:type="dxa"/>
-            </w:tcMar>
-            <w:vAlign w:val="center"/>
-          </w:tcPr>
-          <w:p>
-            <w:pPr>
-              <w:spacing w:after="0" w:line="240" w:lineRule="auto"/>
-            </w:pPr>
-            <w:r>
-              <w:rPr>
-                <w:rFonts w:ascii="Arial" w:hAnsi="Arial" w:eastAsia="Arial"/>
-                <w:color w:val="1F2937"/>
-                <w:sz w:val="15"/>
-              </w:rPr>
-              <w:t>Current mạnh</w:t>
-            </w:r>
-          </w:p>
-        </w:tc>
-        <w:tc>
-          <w:tcPr>
-            <w:tcW w:w="3288" w:type="dxa"/>
-            <w:shd w:val="clear" w:color="auto" w:fill="F8FAFC"/>
-            <w:tcMar>
-              <w:top w:w="80" w:type="dxa"/>
-              <w:left w:w="90" w:type="dxa"/>
-              <w:bottom w:w="80" w:type="dxa"/>
-              <w:right w:w="90" w:type="dxa"/>
-            </w:tcMar>
-            <w:vAlign w:val="center"/>
-          </w:tcPr>
-          <w:p>
-            <w:pPr>
-              <w:spacing w:after="0" w:line="240" w:lineRule="auto"/>
-            </w:pPr>
-            <w:r>
-              <w:rPr>
-                <w:rFonts w:ascii="Arial" w:hAnsi="Arial" w:eastAsia="Arial"/>
-                <w:color w:val="1F2937"/>
-                <w:sz w:val="15"/>
-              </w:rPr>
-              <w:t>Center profile, teacher/student/class/subject API + UI một phần</w:t>
-            </w:r>
-          </w:p>
-        </w:tc>
-        <w:tc>
-          <w:tcPr>
-            <w:tcW w:w="3288" w:type="dxa"/>
-            <w:shd w:val="clear" w:color="auto" w:fill="F8FAFC"/>
-            <w:tcMar>
-              <w:top w:w="80" w:type="dxa"/>
-              <w:left w:w="90" w:type="dxa"/>
-              <w:bottom w:w="80" w:type="dxa"/>
-              <w:right w:w="90" w:type="dxa"/>
-            </w:tcMar>
-            <w:vAlign w:val="center"/>
-          </w:tcPr>
-          <w:p>
-            <w:pPr>
-              <w:spacing w:after="0" w:line="240" w:lineRule="auto"/>
-            </w:pPr>
-            <w:r>
-              <w:rPr>
-                <w:rFonts w:ascii="Arial" w:hAnsi="Arial" w:eastAsia="Arial"/>
-                <w:color w:val="1F2937"/>
-                <w:sz w:val="15"/>
-              </w:rPr>
-              <w:t>Chuẩn hóa capability và hoàn thiện UI/e2e</w:t>
-            </w:r>
-          </w:p>
-        </w:tc>
-      </w:tr>
-      <w:tr>
-        <w:tblPrEx>
-          <w:tblBorders>
-            <w:top w:val="single" w:color="auto" w:sz="4" w:space="0"/>
-            <w:left w:val="single" w:color="auto" w:sz="4" w:space="0"/>
-            <w:bottom w:val="single" w:color="auto" w:sz="4" w:space="0"/>
-            <w:right w:val="single" w:color="auto" w:sz="4" w:space="0"/>
-            <w:insideH w:val="single" w:color="auto" w:sz="4" w:space="0"/>
-            <w:insideV w:val="single" w:color="auto" w:sz="4" w:space="0"/>
-          </w:tblBorders>
-          <w:tblCellMar>
-            <w:top w:w="0" w:type="dxa"/>
-            <w:left w:w="108" w:type="dxa"/>
-            <w:bottom w:w="0" w:type="dxa"/>
-            <w:right w:w="108" w:type="dxa"/>
-          </w:tblCellMar>
-        </w:tblPrEx>
-        <w:trPr>
-          <w:cantSplit/>
-          <w:jc w:val="center"/>
-        </w:trPr>
-        <w:tc>
-          <w:tcPr>
-            <w:tcW w:w="1701" w:type="dxa"/>
-            <w:tcMar>
-              <w:top w:w="80" w:type="dxa"/>
-              <w:left w:w="90" w:type="dxa"/>
-              <w:bottom w:w="80" w:type="dxa"/>
-              <w:right w:w="90" w:type="dxa"/>
-            </w:tcMar>
-            <w:vAlign w:val="center"/>
-          </w:tcPr>
-          <w:p>
-            <w:pPr>
-              <w:spacing w:after="0" w:line="240" w:lineRule="auto"/>
-            </w:pPr>
-            <w:r>
-              <w:rPr>
-                <w:rFonts w:ascii="Arial" w:hAnsi="Arial" w:eastAsia="Arial"/>
-                <w:color w:val="1F2937"/>
-                <w:sz w:val="15"/>
-              </w:rPr>
-              <w:t>Knowledge/Curriculum</w:t>
-            </w:r>
-          </w:p>
-        </w:tc>
-        <w:tc>
-          <w:tcPr>
-            <w:tcW w:w="1417" w:type="dxa"/>
-            <w:tcMar>
-              <w:top w:w="80" w:type="dxa"/>
-              <w:left w:w="90" w:type="dxa"/>
-              <w:bottom w:w="80" w:type="dxa"/>
-              <w:right w:w="90" w:type="dxa"/>
-            </w:tcMar>
-            <w:vAlign w:val="center"/>
-          </w:tcPr>
-          <w:p>
-            <w:pPr>
-              <w:spacing w:after="0" w:line="240" w:lineRule="auto"/>
-            </w:pPr>
-            <w:r>
-              <w:rPr>
-                <w:rFonts w:ascii="Arial" w:hAnsi="Arial" w:eastAsia="Arial"/>
-                <w:color w:val="1F2937"/>
-                <w:sz w:val="15"/>
-              </w:rPr>
-              <w:t>Current mạnh</w:t>
-            </w:r>
-          </w:p>
-        </w:tc>
-        <w:tc>
-          <w:tcPr>
-            <w:tcW w:w="3288" w:type="dxa"/>
-            <w:tcMar>
-              <w:top w:w="80" w:type="dxa"/>
-              <w:left w:w="90" w:type="dxa"/>
-              <w:bottom w:w="80" w:type="dxa"/>
-              <w:right w:w="90" w:type="dxa"/>
-            </w:tcMar>
-            <w:vAlign w:val="center"/>
-          </w:tcPr>
-          <w:p>
-            <w:pPr>
-              <w:spacing w:after="0" w:line="240" w:lineRule="auto"/>
-            </w:pPr>
-            <w:r>
-              <w:rPr>
-                <w:rFonts w:ascii="Arial" w:hAnsi="Arial" w:eastAsia="Arial"/>
-                <w:color w:val="1F2937"/>
-                <w:sz w:val="15"/>
-              </w:rPr>
-              <w:t>Graph CRUD/read, curriculum foundation/API và web một phần</w:t>
-            </w:r>
-          </w:p>
-        </w:tc>
-        <w:tc>
-          <w:tcPr>
-            <w:tcW w:w="3288" w:type="dxa"/>
-            <w:tcMar>
-              <w:top w:w="80" w:type="dxa"/>
-              <w:left w:w="90" w:type="dxa"/>
-              <w:bottom w:w="80" w:type="dxa"/>
-              <w:right w:w="90" w:type="dxa"/>
-            </w:tcMar>
-            <w:vAlign w:val="center"/>
-          </w:tcPr>
-          <w:p>
-            <w:pPr>
-              <w:spacing w:after="0" w:line="240" w:lineRule="auto"/>
-            </w:pPr>
-            <w:r>
-              <w:rPr>
-                <w:rFonts w:ascii="Arial" w:hAnsi="Arial" w:eastAsia="Arial"/>
-                <w:color w:val="1F2937"/>
-                <w:sz w:val="15"/>
-              </w:rPr>
-              <w:t>Capability migration, integration polish</w:t>
-            </w:r>
-          </w:p>
-        </w:tc>
-      </w:tr>
-      <w:tr>
-        <w:tblPrEx>
-          <w:tblBorders>
-            <w:top w:val="single" w:color="auto" w:sz="4" w:space="0"/>
-            <w:left w:val="single" w:color="auto" w:sz="4" w:space="0"/>
-            <w:bottom w:val="single" w:color="auto" w:sz="4" w:space="0"/>
-            <w:right w:val="single" w:color="auto" w:sz="4" w:space="0"/>
-            <w:insideH w:val="single" w:color="auto" w:sz="4" w:space="0"/>
-            <w:insideV w:val="single" w:color="auto" w:sz="4" w:space="0"/>
-          </w:tblBorders>
-          <w:tblCellMar>
-            <w:top w:w="0" w:type="dxa"/>
-            <w:left w:w="108" w:type="dxa"/>
-            <w:bottom w:w="0" w:type="dxa"/>
-            <w:right w:w="108" w:type="dxa"/>
-          </w:tblCellMar>
-        </w:tblPrEx>
-        <w:trPr>
-          <w:cantSplit/>
-          <w:jc w:val="center"/>
-        </w:trPr>
-        <w:tc>
-          <w:tcPr>
-            <w:tcW w:w="1701" w:type="dxa"/>
-            <w:shd w:val="clear" w:color="auto" w:fill="F8FAFC"/>
-            <w:tcMar>
-              <w:top w:w="80" w:type="dxa"/>
-              <w:left w:w="90" w:type="dxa"/>
-              <w:bottom w:w="80" w:type="dxa"/>
-              <w:right w:w="90" w:type="dxa"/>
-            </w:tcMar>
-            <w:vAlign w:val="center"/>
-          </w:tcPr>
-          <w:p>
-            <w:pPr>
-              <w:spacing w:after="0" w:line="240" w:lineRule="auto"/>
-            </w:pPr>
-            <w:r>
-              <w:rPr>
-                <w:rFonts w:ascii="Arial" w:hAnsi="Arial" w:eastAsia="Arial"/>
-                <w:color w:val="1F2937"/>
-                <w:sz w:val="15"/>
-              </w:rPr>
-              <w:t>Question/Assignment</w:t>
-            </w:r>
-          </w:p>
-        </w:tc>
-        <w:tc>
-          <w:tcPr>
-            <w:tcW w:w="1417" w:type="dxa"/>
-            <w:shd w:val="clear" w:color="auto" w:fill="F8FAFC"/>
-            <w:tcMar>
-              <w:top w:w="80" w:type="dxa"/>
-              <w:left w:w="90" w:type="dxa"/>
-              <w:bottom w:w="80" w:type="dxa"/>
-              <w:right w:w="90" w:type="dxa"/>
-            </w:tcMar>
-            <w:vAlign w:val="center"/>
-          </w:tcPr>
-          <w:p>
-            <w:pPr>
-              <w:spacing w:after="0" w:line="240" w:lineRule="auto"/>
-            </w:pPr>
-            <w:r>
-              <w:rPr>
-                <w:rFonts w:ascii="Arial" w:hAnsi="Arial" w:eastAsia="Arial"/>
-                <w:color w:val="1F2937"/>
-                <w:sz w:val="15"/>
-              </w:rPr>
-              <w:t>Đang phát triển</w:t>
-            </w:r>
-          </w:p>
-        </w:tc>
-        <w:tc>
-          <w:tcPr>
-            <w:tcW w:w="3288" w:type="dxa"/>
-            <w:shd w:val="clear" w:color="auto" w:fill="F8FAFC"/>
-            <w:tcMar>
-              <w:top w:w="80" w:type="dxa"/>
-              <w:left w:w="90" w:type="dxa"/>
-              <w:bottom w:w="80" w:type="dxa"/>
-              <w:right w:w="90" w:type="dxa"/>
-            </w:tcMar>
-            <w:vAlign w:val="center"/>
-          </w:tcPr>
-          <w:p>
-            <w:pPr>
-              <w:spacing w:after="0" w:line="240" w:lineRule="auto"/>
-            </w:pPr>
-            <w:r>
-              <w:rPr>
-                <w:rFonts w:ascii="Arial" w:hAnsi="Arial" w:eastAsia="Arial"/>
-                <w:color w:val="1F2937"/>
-                <w:sz w:val="15"/>
-              </w:rPr>
-              <w:t>Schema/domain nền có</w:t>
-            </w:r>
-          </w:p>
-        </w:tc>
-        <w:tc>
-          <w:tcPr>
-            <w:tcW w:w="3288" w:type="dxa"/>
-            <w:shd w:val="clear" w:color="auto" w:fill="F8FAFC"/>
-            <w:tcMar>
-              <w:top w:w="80" w:type="dxa"/>
-              <w:left w:w="90" w:type="dxa"/>
-              <w:bottom w:w="80" w:type="dxa"/>
-              <w:right w:w="90" w:type="dxa"/>
-            </w:tcMar>
-            <w:vAlign w:val="center"/>
-          </w:tcPr>
-          <w:p>
-            <w:pPr>
-              <w:spacing w:after="0" w:line="240" w:lineRule="auto"/>
-            </w:pPr>
-            <w:r>
-              <w:rPr>
-                <w:rFonts w:ascii="Arial" w:hAnsi="Arial" w:eastAsia="Arial"/>
-                <w:color w:val="1F2937"/>
-                <w:sz w:val="15"/>
-              </w:rPr>
-              <w:t>Hoàn thiện API/UI, publish/target/submit workflow</w:t>
-            </w:r>
-          </w:p>
-        </w:tc>
-      </w:tr>
-      <w:tr>
-        <w:tblPrEx>
-          <w:tblBorders>
-            <w:top w:val="single" w:color="auto" w:sz="4" w:space="0"/>
-            <w:left w:val="single" w:color="auto" w:sz="4" w:space="0"/>
-            <w:bottom w:val="single" w:color="auto" w:sz="4" w:space="0"/>
-            <w:right w:val="single" w:color="auto" w:sz="4" w:space="0"/>
-            <w:insideH w:val="single" w:color="auto" w:sz="4" w:space="0"/>
-            <w:insideV w:val="single" w:color="auto" w:sz="4" w:space="0"/>
-          </w:tblBorders>
-          <w:tblCellMar>
-            <w:top w:w="0" w:type="dxa"/>
-            <w:left w:w="108" w:type="dxa"/>
-            <w:bottom w:w="0" w:type="dxa"/>
-            <w:right w:w="108" w:type="dxa"/>
-          </w:tblCellMar>
-        </w:tblPrEx>
-        <w:trPr>
-          <w:cantSplit/>
-          <w:jc w:val="center"/>
-        </w:trPr>
-        <w:tc>
-          <w:tcPr>
-            <w:tcW w:w="1701" w:type="dxa"/>
-            <w:tcMar>
-              <w:top w:w="80" w:type="dxa"/>
-              <w:left w:w="90" w:type="dxa"/>
-              <w:bottom w:w="80" w:type="dxa"/>
-              <w:right w:w="90" w:type="dxa"/>
-            </w:tcMar>
-            <w:vAlign w:val="center"/>
-          </w:tcPr>
-          <w:p>
-            <w:pPr>
-              <w:spacing w:after="0" w:line="240" w:lineRule="auto"/>
-            </w:pPr>
-            <w:r>
-              <w:rPr>
-                <w:rFonts w:ascii="Arial" w:hAnsi="Arial" w:eastAsia="Arial"/>
-                <w:color w:val="1F2937"/>
-                <w:sz w:val="15"/>
-              </w:rPr>
-              <w:t>Dynamic RBAC</w:t>
-            </w:r>
-          </w:p>
-        </w:tc>
-        <w:tc>
-          <w:tcPr>
-            <w:tcW w:w="1417" w:type="dxa"/>
-            <w:tcMar>
-              <w:top w:w="80" w:type="dxa"/>
-              <w:left w:w="90" w:type="dxa"/>
-              <w:bottom w:w="80" w:type="dxa"/>
-              <w:right w:w="90" w:type="dxa"/>
-            </w:tcMar>
-            <w:vAlign w:val="center"/>
-          </w:tcPr>
-          <w:p>
-            <w:pPr>
-              <w:spacing w:after="0" w:line="240" w:lineRule="auto"/>
-            </w:pPr>
-            <w:r>
-              <w:rPr>
-                <w:rFonts w:ascii="Arial" w:hAnsi="Arial" w:eastAsia="Arial"/>
-                <w:color w:val="1F2937"/>
-                <w:sz w:val="15"/>
-              </w:rPr>
-              <w:t>Target</w:t>
-            </w:r>
-          </w:p>
-        </w:tc>
-        <w:tc>
-          <w:tcPr>
-            <w:tcW w:w="3288" w:type="dxa"/>
-            <w:tcMar>
-              <w:top w:w="80" w:type="dxa"/>
-              <w:left w:w="90" w:type="dxa"/>
-              <w:bottom w:w="80" w:type="dxa"/>
-              <w:right w:w="90" w:type="dxa"/>
-            </w:tcMar>
-            <w:vAlign w:val="center"/>
-          </w:tcPr>
-          <w:p>
-            <w:pPr>
-              <w:spacing w:after="0" w:line="240" w:lineRule="auto"/>
-            </w:pPr>
-            <w:r>
-              <w:rPr>
-                <w:rFonts w:ascii="Arial" w:hAnsi="Arial" w:eastAsia="Arial"/>
-                <w:color w:val="1F2937"/>
-                <w:sz w:val="15"/>
-              </w:rPr>
-              <w:t>users.auth_version đã có; policy hiện còn role-based</w:t>
-            </w:r>
-          </w:p>
-        </w:tc>
-        <w:tc>
-          <w:tcPr>
-            <w:tcW w:w="3288" w:type="dxa"/>
-            <w:tcMar>
-              <w:top w:w="80" w:type="dxa"/>
-              <w:left w:w="90" w:type="dxa"/>
-              <w:bottom w:w="80" w:type="dxa"/>
-              <w:right w:w="90" w:type="dxa"/>
-            </w:tcMar>
-            <w:vAlign w:val="center"/>
-          </w:tcPr>
-          <w:p>
-            <w:pPr>
-              <w:spacing w:after="0" w:line="240" w:lineRule="auto"/>
-            </w:pPr>
-            <w:r>
-              <w:rPr>
-                <w:rFonts w:ascii="Arial" w:hAnsi="Arial" w:eastAsia="Arial"/>
-                <w:color w:val="1F2937"/>
-                <w:sz w:val="15"/>
-              </w:rPr>
-              <w:t>Bảy bảng target, authorization service, audit và admin UI</w:t>
-            </w:r>
-          </w:p>
-        </w:tc>
-      </w:tr>
-      <w:tr>
-        <w:tblPrEx>
-          <w:tblBorders>
-            <w:top w:val="single" w:color="auto" w:sz="4" w:space="0"/>
-            <w:left w:val="single" w:color="auto" w:sz="4" w:space="0"/>
-            <w:bottom w:val="single" w:color="auto" w:sz="4" w:space="0"/>
-            <w:right w:val="single" w:color="auto" w:sz="4" w:space="0"/>
-            <w:insideH w:val="single" w:color="auto" w:sz="4" w:space="0"/>
-            <w:insideV w:val="single" w:color="auto" w:sz="4" w:space="0"/>
-          </w:tblBorders>
-          <w:tblCellMar>
-            <w:top w:w="0" w:type="dxa"/>
-            <w:left w:w="108" w:type="dxa"/>
-            <w:bottom w:w="0" w:type="dxa"/>
-            <w:right w:w="108" w:type="dxa"/>
-          </w:tblCellMar>
-        </w:tblPrEx>
-        <w:trPr>
-          <w:cantSplit/>
-          <w:jc w:val="center"/>
-        </w:trPr>
-        <w:tc>
-          <w:tcPr>
-            <w:tcW w:w="1701" w:type="dxa"/>
-            <w:shd w:val="clear" w:color="auto" w:fill="F8FAFC"/>
-            <w:tcMar>
-              <w:top w:w="80" w:type="dxa"/>
-              <w:left w:w="90" w:type="dxa"/>
-              <w:bottom w:w="80" w:type="dxa"/>
-              <w:right w:w="90" w:type="dxa"/>
-            </w:tcMar>
-            <w:vAlign w:val="center"/>
-          </w:tcPr>
-          <w:p>
-            <w:pPr>
-              <w:spacing w:after="0" w:line="240" w:lineRule="auto"/>
-            </w:pPr>
-            <w:r>
-              <w:rPr>
-                <w:rFonts w:ascii="Arial" w:hAnsi="Arial" w:eastAsia="Arial"/>
-                <w:color w:val="1F2937"/>
-                <w:sz w:val="15"/>
-              </w:rPr>
-              <w:t>AI jobs</w:t>
-            </w:r>
-          </w:p>
-        </w:tc>
-        <w:tc>
-          <w:tcPr>
-            <w:tcW w:w="1417" w:type="dxa"/>
-            <w:shd w:val="clear" w:color="auto" w:fill="F8FAFC"/>
-            <w:tcMar>
-              <w:top w:w="80" w:type="dxa"/>
-              <w:left w:w="90" w:type="dxa"/>
-              <w:bottom w:w="80" w:type="dxa"/>
-              <w:right w:w="90" w:type="dxa"/>
-            </w:tcMar>
-            <w:vAlign w:val="center"/>
-          </w:tcPr>
-          <w:p>
-            <w:pPr>
-              <w:spacing w:after="0" w:line="240" w:lineRule="auto"/>
-            </w:pPr>
-            <w:r>
-              <w:rPr>
-                <w:rFonts w:ascii="Arial" w:hAnsi="Arial" w:eastAsia="Arial"/>
-                <w:color w:val="1F2937"/>
-                <w:sz w:val="15"/>
-              </w:rPr>
-              <w:t>Current một phần</w:t>
-            </w:r>
-          </w:p>
-        </w:tc>
-        <w:tc>
-          <w:tcPr>
-            <w:tcW w:w="3288" w:type="dxa"/>
-            <w:shd w:val="clear" w:color="auto" w:fill="F8FAFC"/>
-            <w:tcMar>
-              <w:top w:w="80" w:type="dxa"/>
-              <w:left w:w="90" w:type="dxa"/>
-              <w:bottom w:w="80" w:type="dxa"/>
-              <w:right w:w="90" w:type="dxa"/>
-            </w:tcMar>
-            <w:vAlign w:val="center"/>
-          </w:tcPr>
-          <w:p>
-            <w:pPr>
-              <w:spacing w:after="0" w:line="240" w:lineRule="auto"/>
-            </w:pPr>
-            <w:r>
-              <w:rPr>
-                <w:rFonts w:ascii="Arial" w:hAnsi="Arial" w:eastAsia="Arial"/>
-                <w:color w:val="1F2937"/>
-                <w:sz w:val="15"/>
-              </w:rPr>
-              <w:t>Durable job, Gemini/fallback ReasoningAnalysis</w:t>
-            </w:r>
-          </w:p>
-        </w:tc>
-        <w:tc>
-          <w:tcPr>
-            <w:tcW w:w="3288" w:type="dxa"/>
-            <w:shd w:val="clear" w:color="auto" w:fill="F8FAFC"/>
-            <w:tcMar>
-              <w:top w:w="80" w:type="dxa"/>
-              <w:left w:w="90" w:type="dxa"/>
-              <w:bottom w:w="80" w:type="dxa"/>
-              <w:right w:w="90" w:type="dxa"/>
-            </w:tcMar>
-            <w:vAlign w:val="center"/>
-          </w:tcPr>
-          <w:p>
-            <w:pPr>
-              <w:spacing w:after="0" w:line="240" w:lineRule="auto"/>
-            </w:pPr>
-            <w:r>
-              <w:rPr>
-                <w:rFonts w:ascii="Arial" w:hAnsi="Arial" w:eastAsia="Arial"/>
-                <w:color w:val="1F2937"/>
-                <w:sz w:val="15"/>
-              </w:rPr>
-              <w:t>Evidence Gate, policy decision và review queue</w:t>
-            </w:r>
-          </w:p>
-        </w:tc>
-      </w:tr>
-      <w:tr>
-        <w:tblPrEx>
-          <w:tblBorders>
-            <w:top w:val="single" w:color="auto" w:sz="4" w:space="0"/>
-            <w:left w:val="single" w:color="auto" w:sz="4" w:space="0"/>
-            <w:bottom w:val="single" w:color="auto" w:sz="4" w:space="0"/>
-            <w:right w:val="single" w:color="auto" w:sz="4" w:space="0"/>
-            <w:insideH w:val="single" w:color="auto" w:sz="4" w:space="0"/>
-            <w:insideV w:val="single" w:color="auto" w:sz="4" w:space="0"/>
-          </w:tblBorders>
-          <w:tblCellMar>
-            <w:top w:w="0" w:type="dxa"/>
-            <w:left w:w="108" w:type="dxa"/>
-            <w:bottom w:w="0" w:type="dxa"/>
-            <w:right w:w="108" w:type="dxa"/>
-          </w:tblCellMar>
-        </w:tblPrEx>
-        <w:trPr>
-          <w:cantSplit/>
-          <w:jc w:val="center"/>
-        </w:trPr>
-        <w:tc>
-          <w:tcPr>
-            <w:tcW w:w="1701" w:type="dxa"/>
-            <w:tcMar>
-              <w:top w:w="80" w:type="dxa"/>
-              <w:left w:w="90" w:type="dxa"/>
-              <w:bottom w:w="80" w:type="dxa"/>
-              <w:right w:w="90" w:type="dxa"/>
-            </w:tcMar>
-            <w:vAlign w:val="center"/>
-          </w:tcPr>
-          <w:p>
-            <w:pPr>
-              <w:spacing w:after="0" w:line="240" w:lineRule="auto"/>
-            </w:pPr>
-            <w:r>
-              <w:rPr>
-                <w:rFonts w:ascii="Arial" w:hAnsi="Arial" w:eastAsia="Arial"/>
-                <w:color w:val="1F2937"/>
-                <w:sz w:val="15"/>
-              </w:rPr>
-              <w:t>Digital Twin</w:t>
-            </w:r>
-          </w:p>
-        </w:tc>
-        <w:tc>
-          <w:tcPr>
-            <w:tcW w:w="1417" w:type="dxa"/>
-            <w:tcMar>
-              <w:top w:w="80" w:type="dxa"/>
-              <w:left w:w="90" w:type="dxa"/>
-              <w:bottom w:w="80" w:type="dxa"/>
-              <w:right w:w="90" w:type="dxa"/>
-            </w:tcMar>
-            <w:vAlign w:val="center"/>
-          </w:tcPr>
-          <w:p>
-            <w:pPr>
-              <w:spacing w:after="0" w:line="240" w:lineRule="auto"/>
-            </w:pPr>
-            <w:r>
-              <w:rPr>
-                <w:rFonts w:ascii="Arial" w:hAnsi="Arial" w:eastAsia="Arial"/>
-                <w:color w:val="1F2937"/>
-                <w:sz w:val="15"/>
-              </w:rPr>
-              <w:t>Current một phần</w:t>
-            </w:r>
-          </w:p>
-        </w:tc>
-        <w:tc>
-          <w:tcPr>
-            <w:tcW w:w="3288" w:type="dxa"/>
-            <w:tcMar>
-              <w:top w:w="80" w:type="dxa"/>
-              <w:left w:w="90" w:type="dxa"/>
-              <w:bottom w:w="80" w:type="dxa"/>
-              <w:right w:w="90" w:type="dxa"/>
-            </w:tcMar>
-            <w:vAlign w:val="center"/>
-          </w:tcPr>
-          <w:p>
-            <w:pPr>
-              <w:spacing w:after="0" w:line="240" w:lineRule="auto"/>
-            </w:pPr>
-            <w:r>
-              <w:rPr>
-                <w:rFonts w:ascii="Arial" w:hAnsi="Arial" w:eastAsia="Arial"/>
-                <w:color w:val="1F2937"/>
-                <w:sz w:val="15"/>
-              </w:rPr>
-              <w:t>Knowledge/Behavior/history entities và use cases rời rạc</w:t>
-            </w:r>
-          </w:p>
-        </w:tc>
-        <w:tc>
-          <w:tcPr>
-            <w:tcW w:w="3288" w:type="dxa"/>
-            <w:tcMar>
-              <w:top w:w="80" w:type="dxa"/>
-              <w:left w:w="90" w:type="dxa"/>
-              <w:bottom w:w="80" w:type="dxa"/>
-              <w:right w:w="90" w:type="dxa"/>
-            </w:tcMar>
-            <w:vAlign w:val="center"/>
-          </w:tcPr>
-          <w:p>
-            <w:pPr>
-              <w:spacing w:after="0" w:line="240" w:lineRule="auto"/>
-            </w:pPr>
-            <w:r>
-              <w:rPr>
-                <w:rFonts w:ascii="Arial" w:hAnsi="Arial" w:eastAsia="Arial"/>
-                <w:color w:val="1F2937"/>
-                <w:sz w:val="15"/>
-              </w:rPr>
-              <w:t>Atomic orchestration; fallback Mastery weight=0</w:t>
-            </w:r>
-          </w:p>
-        </w:tc>
-      </w:tr>
-      <w:tr>
-        <w:tblPrEx>
-          <w:tblBorders>
-            <w:top w:val="single" w:color="auto" w:sz="4" w:space="0"/>
-            <w:left w:val="single" w:color="auto" w:sz="4" w:space="0"/>
-            <w:bottom w:val="single" w:color="auto" w:sz="4" w:space="0"/>
-            <w:right w:val="single" w:color="auto" w:sz="4" w:space="0"/>
-            <w:insideH w:val="single" w:color="auto" w:sz="4" w:space="0"/>
-            <w:insideV w:val="single" w:color="auto" w:sz="4" w:space="0"/>
-          </w:tblBorders>
-          <w:tblCellMar>
-            <w:top w:w="0" w:type="dxa"/>
-            <w:left w:w="108" w:type="dxa"/>
-            <w:bottom w:w="0" w:type="dxa"/>
-            <w:right w:w="108" w:type="dxa"/>
-          </w:tblCellMar>
-        </w:tblPrEx>
-        <w:trPr>
-          <w:cantSplit/>
-          <w:jc w:val="center"/>
-        </w:trPr>
-        <w:tc>
-          <w:tcPr>
-            <w:tcW w:w="1701" w:type="dxa"/>
-            <w:shd w:val="clear" w:color="auto" w:fill="F8FAFC"/>
-            <w:tcMar>
-              <w:top w:w="80" w:type="dxa"/>
-              <w:left w:w="90" w:type="dxa"/>
-              <w:bottom w:w="80" w:type="dxa"/>
-              <w:right w:w="90" w:type="dxa"/>
-            </w:tcMar>
-            <w:vAlign w:val="center"/>
-          </w:tcPr>
-          <w:p>
-            <w:pPr>
-              <w:spacing w:after="0" w:line="240" w:lineRule="auto"/>
-            </w:pPr>
-            <w:r>
-              <w:rPr>
-                <w:rFonts w:ascii="Arial" w:hAnsi="Arial" w:eastAsia="Arial"/>
-                <w:color w:val="1F2937"/>
-                <w:sz w:val="15"/>
-              </w:rPr>
-              <w:t>Recommendation</w:t>
-            </w:r>
-          </w:p>
-        </w:tc>
-        <w:tc>
-          <w:tcPr>
-            <w:tcW w:w="1417" w:type="dxa"/>
-            <w:shd w:val="clear" w:color="auto" w:fill="F8FAFC"/>
-            <w:tcMar>
-              <w:top w:w="80" w:type="dxa"/>
-              <w:left w:w="90" w:type="dxa"/>
-              <w:bottom w:w="80" w:type="dxa"/>
-              <w:right w:w="90" w:type="dxa"/>
-            </w:tcMar>
-            <w:vAlign w:val="center"/>
-          </w:tcPr>
-          <w:p>
-            <w:pPr>
-              <w:spacing w:after="0" w:line="240" w:lineRule="auto"/>
-            </w:pPr>
-            <w:r>
-              <w:rPr>
-                <w:rFonts w:ascii="Arial" w:hAnsi="Arial" w:eastAsia="Arial"/>
-                <w:color w:val="1F2937"/>
-                <w:sz w:val="15"/>
-              </w:rPr>
-              <w:t>Current một phần</w:t>
-            </w:r>
-          </w:p>
-        </w:tc>
-        <w:tc>
-          <w:tcPr>
-            <w:tcW w:w="3288" w:type="dxa"/>
-            <w:shd w:val="clear" w:color="auto" w:fill="F8FAFC"/>
-            <w:tcMar>
-              <w:top w:w="80" w:type="dxa"/>
-              <w:left w:w="90" w:type="dxa"/>
-              <w:bottom w:w="80" w:type="dxa"/>
-              <w:right w:w="90" w:type="dxa"/>
-            </w:tcMar>
-            <w:vAlign w:val="center"/>
-          </w:tcPr>
-          <w:p>
-            <w:pPr>
-              <w:spacing w:after="0" w:line="240" w:lineRule="auto"/>
-            </w:pPr>
-            <w:r>
-              <w:rPr>
-                <w:rFonts w:ascii="Arial" w:hAnsi="Arial" w:eastAsia="Arial"/>
-                <w:color w:val="1F2937"/>
-                <w:sz w:val="15"/>
-              </w:rPr>
-              <w:t>Entity/logic nền</w:t>
-            </w:r>
-          </w:p>
-        </w:tc>
-        <w:tc>
-          <w:tcPr>
-            <w:tcW w:w="3288" w:type="dxa"/>
-            <w:shd w:val="clear" w:color="auto" w:fill="F8FAFC"/>
-            <w:tcMar>
-              <w:top w:w="80" w:type="dxa"/>
-              <w:left w:w="90" w:type="dxa"/>
-              <w:bottom w:w="80" w:type="dxa"/>
-              <w:right w:w="90" w:type="dxa"/>
-            </w:tcMar>
-            <w:vAlign w:val="center"/>
-          </w:tcPr>
-          <w:p>
-            <w:pPr>
-              <w:spacing w:after="0" w:line="240" w:lineRule="auto"/>
-            </w:pPr>
-            <w:r>
-              <w:rPr>
-                <w:rFonts w:ascii="Arial" w:hAnsi="Arial" w:eastAsia="Arial"/>
-                <w:color w:val="1F2937"/>
-                <w:sz w:val="15"/>
-              </w:rPr>
-              <w:t>Deterministic Opportunity Gap + explainability + orchestration</w:t>
-            </w:r>
-          </w:p>
-        </w:tc>
-      </w:tr>
-      <w:tr>
-        <w:tblPrEx>
-          <w:tblBorders>
-            <w:top w:val="single" w:color="auto" w:sz="4" w:space="0"/>
-            <w:left w:val="single" w:color="auto" w:sz="4" w:space="0"/>
-            <w:bottom w:val="single" w:color="auto" w:sz="4" w:space="0"/>
-            <w:right w:val="single" w:color="auto" w:sz="4" w:space="0"/>
-            <w:insideH w:val="single" w:color="auto" w:sz="4" w:space="0"/>
-            <w:insideV w:val="single" w:color="auto" w:sz="4" w:space="0"/>
-          </w:tblBorders>
-          <w:tblCellMar>
-            <w:top w:w="0" w:type="dxa"/>
-            <w:left w:w="108" w:type="dxa"/>
-            <w:bottom w:w="0" w:type="dxa"/>
-            <w:right w:w="108" w:type="dxa"/>
-          </w:tblCellMar>
-        </w:tblPrEx>
-        <w:trPr>
-          <w:cantSplit/>
-          <w:jc w:val="center"/>
-        </w:trPr>
-        <w:tc>
-          <w:tcPr>
-            <w:tcW w:w="1701" w:type="dxa"/>
-            <w:tcMar>
-              <w:top w:w="80" w:type="dxa"/>
-              <w:left w:w="90" w:type="dxa"/>
-              <w:bottom w:w="80" w:type="dxa"/>
-              <w:right w:w="90" w:type="dxa"/>
-            </w:tcMar>
-            <w:vAlign w:val="center"/>
-          </w:tcPr>
-          <w:p>
-            <w:pPr>
-              <w:spacing w:after="0" w:line="240" w:lineRule="auto"/>
-            </w:pPr>
-            <w:r>
-              <w:rPr>
-                <w:rFonts w:ascii="Arial" w:hAnsi="Arial" w:eastAsia="Arial"/>
-                <w:color w:val="1F2937"/>
-                <w:sz w:val="15"/>
-              </w:rPr>
-              <w:t>Course evidence</w:t>
-            </w:r>
-          </w:p>
-        </w:tc>
-        <w:tc>
-          <w:tcPr>
-            <w:tcW w:w="1417" w:type="dxa"/>
-            <w:tcMar>
-              <w:top w:w="80" w:type="dxa"/>
-              <w:left w:w="90" w:type="dxa"/>
-              <w:bottom w:w="80" w:type="dxa"/>
-              <w:right w:w="90" w:type="dxa"/>
-            </w:tcMar>
-            <w:vAlign w:val="center"/>
-          </w:tcPr>
-          <w:p>
-            <w:pPr>
-              <w:spacing w:after="0" w:line="240" w:lineRule="auto"/>
-            </w:pPr>
-            <w:r>
-              <w:rPr>
-                <w:rFonts w:ascii="Arial" w:hAnsi="Arial" w:eastAsia="Arial"/>
-                <w:color w:val="1F2937"/>
-                <w:sz w:val="15"/>
-              </w:rPr>
-              <w:t>Target</w:t>
-            </w:r>
-          </w:p>
-        </w:tc>
-        <w:tc>
-          <w:tcPr>
-            <w:tcW w:w="3288" w:type="dxa"/>
-            <w:tcMar>
-              <w:top w:w="80" w:type="dxa"/>
-              <w:left w:w="90" w:type="dxa"/>
-              <w:bottom w:w="80" w:type="dxa"/>
-              <w:right w:w="90" w:type="dxa"/>
-            </w:tcMar>
-            <w:vAlign w:val="center"/>
-          </w:tcPr>
-          <w:p>
-            <w:pPr>
-              <w:spacing w:after="0" w:line="240" w:lineRule="auto"/>
-            </w:pPr>
-            <w:r>
-              <w:rPr>
-                <w:rFonts w:ascii="Arial" w:hAnsi="Arial" w:eastAsia="Arial"/>
-                <w:color w:val="1F2937"/>
-                <w:sz w:val="15"/>
-              </w:rPr>
-              <w:t>Docs/rebaseline/assignment đã có</w:t>
-            </w:r>
-          </w:p>
-        </w:tc>
-        <w:tc>
-          <w:tcPr>
-            <w:tcW w:w="3288" w:type="dxa"/>
-            <w:tcMar>
-              <w:top w:w="80" w:type="dxa"/>
-              <w:left w:w="90" w:type="dxa"/>
-              <w:bottom w:w="80" w:type="dxa"/>
-              <w:right w:w="90" w:type="dxa"/>
-            </w:tcMar>
-            <w:vAlign w:val="center"/>
-          </w:tcPr>
-          <w:p>
-            <w:pPr>
-              <w:spacing w:after="0" w:line="240" w:lineRule="auto"/>
-            </w:pPr>
-            <w:r>
-              <w:rPr>
-                <w:rFonts w:ascii="Arial" w:hAnsi="Arial" w:eastAsia="Arial"/>
-                <w:color w:val="1F2937"/>
-                <w:sz w:val="15"/>
-              </w:rPr>
-              <w:t>Repo mới, member metadata, interview, Figma, weekly evidence</w:t>
-            </w:r>
-          </w:p>
-        </w:tc>
-      </w:tr>
-    </w:tbl>
-    <w:p/>
-    <w:tbl>
-      <w:tblPr>
-        <w:tblStyle w:val="12"/>
-        <w:tblW w:w="0" w:type="auto"/>
-        <w:jc w:val="center"/>
-        <w:tblLayout w:type="autofit"/>
-        <w:tblCellMar>
-          <w:top w:w="0" w:type="dxa"/>
-          <w:left w:w="108" w:type="dxa"/>
-          <w:bottom w:w="0" w:type="dxa"/>
-          <w:right w:w="108" w:type="dxa"/>
-        </w:tblCellMar>
-      </w:tblPr>
-      <w:tblGrid>
-        <w:gridCol w:w="9866"/>
-      </w:tblGrid>
-      <w:tr>
-        <w:tblPrEx>
-          <w:tblCellMar>
-            <w:top w:w="0" w:type="dxa"/>
-            <w:left w:w="108" w:type="dxa"/>
-            <w:bottom w:w="0" w:type="dxa"/>
-            <w:right w:w="108" w:type="dxa"/>
-          </w:tblCellMar>
-        </w:tblPrEx>
-        <w:trPr>
-          <w:cantSplit/>
-          <w:jc w:val="center"/>
-        </w:trPr>
-        <w:tc>
-          <w:tcPr>
-            <w:tcW w:w="9866" w:type="dxa"/>
-            <w:shd w:val="clear" w:color="auto" w:fill="FCE4D6"/>
-            <w:tcMar>
-              <w:top w:w="120" w:type="dxa"/>
-              <w:left w:w="160" w:type="dxa"/>
-              <w:bottom w:w="120" w:type="dxa"/>
-              <w:right w:w="160" w:type="dxa"/>
-            </w:tcMar>
-          </w:tcPr>
-          <w:p>
-            <w:r>
-              <w:rPr>
-                <w:rFonts w:ascii="Arial" w:hAnsi="Arial" w:eastAsia="Arial"/>
-                <w:b/>
-                <w:color w:val="17365D"/>
-                <w:sz w:val="20"/>
-              </w:rPr>
-              <w:t>Khoảng cách quan trọng</w:t>
-            </w:r>
-            <w:r>
-              <w:rPr>
-                <w:rFonts w:ascii="Arial" w:hAnsi="Arial" w:eastAsia="Arial"/>
-                <w:b/>
-                <w:color w:val="17365D"/>
-                <w:sz w:val="20"/>
-              </w:rPr>
-              <w:br w:type="textWrapping"/>
-            </w:r>
-            <w:r>
-              <w:rPr>
-                <w:rFonts w:ascii="Arial" w:hAnsi="Arial" w:eastAsia="Arial"/>
-                <w:color w:val="1F2937"/>
-                <w:sz w:val="19"/>
-              </w:rPr>
-              <w:t>AuthorizationPolicies/RoleRoute hiện còn kiểm tra role tĩnh; MasteryCalculator fallback hiện có thể thay đổi Mastery. Hai điểm này phải được sửa trước khi tuyên bố tuân thủ kiến trúc v2.</w:t>
-            </w:r>
-          </w:p>
-        </w:tc>
-      </w:tr>
-    </w:tbl>
-    <w:p/>
-    <w:p>
-      <w:pPr>
-        <w:pStyle w:val="2"/>
-      </w:pPr>
-      <w:bookmarkStart w:id="34" w:name="_Toc90"/>
-      <w:r>
-        <w:t>16. Lộ trình thực hiện</w:t>
       </w:r>
       <w:bookmarkEnd w:id="34"/>
     </w:p>
@@ -18596,7 +17336,7 @@
         </w:trPr>
         <w:tc>
           <w:tcPr>
-            <w:tcW w:w="964" w:type="dxa"/>
+            <w:tcW w:w="1701" w:type="dxa"/>
             <w:shd w:val="clear" w:color="auto" w:fill="17365D"/>
             <w:tcMar>
               <w:top w:w="80" w:type="dxa"/>
@@ -18617,13 +17357,13 @@
                 <w:color w:val="FFFFFF"/>
                 <w:sz w:val="16"/>
               </w:rPr>
-              <w:t>Phase</w:t>
-            </w:r>
-          </w:p>
-        </w:tc>
-        <w:tc>
-          <w:tcPr>
-            <w:tcW w:w="2154" w:type="dxa"/>
+              <w:t>Lĩnh vực</w:t>
+            </w:r>
+          </w:p>
+        </w:tc>
+        <w:tc>
+          <w:tcPr>
+            <w:tcW w:w="1417" w:type="dxa"/>
             <w:shd w:val="clear" w:color="auto" w:fill="17365D"/>
             <w:tcMar>
               <w:top w:w="80" w:type="dxa"/>
@@ -18644,13 +17384,13 @@
                 <w:color w:val="FFFFFF"/>
                 <w:sz w:val="16"/>
               </w:rPr>
-              <w:t>Mục tiêu</w:t>
-            </w:r>
-          </w:p>
-        </w:tc>
-        <w:tc>
-          <w:tcPr>
-            <w:tcW w:w="4535" w:type="dxa"/>
+              <w:t>Trạng thái</w:t>
+            </w:r>
+          </w:p>
+        </w:tc>
+        <w:tc>
+          <w:tcPr>
+            <w:tcW w:w="3288" w:type="dxa"/>
             <w:shd w:val="clear" w:color="auto" w:fill="17365D"/>
             <w:tcMar>
               <w:top w:w="80" w:type="dxa"/>
@@ -18671,13 +17411,13 @@
                 <w:color w:val="FFFFFF"/>
                 <w:sz w:val="16"/>
               </w:rPr>
-              <w:t>Exit chính</w:t>
-            </w:r>
-          </w:p>
-        </w:tc>
-        <w:tc>
-          <w:tcPr>
-            <w:tcW w:w="1984" w:type="dxa"/>
+              <w:t>Đã có</w:t>
+            </w:r>
+          </w:p>
+        </w:tc>
+        <w:tc>
+          <w:tcPr>
+            <w:tcW w:w="3288" w:type="dxa"/>
             <w:shd w:val="clear" w:color="auto" w:fill="17365D"/>
             <w:tcMar>
               <w:top w:w="80" w:type="dxa"/>
@@ -18698,7 +17438,7 @@
                 <w:color w:val="FFFFFF"/>
                 <w:sz w:val="16"/>
               </w:rPr>
-              <w:t>Hiện tại</w:t>
+              <w:t>Cần làm</w:t>
             </w:r>
           </w:p>
         </w:tc>
@@ -18726,7 +17466,7 @@
         </w:trPr>
         <w:tc>
           <w:tcPr>
-            <w:tcW w:w="964" w:type="dxa"/>
+            <w:tcW w:w="1701" w:type="dxa"/>
             <w:tcMar>
               <w:top w:w="80" w:type="dxa"/>
               <w:left w:w="90" w:type="dxa"/>
@@ -18745,13 +17485,13 @@
                 <w:color w:val="1F2937"/>
                 <w:sz w:val="15"/>
               </w:rPr>
-              <w:t>R00</w:t>
-            </w:r>
-          </w:p>
-        </w:tc>
-        <w:tc>
-          <w:tcPr>
-            <w:tcW w:w="2154" w:type="dxa"/>
+              <w:t>Authentication</w:t>
+            </w:r>
+          </w:p>
+        </w:tc>
+        <w:tc>
+          <w:tcPr>
+            <w:tcW w:w="1417" w:type="dxa"/>
             <w:tcMar>
               <w:top w:w="80" w:type="dxa"/>
               <w:left w:w="90" w:type="dxa"/>
@@ -18770,13 +17510,13 @@
                 <w:color w:val="1F2937"/>
                 <w:sz w:val="15"/>
               </w:rPr>
-              <w:t>Course rebaseline</w:t>
-            </w:r>
-          </w:p>
-        </w:tc>
-        <w:tc>
-          <w:tcPr>
-            <w:tcW w:w="4535" w:type="dxa"/>
+              <w:t>Current</w:t>
+            </w:r>
+          </w:p>
+        </w:tc>
+        <w:tc>
+          <w:tcPr>
+            <w:tcW w:w="3288" w:type="dxa"/>
             <w:tcMar>
               <w:top w:w="80" w:type="dxa"/>
               <w:left w:w="90" w:type="dxa"/>
@@ -18795,13 +17535,13 @@
                 <w:color w:val="1F2937"/>
                 <w:sz w:val="15"/>
               </w:rPr>
-              <w:t>Docs, baseline, team metadata, repo, interview/Figma plan</w:t>
-            </w:r>
-          </w:p>
-        </w:tc>
-        <w:tc>
-          <w:tcPr>
-            <w:tcW w:w="1984" w:type="dxa"/>
+              <w:t>Login/refresh/logout/me, hash/rotation và tenant context đã có</w:t>
+            </w:r>
+          </w:p>
+        </w:tc>
+        <w:tc>
+          <w:tcPr>
+            <w:tcW w:w="3288" w:type="dxa"/>
             <w:tcMar>
               <w:top w:w="80" w:type="dxa"/>
               <w:left w:w="90" w:type="dxa"/>
@@ -18820,7 +17560,7 @@
                 <w:color w:val="1F2937"/>
                 <w:sz w:val="15"/>
               </w:rPr>
-              <w:t>Đang thực hiện</w:t>
+              <w:t>Thêm server stale auth_version gate và payload roles/permissions</w:t>
             </w:r>
           </w:p>
         </w:tc>
@@ -18848,7 +17588,7 @@
         </w:trPr>
         <w:tc>
           <w:tcPr>
-            <w:tcW w:w="964" w:type="dxa"/>
+            <w:tcW w:w="1701" w:type="dxa"/>
             <w:shd w:val="clear" w:color="auto" w:fill="F8FAFC"/>
             <w:tcMar>
               <w:top w:w="80" w:type="dxa"/>
@@ -18868,13 +17608,13 @@
                 <w:color w:val="1F2937"/>
                 <w:sz w:val="15"/>
               </w:rPr>
-              <w:t>R01</w:t>
-            </w:r>
-          </w:p>
-        </w:tc>
-        <w:tc>
-          <w:tcPr>
-            <w:tcW w:w="2154" w:type="dxa"/>
+              <w:t>Organization</w:t>
+            </w:r>
+          </w:p>
+        </w:tc>
+        <w:tc>
+          <w:tcPr>
+            <w:tcW w:w="1417" w:type="dxa"/>
             <w:shd w:val="clear" w:color="auto" w:fill="F8FAFC"/>
             <w:tcMar>
               <w:top w:w="80" w:type="dxa"/>
@@ -18894,13 +17634,13 @@
                 <w:color w:val="1F2937"/>
                 <w:sz w:val="15"/>
               </w:rPr>
-              <w:t>Database audit</w:t>
-            </w:r>
-          </w:p>
-        </w:tc>
-        <w:tc>
-          <w:tcPr>
-            <w:tcW w:w="4535" w:type="dxa"/>
+              <w:t>Current mạnh</w:t>
+            </w:r>
+          </w:p>
+        </w:tc>
+        <w:tc>
+          <w:tcPr>
+            <w:tcW w:w="3288" w:type="dxa"/>
             <w:shd w:val="clear" w:color="auto" w:fill="F8FAFC"/>
             <w:tcMar>
               <w:top w:w="80" w:type="dxa"/>
@@ -18920,13 +17660,13 @@
                 <w:color w:val="1F2937"/>
                 <w:sz w:val="15"/>
               </w:rPr>
-              <w:t>31 current tables + live MySQL constraint/index/soft-delete audit</w:t>
-            </w:r>
-          </w:p>
-        </w:tc>
-        <w:tc>
-          <w:tcPr>
-            <w:tcW w:w="1984" w:type="dxa"/>
+              <w:t>Center profile, teacher/student/class/subject API + UI một phần</w:t>
+            </w:r>
+          </w:p>
+        </w:tc>
+        <w:tc>
+          <w:tcPr>
+            <w:tcW w:w="3288" w:type="dxa"/>
             <w:shd w:val="clear" w:color="auto" w:fill="F8FAFC"/>
             <w:tcMar>
               <w:top w:w="80" w:type="dxa"/>
@@ -18946,7 +17686,7 @@
                 <w:color w:val="1F2937"/>
                 <w:sz w:val="15"/>
               </w:rPr>
-              <w:t>Static xong; live gate thiếu</w:t>
+              <w:t>Chuẩn hóa capability và hoàn thiện UI/e2e</w:t>
             </w:r>
           </w:p>
         </w:tc>
@@ -18974,7 +17714,7 @@
         </w:trPr>
         <w:tc>
           <w:tcPr>
-            <w:tcW w:w="964" w:type="dxa"/>
+            <w:tcW w:w="1701" w:type="dxa"/>
             <w:tcMar>
               <w:top w:w="80" w:type="dxa"/>
               <w:left w:w="90" w:type="dxa"/>
@@ -18993,13 +17733,13 @@
                 <w:color w:val="1F2937"/>
                 <w:sz w:val="15"/>
               </w:rPr>
-              <w:t>R02</w:t>
-            </w:r>
-          </w:p>
-        </w:tc>
-        <w:tc>
-          <w:tcPr>
-            <w:tcW w:w="2154" w:type="dxa"/>
+              <w:t>Knowledge/Curriculum</w:t>
+            </w:r>
+          </w:p>
+        </w:tc>
+        <w:tc>
+          <w:tcPr>
+            <w:tcW w:w="1417" w:type="dxa"/>
             <w:tcMar>
               <w:top w:w="80" w:type="dxa"/>
               <w:left w:w="90" w:type="dxa"/>
@@ -19018,13 +17758,13 @@
                 <w:color w:val="1F2937"/>
                 <w:sz w:val="15"/>
               </w:rPr>
-              <w:t>Core hardening</w:t>
-            </w:r>
-          </w:p>
-        </w:tc>
-        <w:tc>
-          <w:tcPr>
-            <w:tcW w:w="4535" w:type="dxa"/>
+              <w:t>Current mạnh</w:t>
+            </w:r>
+          </w:p>
+        </w:tc>
+        <w:tc>
+          <w:tcPr>
+            <w:tcW w:w="3288" w:type="dxa"/>
             <w:tcMar>
               <w:top w:w="80" w:type="dxa"/>
               <w:left w:w="90" w:type="dxa"/>
@@ -19043,13 +17783,13 @@
                 <w:color w:val="1F2937"/>
                 <w:sz w:val="15"/>
               </w:rPr>
-              <w:t>Auth stale-version, shared errors, tenant/ownership, observability</w:t>
-            </w:r>
-          </w:p>
-        </w:tc>
-        <w:tc>
-          <w:tcPr>
-            <w:tcW w:w="1984" w:type="dxa"/>
+              <w:t>Graph CRUD/read, curriculum foundation/API và web một phần</w:t>
+            </w:r>
+          </w:p>
+        </w:tc>
+        <w:tc>
+          <w:tcPr>
+            <w:tcW w:w="3288" w:type="dxa"/>
             <w:tcMar>
               <w:top w:w="80" w:type="dxa"/>
               <w:left w:w="90" w:type="dxa"/>
@@ -19068,7 +17808,7 @@
                 <w:color w:val="1F2937"/>
                 <w:sz w:val="15"/>
               </w:rPr>
-              <w:t>Cần làm</w:t>
+              <w:t>Capability migration, integration polish</w:t>
             </w:r>
           </w:p>
         </w:tc>
@@ -19096,7 +17836,7 @@
         </w:trPr>
         <w:tc>
           <w:tcPr>
-            <w:tcW w:w="964" w:type="dxa"/>
+            <w:tcW w:w="1701" w:type="dxa"/>
             <w:shd w:val="clear" w:color="auto" w:fill="F8FAFC"/>
             <w:tcMar>
               <w:top w:w="80" w:type="dxa"/>
@@ -19116,13 +17856,13 @@
                 <w:color w:val="1F2937"/>
                 <w:sz w:val="15"/>
               </w:rPr>
-              <w:t>R03</w:t>
-            </w:r>
-          </w:p>
-        </w:tc>
-        <w:tc>
-          <w:tcPr>
-            <w:tcW w:w="2154" w:type="dxa"/>
+              <w:t>Question/Assignment</w:t>
+            </w:r>
+          </w:p>
+        </w:tc>
+        <w:tc>
+          <w:tcPr>
+            <w:tcW w:w="1417" w:type="dxa"/>
             <w:shd w:val="clear" w:color="auto" w:fill="F8FAFC"/>
             <w:tcMar>
               <w:top w:w="80" w:type="dxa"/>
@@ -19142,13 +17882,13 @@
                 <w:color w:val="1F2937"/>
                 <w:sz w:val="15"/>
               </w:rPr>
-              <w:t>Dynamic RBAC</w:t>
-            </w:r>
-          </w:p>
-        </w:tc>
-        <w:tc>
-          <w:tcPr>
-            <w:tcW w:w="4535" w:type="dxa"/>
+              <w:t>Đang phát triển</w:t>
+            </w:r>
+          </w:p>
+        </w:tc>
+        <w:tc>
+          <w:tcPr>
+            <w:tcW w:w="3288" w:type="dxa"/>
             <w:shd w:val="clear" w:color="auto" w:fill="F8FAFC"/>
             <w:tcMar>
               <w:top w:w="80" w:type="dxa"/>
@@ -19168,13 +17908,13 @@
                 <w:color w:val="1F2937"/>
                 <w:sz w:val="15"/>
               </w:rPr>
-              <w:t>Schema/migration/service/API/UI/e2e</w:t>
-            </w:r>
-          </w:p>
-        </w:tc>
-        <w:tc>
-          <w:tcPr>
-            <w:tcW w:w="1984" w:type="dxa"/>
+              <w:t>Schema/domain nền có</w:t>
+            </w:r>
+          </w:p>
+        </w:tc>
+        <w:tc>
+          <w:tcPr>
+            <w:tcW w:w="3288" w:type="dxa"/>
             <w:shd w:val="clear" w:color="auto" w:fill="F8FAFC"/>
             <w:tcMar>
               <w:top w:w="80" w:type="dxa"/>
@@ -19194,7 +17934,7 @@
                 <w:color w:val="1F2937"/>
                 <w:sz w:val="15"/>
               </w:rPr>
-              <w:t>Cần làm</w:t>
+              <w:t>Hoàn thiện API/UI, publish/target/submit workflow</w:t>
             </w:r>
           </w:p>
         </w:tc>
@@ -19222,7 +17962,7 @@
         </w:trPr>
         <w:tc>
           <w:tcPr>
-            <w:tcW w:w="964" w:type="dxa"/>
+            <w:tcW w:w="1701" w:type="dxa"/>
             <w:tcMar>
               <w:top w:w="80" w:type="dxa"/>
               <w:left w:w="90" w:type="dxa"/>
@@ -19241,13 +17981,13 @@
                 <w:color w:val="1F2937"/>
                 <w:sz w:val="15"/>
               </w:rPr>
-              <w:t>R04</w:t>
-            </w:r>
-          </w:p>
-        </w:tc>
-        <w:tc>
-          <w:tcPr>
-            <w:tcW w:w="2154" w:type="dxa"/>
+              <w:t>Dynamic RBAC</w:t>
+            </w:r>
+          </w:p>
+        </w:tc>
+        <w:tc>
+          <w:tcPr>
+            <w:tcW w:w="1417" w:type="dxa"/>
             <w:tcMar>
               <w:top w:w="80" w:type="dxa"/>
               <w:left w:w="90" w:type="dxa"/>
@@ -19266,13 +18006,13 @@
                 <w:color w:val="1F2937"/>
                 <w:sz w:val="15"/>
               </w:rPr>
-              <w:t>Content completion</w:t>
-            </w:r>
-          </w:p>
-        </w:tc>
-        <w:tc>
-          <w:tcPr>
-            <w:tcW w:w="4535" w:type="dxa"/>
+              <w:t>Target</w:t>
+            </w:r>
+          </w:p>
+        </w:tc>
+        <w:tc>
+          <w:tcPr>
+            <w:tcW w:w="3288" w:type="dxa"/>
             <w:tcMar>
               <w:top w:w="80" w:type="dxa"/>
               <w:left w:w="90" w:type="dxa"/>
@@ -19291,13 +18031,13 @@
                 <w:color w:val="1F2937"/>
                 <w:sz w:val="15"/>
               </w:rPr>
-              <w:t>Knowledge, curriculum, question bank</w:t>
-            </w:r>
-          </w:p>
-        </w:tc>
-        <w:tc>
-          <w:tcPr>
-            <w:tcW w:w="1984" w:type="dxa"/>
+              <w:t>users.auth_version đã có; policy hiện còn role-based</w:t>
+            </w:r>
+          </w:p>
+        </w:tc>
+        <w:tc>
+          <w:tcPr>
+            <w:tcW w:w="3288" w:type="dxa"/>
             <w:tcMar>
               <w:top w:w="80" w:type="dxa"/>
               <w:left w:w="90" w:type="dxa"/>
@@ -19316,7 +18056,7 @@
                 <w:color w:val="1F2937"/>
                 <w:sz w:val="15"/>
               </w:rPr>
-              <w:t>Knowledge/Curriculum khá cao</w:t>
+              <w:t>Bảy bảng target, authorization service, audit và admin UI</w:t>
             </w:r>
           </w:p>
         </w:tc>
@@ -19344,7 +18084,7 @@
         </w:trPr>
         <w:tc>
           <w:tcPr>
-            <w:tcW w:w="964" w:type="dxa"/>
+            <w:tcW w:w="1701" w:type="dxa"/>
             <w:shd w:val="clear" w:color="auto" w:fill="F8FAFC"/>
             <w:tcMar>
               <w:top w:w="80" w:type="dxa"/>
@@ -19364,13 +18104,13 @@
                 <w:color w:val="1F2937"/>
                 <w:sz w:val="15"/>
               </w:rPr>
-              <w:t>R05</w:t>
-            </w:r>
-          </w:p>
-        </w:tc>
-        <w:tc>
-          <w:tcPr>
-            <w:tcW w:w="2154" w:type="dxa"/>
+              <w:t>AI jobs</w:t>
+            </w:r>
+          </w:p>
+        </w:tc>
+        <w:tc>
+          <w:tcPr>
+            <w:tcW w:w="1417" w:type="dxa"/>
             <w:shd w:val="clear" w:color="auto" w:fill="F8FAFC"/>
             <w:tcMar>
               <w:top w:w="80" w:type="dxa"/>
@@ -19390,13 +18130,13 @@
                 <w:color w:val="1F2937"/>
                 <w:sz w:val="15"/>
               </w:rPr>
-              <w:t>Assignment/submission</w:t>
-            </w:r>
-          </w:p>
-        </w:tc>
-        <w:tc>
-          <w:tcPr>
-            <w:tcW w:w="4535" w:type="dxa"/>
+              <w:t>Current một phần</w:t>
+            </w:r>
+          </w:p>
+        </w:tc>
+        <w:tc>
+          <w:tcPr>
+            <w:tcW w:w="3288" w:type="dxa"/>
             <w:shd w:val="clear" w:color="auto" w:fill="F8FAFC"/>
             <w:tcMar>
               <w:top w:w="80" w:type="dxa"/>
@@ -19416,13 +18156,13 @@
                 <w:color w:val="1F2937"/>
                 <w:sz w:val="15"/>
               </w:rPr>
-              <w:t>Lifecycle, targets, idempotent submit, preliminary grade/job</w:t>
-            </w:r>
-          </w:p>
-        </w:tc>
-        <w:tc>
-          <w:tcPr>
-            <w:tcW w:w="1984" w:type="dxa"/>
+              <w:t>Durable job, Gemini/fallback ReasoningAnalysis</w:t>
+            </w:r>
+          </w:p>
+        </w:tc>
+        <w:tc>
+          <w:tcPr>
+            <w:tcW w:w="3288" w:type="dxa"/>
             <w:shd w:val="clear" w:color="auto" w:fill="F8FAFC"/>
             <w:tcMar>
               <w:top w:w="80" w:type="dxa"/>
@@ -19442,7 +18182,7 @@
                 <w:color w:val="1F2937"/>
                 <w:sz w:val="15"/>
               </w:rPr>
-              <w:t>Cần hoàn thiện</w:t>
+              <w:t>Evidence Gate, policy decision và review queue</w:t>
             </w:r>
           </w:p>
         </w:tc>
@@ -19470,7 +18210,7 @@
         </w:trPr>
         <w:tc>
           <w:tcPr>
-            <w:tcW w:w="964" w:type="dxa"/>
+            <w:tcW w:w="1701" w:type="dxa"/>
             <w:tcMar>
               <w:top w:w="80" w:type="dxa"/>
               <w:left w:w="90" w:type="dxa"/>
@@ -19489,13 +18229,13 @@
                 <w:color w:val="1F2937"/>
                 <w:sz w:val="15"/>
               </w:rPr>
-              <w:t>R06</w:t>
-            </w:r>
-          </w:p>
-        </w:tc>
-        <w:tc>
-          <w:tcPr>
-            <w:tcW w:w="2154" w:type="dxa"/>
+              <w:t>Digital Twin</w:t>
+            </w:r>
+          </w:p>
+        </w:tc>
+        <w:tc>
+          <w:tcPr>
+            <w:tcW w:w="1417" w:type="dxa"/>
             <w:tcMar>
               <w:top w:w="80" w:type="dxa"/>
               <w:left w:w="90" w:type="dxa"/>
@@ -19514,13 +18254,13 @@
                 <w:color w:val="1F2937"/>
                 <w:sz w:val="15"/>
               </w:rPr>
-              <w:t>Evidence governance</w:t>
-            </w:r>
-          </w:p>
-        </w:tc>
-        <w:tc>
-          <w:tcPr>
-            <w:tcW w:w="4535" w:type="dxa"/>
+              <w:t>Current một phần</w:t>
+            </w:r>
+          </w:p>
+        </w:tc>
+        <w:tc>
+          <w:tcPr>
+            <w:tcW w:w="3288" w:type="dxa"/>
             <w:tcMar>
               <w:top w:w="80" w:type="dxa"/>
               <w:left w:w="90" w:type="dxa"/>
@@ -19539,13 +18279,13 @@
                 <w:color w:val="1F2937"/>
                 <w:sz w:val="15"/>
               </w:rPr>
-              <w:t>AI adapter, fallback, Evidence Gate, review/override/replay</w:t>
-            </w:r>
-          </w:p>
-        </w:tc>
-        <w:tc>
-          <w:tcPr>
-            <w:tcW w:w="1984" w:type="dxa"/>
+              <w:t>Knowledge/Behavior/history entities và use cases rời rạc</w:t>
+            </w:r>
+          </w:p>
+        </w:tc>
+        <w:tc>
+          <w:tcPr>
+            <w:tcW w:w="3288" w:type="dxa"/>
             <w:tcMar>
               <w:top w:w="80" w:type="dxa"/>
               <w:left w:w="90" w:type="dxa"/>
@@ -19564,7 +18304,7 @@
                 <w:color w:val="1F2937"/>
                 <w:sz w:val="15"/>
               </w:rPr>
-              <w:t>Một phần</w:t>
+              <w:t>Atomic orchestration; fallback Mastery weight=0</w:t>
             </w:r>
           </w:p>
         </w:tc>
@@ -19592,7 +18332,7 @@
         </w:trPr>
         <w:tc>
           <w:tcPr>
-            <w:tcW w:w="964" w:type="dxa"/>
+            <w:tcW w:w="1701" w:type="dxa"/>
             <w:shd w:val="clear" w:color="auto" w:fill="F8FAFC"/>
             <w:tcMar>
               <w:top w:w="80" w:type="dxa"/>
@@ -19612,13 +18352,13 @@
                 <w:color w:val="1F2937"/>
                 <w:sz w:val="15"/>
               </w:rPr>
-              <w:t>R07</w:t>
-            </w:r>
-          </w:p>
-        </w:tc>
-        <w:tc>
-          <w:tcPr>
-            <w:tcW w:w="2154" w:type="dxa"/>
+              <w:t>Recommendation</w:t>
+            </w:r>
+          </w:p>
+        </w:tc>
+        <w:tc>
+          <w:tcPr>
+            <w:tcW w:w="1417" w:type="dxa"/>
             <w:shd w:val="clear" w:color="auto" w:fill="F8FAFC"/>
             <w:tcMar>
               <w:top w:w="80" w:type="dxa"/>
@@ -19638,13 +18378,13 @@
                 <w:color w:val="1F2937"/>
                 <w:sz w:val="15"/>
               </w:rPr>
-              <w:t>Twin orchestration</w:t>
-            </w:r>
-          </w:p>
-        </w:tc>
-        <w:tc>
-          <w:tcPr>
-            <w:tcW w:w="4535" w:type="dxa"/>
+              <w:t>Current một phần</w:t>
+            </w:r>
+          </w:p>
+        </w:tc>
+        <w:tc>
+          <w:tcPr>
+            <w:tcW w:w="3288" w:type="dxa"/>
             <w:shd w:val="clear" w:color="auto" w:fill="F8FAFC"/>
             <w:tcMar>
               <w:top w:w="80" w:type="dxa"/>
@@ -19664,13 +18404,13 @@
                 <w:color w:val="1F2937"/>
                 <w:sz w:val="15"/>
               </w:rPr>
-              <w:t>Knowledge/Behavior transaction/history/concurrency</w:t>
-            </w:r>
-          </w:p>
-        </w:tc>
-        <w:tc>
-          <w:tcPr>
-            <w:tcW w:w="1984" w:type="dxa"/>
+              <w:t>Entity/logic nền</w:t>
+            </w:r>
+          </w:p>
+        </w:tc>
+        <w:tc>
+          <w:tcPr>
+            <w:tcW w:w="3288" w:type="dxa"/>
             <w:shd w:val="clear" w:color="auto" w:fill="F8FAFC"/>
             <w:tcMar>
               <w:top w:w="80" w:type="dxa"/>
@@ -19690,7 +18430,7 @@
                 <w:color w:val="1F2937"/>
                 <w:sz w:val="15"/>
               </w:rPr>
-              <w:t>Một phần</w:t>
+              <w:t>Deterministic Opportunity Gap + explainability + orchestration</w:t>
             </w:r>
           </w:p>
         </w:tc>
@@ -19718,101 +18458,342 @@
         </w:trPr>
         <w:tc>
           <w:tcPr>
+            <w:tcW w:w="1701" w:type="dxa"/>
+            <w:tcMar>
+              <w:top w:w="80" w:type="dxa"/>
+              <w:left w:w="90" w:type="dxa"/>
+              <w:bottom w:w="80" w:type="dxa"/>
+              <w:right w:w="90" w:type="dxa"/>
+            </w:tcMar>
+            <w:vAlign w:val="center"/>
+          </w:tcPr>
+          <w:p>
+            <w:pPr>
+              <w:spacing w:after="0" w:line="240" w:lineRule="auto"/>
+            </w:pPr>
+            <w:r>
+              <w:rPr>
+                <w:rFonts w:ascii="Arial" w:hAnsi="Arial" w:eastAsia="Arial"/>
+                <w:color w:val="1F2937"/>
+                <w:sz w:val="15"/>
+              </w:rPr>
+              <w:t>Course evidence</w:t>
+            </w:r>
+          </w:p>
+        </w:tc>
+        <w:tc>
+          <w:tcPr>
+            <w:tcW w:w="1417" w:type="dxa"/>
+            <w:tcMar>
+              <w:top w:w="80" w:type="dxa"/>
+              <w:left w:w="90" w:type="dxa"/>
+              <w:bottom w:w="80" w:type="dxa"/>
+              <w:right w:w="90" w:type="dxa"/>
+            </w:tcMar>
+            <w:vAlign w:val="center"/>
+          </w:tcPr>
+          <w:p>
+            <w:pPr>
+              <w:spacing w:after="0" w:line="240" w:lineRule="auto"/>
+            </w:pPr>
+            <w:r>
+              <w:rPr>
+                <w:rFonts w:ascii="Arial" w:hAnsi="Arial" w:eastAsia="Arial"/>
+                <w:color w:val="1F2937"/>
+                <w:sz w:val="15"/>
+              </w:rPr>
+              <w:t>Target</w:t>
+            </w:r>
+          </w:p>
+        </w:tc>
+        <w:tc>
+          <w:tcPr>
+            <w:tcW w:w="3288" w:type="dxa"/>
+            <w:tcMar>
+              <w:top w:w="80" w:type="dxa"/>
+              <w:left w:w="90" w:type="dxa"/>
+              <w:bottom w:w="80" w:type="dxa"/>
+              <w:right w:w="90" w:type="dxa"/>
+            </w:tcMar>
+            <w:vAlign w:val="center"/>
+          </w:tcPr>
+          <w:p>
+            <w:pPr>
+              <w:spacing w:after="0" w:line="240" w:lineRule="auto"/>
+            </w:pPr>
+            <w:r>
+              <w:rPr>
+                <w:rFonts w:ascii="Arial" w:hAnsi="Arial" w:eastAsia="Arial"/>
+                <w:color w:val="1F2937"/>
+                <w:sz w:val="15"/>
+              </w:rPr>
+              <w:t>Docs/rebaseline/assignment đã có</w:t>
+            </w:r>
+          </w:p>
+        </w:tc>
+        <w:tc>
+          <w:tcPr>
+            <w:tcW w:w="3288" w:type="dxa"/>
+            <w:tcMar>
+              <w:top w:w="80" w:type="dxa"/>
+              <w:left w:w="90" w:type="dxa"/>
+              <w:bottom w:w="80" w:type="dxa"/>
+              <w:right w:w="90" w:type="dxa"/>
+            </w:tcMar>
+            <w:vAlign w:val="center"/>
+          </w:tcPr>
+          <w:p>
+            <w:pPr>
+              <w:spacing w:after="0" w:line="240" w:lineRule="auto"/>
+            </w:pPr>
+            <w:r>
+              <w:rPr>
+                <w:rFonts w:ascii="Arial" w:hAnsi="Arial" w:eastAsia="Arial"/>
+                <w:color w:val="1F2937"/>
+                <w:sz w:val="15"/>
+              </w:rPr>
+              <w:t>Repo mới, member metadata, interview, Figma, weekly evidence</w:t>
+            </w:r>
+          </w:p>
+        </w:tc>
+      </w:tr>
+    </w:tbl>
+    <w:p/>
+    <w:tbl>
+      <w:tblPr>
+        <w:tblStyle w:val="12"/>
+        <w:tblW w:w="0" w:type="auto"/>
+        <w:jc w:val="center"/>
+        <w:tblLayout w:type="autofit"/>
+        <w:tblCellMar>
+          <w:top w:w="0" w:type="dxa"/>
+          <w:left w:w="108" w:type="dxa"/>
+          <w:bottom w:w="0" w:type="dxa"/>
+          <w:right w:w="108" w:type="dxa"/>
+        </w:tblCellMar>
+      </w:tblPr>
+      <w:tblGrid>
+        <w:gridCol w:w="9866"/>
+      </w:tblGrid>
+      <w:tr>
+        <w:tblPrEx>
+          <w:tblCellMar>
+            <w:top w:w="0" w:type="dxa"/>
+            <w:left w:w="108" w:type="dxa"/>
+            <w:bottom w:w="0" w:type="dxa"/>
+            <w:right w:w="108" w:type="dxa"/>
+          </w:tblCellMar>
+        </w:tblPrEx>
+        <w:trPr>
+          <w:cantSplit/>
+          <w:jc w:val="center"/>
+        </w:trPr>
+        <w:tc>
+          <w:tcPr>
+            <w:tcW w:w="9866" w:type="dxa"/>
+            <w:shd w:val="clear" w:color="auto" w:fill="FCE4D6"/>
+            <w:tcMar>
+              <w:top w:w="120" w:type="dxa"/>
+              <w:left w:w="160" w:type="dxa"/>
+              <w:bottom w:w="120" w:type="dxa"/>
+              <w:right w:w="160" w:type="dxa"/>
+            </w:tcMar>
+          </w:tcPr>
+          <w:p>
+            <w:r>
+              <w:rPr>
+                <w:rFonts w:ascii="Arial" w:hAnsi="Arial" w:eastAsia="Arial"/>
+                <w:b/>
+                <w:color w:val="17365D"/>
+                <w:sz w:val="20"/>
+              </w:rPr>
+              <w:t>Khoảng cách quan trọng</w:t>
+            </w:r>
+            <w:r>
+              <w:rPr>
+                <w:rFonts w:ascii="Arial" w:hAnsi="Arial" w:eastAsia="Arial"/>
+                <w:b/>
+                <w:color w:val="17365D"/>
+                <w:sz w:val="20"/>
+              </w:rPr>
+              <w:br w:type="textWrapping"/>
+            </w:r>
+            <w:r>
+              <w:rPr>
+                <w:rFonts w:ascii="Arial" w:hAnsi="Arial" w:eastAsia="Arial"/>
+                <w:color w:val="1F2937"/>
+                <w:sz w:val="19"/>
+              </w:rPr>
+              <w:t>AuthorizationPolicies/RoleRoute hiện còn kiểm tra role tĩnh; MasteryCalculator fallback hiện có thể thay đổi Mastery. Hai điểm này phải được sửa trước khi tuyên bố tuân thủ kiến trúc v2.</w:t>
+            </w:r>
+          </w:p>
+        </w:tc>
+      </w:tr>
+    </w:tbl>
+    <w:p/>
+    <w:p>
+      <w:pPr>
+        <w:pStyle w:val="2"/>
+      </w:pPr>
+      <w:bookmarkStart w:id="35" w:name="_Toc13128"/>
+      <w:r>
+        <w:t>16. Lộ trình thực hiện</w:t>
+      </w:r>
+      <w:bookmarkEnd w:id="35"/>
+    </w:p>
+    <w:tbl>
+      <w:tblPr>
+        <w:tblStyle w:val="35"/>
+        <w:tblW w:w="0" w:type="auto"/>
+        <w:jc w:val="center"/>
+        <w:tblBorders>
+          <w:top w:val="single" w:color="auto" w:sz="4" w:space="0"/>
+          <w:left w:val="single" w:color="auto" w:sz="4" w:space="0"/>
+          <w:bottom w:val="single" w:color="auto" w:sz="4" w:space="0"/>
+          <w:right w:val="single" w:color="auto" w:sz="4" w:space="0"/>
+          <w:insideH w:val="single" w:color="auto" w:sz="4" w:space="0"/>
+          <w:insideV w:val="single" w:color="auto" w:sz="4" w:space="0"/>
+        </w:tblBorders>
+        <w:tblLayout w:type="fixed"/>
+        <w:tblCellMar>
+          <w:top w:w="0" w:type="dxa"/>
+          <w:left w:w="108" w:type="dxa"/>
+          <w:bottom w:w="0" w:type="dxa"/>
+          <w:right w:w="108" w:type="dxa"/>
+        </w:tblCellMar>
+      </w:tblPr>
+      <w:tblGrid>
+        <w:gridCol w:w="2466"/>
+        <w:gridCol w:w="2466"/>
+        <w:gridCol w:w="2466"/>
+        <w:gridCol w:w="2466"/>
+      </w:tblGrid>
+      <w:tr>
+        <w:tblPrEx>
+          <w:tblBorders>
+            <w:top w:val="single" w:color="auto" w:sz="4" w:space="0"/>
+            <w:left w:val="single" w:color="auto" w:sz="4" w:space="0"/>
+            <w:bottom w:val="single" w:color="auto" w:sz="4" w:space="0"/>
+            <w:right w:val="single" w:color="auto" w:sz="4" w:space="0"/>
+            <w:insideH w:val="single" w:color="auto" w:sz="4" w:space="0"/>
+            <w:insideV w:val="single" w:color="auto" w:sz="4" w:space="0"/>
+          </w:tblBorders>
+          <w:tblCellMar>
+            <w:top w:w="0" w:type="dxa"/>
+            <w:left w:w="108" w:type="dxa"/>
+            <w:bottom w:w="0" w:type="dxa"/>
+            <w:right w:w="108" w:type="dxa"/>
+          </w:tblCellMar>
+        </w:tblPrEx>
+        <w:trPr>
+          <w:tblHeader/>
+          <w:jc w:val="center"/>
+        </w:trPr>
+        <w:tc>
+          <w:tcPr>
             <w:tcW w:w="964" w:type="dxa"/>
-            <w:tcMar>
-              <w:top w:w="80" w:type="dxa"/>
-              <w:left w:w="90" w:type="dxa"/>
-              <w:bottom w:w="80" w:type="dxa"/>
-              <w:right w:w="90" w:type="dxa"/>
-            </w:tcMar>
-            <w:vAlign w:val="center"/>
-          </w:tcPr>
-          <w:p>
-            <w:pPr>
-              <w:spacing w:after="0" w:line="240" w:lineRule="auto"/>
-            </w:pPr>
-            <w:r>
-              <w:rPr>
-                <w:rFonts w:ascii="Arial" w:hAnsi="Arial" w:eastAsia="Arial"/>
-                <w:color w:val="1F2937"/>
-                <w:sz w:val="15"/>
-              </w:rPr>
-              <w:t>R08</w:t>
+            <w:shd w:val="clear" w:color="auto" w:fill="17365D"/>
+            <w:tcMar>
+              <w:top w:w="80" w:type="dxa"/>
+              <w:left w:w="90" w:type="dxa"/>
+              <w:bottom w:w="80" w:type="dxa"/>
+              <w:right w:w="90" w:type="dxa"/>
+            </w:tcMar>
+          </w:tcPr>
+          <w:p>
+            <w:pPr>
+              <w:spacing w:after="0" w:line="240" w:lineRule="auto"/>
+              <w:jc w:val="center"/>
+            </w:pPr>
+            <w:r>
+              <w:rPr>
+                <w:rFonts w:ascii="Arial" w:hAnsi="Arial" w:eastAsia="Arial"/>
+                <w:b/>
+                <w:color w:val="FFFFFF"/>
+                <w:sz w:val="16"/>
+              </w:rPr>
+              <w:t>Phase</w:t>
             </w:r>
           </w:p>
         </w:tc>
         <w:tc>
           <w:tcPr>
             <w:tcW w:w="2154" w:type="dxa"/>
-            <w:tcMar>
-              <w:top w:w="80" w:type="dxa"/>
-              <w:left w:w="90" w:type="dxa"/>
-              <w:bottom w:w="80" w:type="dxa"/>
-              <w:right w:w="90" w:type="dxa"/>
-            </w:tcMar>
-            <w:vAlign w:val="center"/>
-          </w:tcPr>
-          <w:p>
-            <w:pPr>
-              <w:spacing w:after="0" w:line="240" w:lineRule="auto"/>
-            </w:pPr>
-            <w:r>
-              <w:rPr>
-                <w:rFonts w:ascii="Arial" w:hAnsi="Arial" w:eastAsia="Arial"/>
-                <w:color w:val="1F2937"/>
-                <w:sz w:val="15"/>
-              </w:rPr>
-              <w:t>Recommendation/dashboard</w:t>
+            <w:shd w:val="clear" w:color="auto" w:fill="17365D"/>
+            <w:tcMar>
+              <w:top w:w="80" w:type="dxa"/>
+              <w:left w:w="90" w:type="dxa"/>
+              <w:bottom w:w="80" w:type="dxa"/>
+              <w:right w:w="90" w:type="dxa"/>
+            </w:tcMar>
+          </w:tcPr>
+          <w:p>
+            <w:pPr>
+              <w:spacing w:after="0" w:line="240" w:lineRule="auto"/>
+              <w:jc w:val="center"/>
+            </w:pPr>
+            <w:r>
+              <w:rPr>
+                <w:rFonts w:ascii="Arial" w:hAnsi="Arial" w:eastAsia="Arial"/>
+                <w:b/>
+                <w:color w:val="FFFFFF"/>
+                <w:sz w:val="16"/>
+              </w:rPr>
+              <w:t>Mục tiêu</w:t>
             </w:r>
           </w:p>
         </w:tc>
         <w:tc>
           <w:tcPr>
             <w:tcW w:w="4535" w:type="dxa"/>
-            <w:tcMar>
-              <w:top w:w="80" w:type="dxa"/>
-              <w:left w:w="90" w:type="dxa"/>
-              <w:bottom w:w="80" w:type="dxa"/>
-              <w:right w:w="90" w:type="dxa"/>
-            </w:tcMar>
-            <w:vAlign w:val="center"/>
-          </w:tcPr>
-          <w:p>
-            <w:pPr>
-              <w:spacing w:after="0" w:line="240" w:lineRule="auto"/>
-            </w:pPr>
-            <w:r>
-              <w:rPr>
-                <w:rFonts w:ascii="Arial" w:hAnsi="Arial" w:eastAsia="Arial"/>
-                <w:color w:val="1F2937"/>
-                <w:sz w:val="15"/>
-              </w:rPr>
-              <w:t>Opportunity Gap, explainability, role dashboards</w:t>
+            <w:shd w:val="clear" w:color="auto" w:fill="17365D"/>
+            <w:tcMar>
+              <w:top w:w="80" w:type="dxa"/>
+              <w:left w:w="90" w:type="dxa"/>
+              <w:bottom w:w="80" w:type="dxa"/>
+              <w:right w:w="90" w:type="dxa"/>
+            </w:tcMar>
+          </w:tcPr>
+          <w:p>
+            <w:pPr>
+              <w:spacing w:after="0" w:line="240" w:lineRule="auto"/>
+              <w:jc w:val="center"/>
+            </w:pPr>
+            <w:r>
+              <w:rPr>
+                <w:rFonts w:ascii="Arial" w:hAnsi="Arial" w:eastAsia="Arial"/>
+                <w:b/>
+                <w:color w:val="FFFFFF"/>
+                <w:sz w:val="16"/>
+              </w:rPr>
+              <w:t>Exit chính</w:t>
             </w:r>
           </w:p>
         </w:tc>
         <w:tc>
           <w:tcPr>
             <w:tcW w:w="1984" w:type="dxa"/>
-            <w:tcMar>
-              <w:top w:w="80" w:type="dxa"/>
-              <w:left w:w="90" w:type="dxa"/>
-              <w:bottom w:w="80" w:type="dxa"/>
-              <w:right w:w="90" w:type="dxa"/>
-            </w:tcMar>
-            <w:vAlign w:val="center"/>
-          </w:tcPr>
-          <w:p>
-            <w:pPr>
-              <w:spacing w:after="0" w:line="240" w:lineRule="auto"/>
-            </w:pPr>
-            <w:r>
-              <w:rPr>
-                <w:rFonts w:ascii="Arial" w:hAnsi="Arial" w:eastAsia="Arial"/>
-                <w:color w:val="1F2937"/>
-                <w:sz w:val="15"/>
-              </w:rPr>
-              <w:t>Một phần</w:t>
+            <w:shd w:val="clear" w:color="auto" w:fill="17365D"/>
+            <w:tcMar>
+              <w:top w:w="80" w:type="dxa"/>
+              <w:left w:w="90" w:type="dxa"/>
+              <w:bottom w:w="80" w:type="dxa"/>
+              <w:right w:w="90" w:type="dxa"/>
+            </w:tcMar>
+          </w:tcPr>
+          <w:p>
+            <w:pPr>
+              <w:spacing w:after="0" w:line="240" w:lineRule="auto"/>
+              <w:jc w:val="center"/>
+            </w:pPr>
+            <w:r>
+              <w:rPr>
+                <w:rFonts w:ascii="Arial" w:hAnsi="Arial" w:eastAsia="Arial"/>
+                <w:b/>
+                <w:color w:val="FFFFFF"/>
+                <w:sz w:val="16"/>
+              </w:rPr>
+              <w:t>Hiện tại</w:t>
             </w:r>
           </w:p>
         </w:tc>
@@ -19841,6 +18822,1120 @@
         <w:tc>
           <w:tcPr>
             <w:tcW w:w="964" w:type="dxa"/>
+            <w:tcMar>
+              <w:top w:w="80" w:type="dxa"/>
+              <w:left w:w="90" w:type="dxa"/>
+              <w:bottom w:w="80" w:type="dxa"/>
+              <w:right w:w="90" w:type="dxa"/>
+            </w:tcMar>
+            <w:vAlign w:val="center"/>
+          </w:tcPr>
+          <w:p>
+            <w:pPr>
+              <w:spacing w:after="0" w:line="240" w:lineRule="auto"/>
+            </w:pPr>
+            <w:r>
+              <w:rPr>
+                <w:rFonts w:ascii="Arial" w:hAnsi="Arial" w:eastAsia="Arial"/>
+                <w:color w:val="1F2937"/>
+                <w:sz w:val="15"/>
+              </w:rPr>
+              <w:t>R00</w:t>
+            </w:r>
+          </w:p>
+        </w:tc>
+        <w:tc>
+          <w:tcPr>
+            <w:tcW w:w="2154" w:type="dxa"/>
+            <w:tcMar>
+              <w:top w:w="80" w:type="dxa"/>
+              <w:left w:w="90" w:type="dxa"/>
+              <w:bottom w:w="80" w:type="dxa"/>
+              <w:right w:w="90" w:type="dxa"/>
+            </w:tcMar>
+            <w:vAlign w:val="center"/>
+          </w:tcPr>
+          <w:p>
+            <w:pPr>
+              <w:spacing w:after="0" w:line="240" w:lineRule="auto"/>
+            </w:pPr>
+            <w:r>
+              <w:rPr>
+                <w:rFonts w:ascii="Arial" w:hAnsi="Arial" w:eastAsia="Arial"/>
+                <w:color w:val="1F2937"/>
+                <w:sz w:val="15"/>
+              </w:rPr>
+              <w:t>Course rebaseline</w:t>
+            </w:r>
+          </w:p>
+        </w:tc>
+        <w:tc>
+          <w:tcPr>
+            <w:tcW w:w="4535" w:type="dxa"/>
+            <w:tcMar>
+              <w:top w:w="80" w:type="dxa"/>
+              <w:left w:w="90" w:type="dxa"/>
+              <w:bottom w:w="80" w:type="dxa"/>
+              <w:right w:w="90" w:type="dxa"/>
+            </w:tcMar>
+            <w:vAlign w:val="center"/>
+          </w:tcPr>
+          <w:p>
+            <w:pPr>
+              <w:spacing w:after="0" w:line="240" w:lineRule="auto"/>
+            </w:pPr>
+            <w:r>
+              <w:rPr>
+                <w:rFonts w:ascii="Arial" w:hAnsi="Arial" w:eastAsia="Arial"/>
+                <w:color w:val="1F2937"/>
+                <w:sz w:val="15"/>
+              </w:rPr>
+              <w:t>Docs, baseline, team metadata, repo, interview/Figma plan</w:t>
+            </w:r>
+          </w:p>
+        </w:tc>
+        <w:tc>
+          <w:tcPr>
+            <w:tcW w:w="1984" w:type="dxa"/>
+            <w:tcMar>
+              <w:top w:w="80" w:type="dxa"/>
+              <w:left w:w="90" w:type="dxa"/>
+              <w:bottom w:w="80" w:type="dxa"/>
+              <w:right w:w="90" w:type="dxa"/>
+            </w:tcMar>
+            <w:vAlign w:val="center"/>
+          </w:tcPr>
+          <w:p>
+            <w:pPr>
+              <w:spacing w:after="0" w:line="240" w:lineRule="auto"/>
+            </w:pPr>
+            <w:r>
+              <w:rPr>
+                <w:rFonts w:ascii="Arial" w:hAnsi="Arial" w:eastAsia="Arial"/>
+                <w:color w:val="1F2937"/>
+                <w:sz w:val="15"/>
+              </w:rPr>
+              <w:t>Đang thực hiện</w:t>
+            </w:r>
+          </w:p>
+        </w:tc>
+      </w:tr>
+      <w:tr>
+        <w:tblPrEx>
+          <w:tblBorders>
+            <w:top w:val="single" w:color="auto" w:sz="4" w:space="0"/>
+            <w:left w:val="single" w:color="auto" w:sz="4" w:space="0"/>
+            <w:bottom w:val="single" w:color="auto" w:sz="4" w:space="0"/>
+            <w:right w:val="single" w:color="auto" w:sz="4" w:space="0"/>
+            <w:insideH w:val="single" w:color="auto" w:sz="4" w:space="0"/>
+            <w:insideV w:val="single" w:color="auto" w:sz="4" w:space="0"/>
+          </w:tblBorders>
+          <w:tblCellMar>
+            <w:top w:w="0" w:type="dxa"/>
+            <w:left w:w="108" w:type="dxa"/>
+            <w:bottom w:w="0" w:type="dxa"/>
+            <w:right w:w="108" w:type="dxa"/>
+          </w:tblCellMar>
+        </w:tblPrEx>
+        <w:trPr>
+          <w:cantSplit/>
+          <w:jc w:val="center"/>
+        </w:trPr>
+        <w:tc>
+          <w:tcPr>
+            <w:tcW w:w="964" w:type="dxa"/>
+            <w:shd w:val="clear" w:color="auto" w:fill="F8FAFC"/>
+            <w:tcMar>
+              <w:top w:w="80" w:type="dxa"/>
+              <w:left w:w="90" w:type="dxa"/>
+              <w:bottom w:w="80" w:type="dxa"/>
+              <w:right w:w="90" w:type="dxa"/>
+            </w:tcMar>
+            <w:vAlign w:val="center"/>
+          </w:tcPr>
+          <w:p>
+            <w:pPr>
+              <w:spacing w:after="0" w:line="240" w:lineRule="auto"/>
+            </w:pPr>
+            <w:r>
+              <w:rPr>
+                <w:rFonts w:ascii="Arial" w:hAnsi="Arial" w:eastAsia="Arial"/>
+                <w:color w:val="1F2937"/>
+                <w:sz w:val="15"/>
+              </w:rPr>
+              <w:t>R01</w:t>
+            </w:r>
+          </w:p>
+        </w:tc>
+        <w:tc>
+          <w:tcPr>
+            <w:tcW w:w="2154" w:type="dxa"/>
+            <w:shd w:val="clear" w:color="auto" w:fill="F8FAFC"/>
+            <w:tcMar>
+              <w:top w:w="80" w:type="dxa"/>
+              <w:left w:w="90" w:type="dxa"/>
+              <w:bottom w:w="80" w:type="dxa"/>
+              <w:right w:w="90" w:type="dxa"/>
+            </w:tcMar>
+            <w:vAlign w:val="center"/>
+          </w:tcPr>
+          <w:p>
+            <w:pPr>
+              <w:spacing w:after="0" w:line="240" w:lineRule="auto"/>
+            </w:pPr>
+            <w:r>
+              <w:rPr>
+                <w:rFonts w:ascii="Arial" w:hAnsi="Arial" w:eastAsia="Arial"/>
+                <w:color w:val="1F2937"/>
+                <w:sz w:val="15"/>
+              </w:rPr>
+              <w:t>Database audit</w:t>
+            </w:r>
+          </w:p>
+        </w:tc>
+        <w:tc>
+          <w:tcPr>
+            <w:tcW w:w="4535" w:type="dxa"/>
+            <w:shd w:val="clear" w:color="auto" w:fill="F8FAFC"/>
+            <w:tcMar>
+              <w:top w:w="80" w:type="dxa"/>
+              <w:left w:w="90" w:type="dxa"/>
+              <w:bottom w:w="80" w:type="dxa"/>
+              <w:right w:w="90" w:type="dxa"/>
+            </w:tcMar>
+            <w:vAlign w:val="center"/>
+          </w:tcPr>
+          <w:p>
+            <w:pPr>
+              <w:spacing w:after="0" w:line="240" w:lineRule="auto"/>
+            </w:pPr>
+            <w:r>
+              <w:rPr>
+                <w:rFonts w:ascii="Arial" w:hAnsi="Arial" w:eastAsia="Arial"/>
+                <w:color w:val="1F2937"/>
+                <w:sz w:val="15"/>
+              </w:rPr>
+              <w:t>31 current tables + live MySQL constraint/index/soft-delete audit</w:t>
+            </w:r>
+          </w:p>
+        </w:tc>
+        <w:tc>
+          <w:tcPr>
+            <w:tcW w:w="1984" w:type="dxa"/>
+            <w:shd w:val="clear" w:color="auto" w:fill="F8FAFC"/>
+            <w:tcMar>
+              <w:top w:w="80" w:type="dxa"/>
+              <w:left w:w="90" w:type="dxa"/>
+              <w:bottom w:w="80" w:type="dxa"/>
+              <w:right w:w="90" w:type="dxa"/>
+            </w:tcMar>
+            <w:vAlign w:val="center"/>
+          </w:tcPr>
+          <w:p>
+            <w:pPr>
+              <w:spacing w:after="0" w:line="240" w:lineRule="auto"/>
+            </w:pPr>
+            <w:r>
+              <w:rPr>
+                <w:rFonts w:ascii="Arial" w:hAnsi="Arial" w:eastAsia="Arial"/>
+                <w:color w:val="1F2937"/>
+                <w:sz w:val="15"/>
+              </w:rPr>
+              <w:t>Static xong; live gate thiếu</w:t>
+            </w:r>
+          </w:p>
+        </w:tc>
+      </w:tr>
+      <w:tr>
+        <w:tblPrEx>
+          <w:tblBorders>
+            <w:top w:val="single" w:color="auto" w:sz="4" w:space="0"/>
+            <w:left w:val="single" w:color="auto" w:sz="4" w:space="0"/>
+            <w:bottom w:val="single" w:color="auto" w:sz="4" w:space="0"/>
+            <w:right w:val="single" w:color="auto" w:sz="4" w:space="0"/>
+            <w:insideH w:val="single" w:color="auto" w:sz="4" w:space="0"/>
+            <w:insideV w:val="single" w:color="auto" w:sz="4" w:space="0"/>
+          </w:tblBorders>
+          <w:tblCellMar>
+            <w:top w:w="0" w:type="dxa"/>
+            <w:left w:w="108" w:type="dxa"/>
+            <w:bottom w:w="0" w:type="dxa"/>
+            <w:right w:w="108" w:type="dxa"/>
+          </w:tblCellMar>
+        </w:tblPrEx>
+        <w:trPr>
+          <w:cantSplit/>
+          <w:jc w:val="center"/>
+        </w:trPr>
+        <w:tc>
+          <w:tcPr>
+            <w:tcW w:w="964" w:type="dxa"/>
+            <w:tcMar>
+              <w:top w:w="80" w:type="dxa"/>
+              <w:left w:w="90" w:type="dxa"/>
+              <w:bottom w:w="80" w:type="dxa"/>
+              <w:right w:w="90" w:type="dxa"/>
+            </w:tcMar>
+            <w:vAlign w:val="center"/>
+          </w:tcPr>
+          <w:p>
+            <w:pPr>
+              <w:spacing w:after="0" w:line="240" w:lineRule="auto"/>
+            </w:pPr>
+            <w:r>
+              <w:rPr>
+                <w:rFonts w:ascii="Arial" w:hAnsi="Arial" w:eastAsia="Arial"/>
+                <w:color w:val="1F2937"/>
+                <w:sz w:val="15"/>
+              </w:rPr>
+              <w:t>R02</w:t>
+            </w:r>
+          </w:p>
+        </w:tc>
+        <w:tc>
+          <w:tcPr>
+            <w:tcW w:w="2154" w:type="dxa"/>
+            <w:tcMar>
+              <w:top w:w="80" w:type="dxa"/>
+              <w:left w:w="90" w:type="dxa"/>
+              <w:bottom w:w="80" w:type="dxa"/>
+              <w:right w:w="90" w:type="dxa"/>
+            </w:tcMar>
+            <w:vAlign w:val="center"/>
+          </w:tcPr>
+          <w:p>
+            <w:pPr>
+              <w:spacing w:after="0" w:line="240" w:lineRule="auto"/>
+            </w:pPr>
+            <w:r>
+              <w:rPr>
+                <w:rFonts w:ascii="Arial" w:hAnsi="Arial" w:eastAsia="Arial"/>
+                <w:color w:val="1F2937"/>
+                <w:sz w:val="15"/>
+              </w:rPr>
+              <w:t>Core hardening</w:t>
+            </w:r>
+          </w:p>
+        </w:tc>
+        <w:tc>
+          <w:tcPr>
+            <w:tcW w:w="4535" w:type="dxa"/>
+            <w:tcMar>
+              <w:top w:w="80" w:type="dxa"/>
+              <w:left w:w="90" w:type="dxa"/>
+              <w:bottom w:w="80" w:type="dxa"/>
+              <w:right w:w="90" w:type="dxa"/>
+            </w:tcMar>
+            <w:vAlign w:val="center"/>
+          </w:tcPr>
+          <w:p>
+            <w:pPr>
+              <w:spacing w:after="0" w:line="240" w:lineRule="auto"/>
+            </w:pPr>
+            <w:r>
+              <w:rPr>
+                <w:rFonts w:ascii="Arial" w:hAnsi="Arial" w:eastAsia="Arial"/>
+                <w:color w:val="1F2937"/>
+                <w:sz w:val="15"/>
+              </w:rPr>
+              <w:t>Auth stale-version, shared errors, tenant/ownership, observability</w:t>
+            </w:r>
+          </w:p>
+        </w:tc>
+        <w:tc>
+          <w:tcPr>
+            <w:tcW w:w="1984" w:type="dxa"/>
+            <w:tcMar>
+              <w:top w:w="80" w:type="dxa"/>
+              <w:left w:w="90" w:type="dxa"/>
+              <w:bottom w:w="80" w:type="dxa"/>
+              <w:right w:w="90" w:type="dxa"/>
+            </w:tcMar>
+            <w:vAlign w:val="center"/>
+          </w:tcPr>
+          <w:p>
+            <w:pPr>
+              <w:spacing w:after="0" w:line="240" w:lineRule="auto"/>
+            </w:pPr>
+            <w:r>
+              <w:rPr>
+                <w:rFonts w:ascii="Arial" w:hAnsi="Arial" w:eastAsia="Arial"/>
+                <w:color w:val="1F2937"/>
+                <w:sz w:val="15"/>
+              </w:rPr>
+              <w:t>Cần làm</w:t>
+            </w:r>
+          </w:p>
+        </w:tc>
+      </w:tr>
+      <w:tr>
+        <w:tblPrEx>
+          <w:tblBorders>
+            <w:top w:val="single" w:color="auto" w:sz="4" w:space="0"/>
+            <w:left w:val="single" w:color="auto" w:sz="4" w:space="0"/>
+            <w:bottom w:val="single" w:color="auto" w:sz="4" w:space="0"/>
+            <w:right w:val="single" w:color="auto" w:sz="4" w:space="0"/>
+            <w:insideH w:val="single" w:color="auto" w:sz="4" w:space="0"/>
+            <w:insideV w:val="single" w:color="auto" w:sz="4" w:space="0"/>
+          </w:tblBorders>
+          <w:tblCellMar>
+            <w:top w:w="0" w:type="dxa"/>
+            <w:left w:w="108" w:type="dxa"/>
+            <w:bottom w:w="0" w:type="dxa"/>
+            <w:right w:w="108" w:type="dxa"/>
+          </w:tblCellMar>
+        </w:tblPrEx>
+        <w:trPr>
+          <w:cantSplit/>
+          <w:jc w:val="center"/>
+        </w:trPr>
+        <w:tc>
+          <w:tcPr>
+            <w:tcW w:w="964" w:type="dxa"/>
+            <w:shd w:val="clear" w:color="auto" w:fill="F8FAFC"/>
+            <w:tcMar>
+              <w:top w:w="80" w:type="dxa"/>
+              <w:left w:w="90" w:type="dxa"/>
+              <w:bottom w:w="80" w:type="dxa"/>
+              <w:right w:w="90" w:type="dxa"/>
+            </w:tcMar>
+            <w:vAlign w:val="center"/>
+          </w:tcPr>
+          <w:p>
+            <w:pPr>
+              <w:spacing w:after="0" w:line="240" w:lineRule="auto"/>
+            </w:pPr>
+            <w:r>
+              <w:rPr>
+                <w:rFonts w:ascii="Arial" w:hAnsi="Arial" w:eastAsia="Arial"/>
+                <w:color w:val="1F2937"/>
+                <w:sz w:val="15"/>
+              </w:rPr>
+              <w:t>R03</w:t>
+            </w:r>
+          </w:p>
+        </w:tc>
+        <w:tc>
+          <w:tcPr>
+            <w:tcW w:w="2154" w:type="dxa"/>
+            <w:shd w:val="clear" w:color="auto" w:fill="F8FAFC"/>
+            <w:tcMar>
+              <w:top w:w="80" w:type="dxa"/>
+              <w:left w:w="90" w:type="dxa"/>
+              <w:bottom w:w="80" w:type="dxa"/>
+              <w:right w:w="90" w:type="dxa"/>
+            </w:tcMar>
+            <w:vAlign w:val="center"/>
+          </w:tcPr>
+          <w:p>
+            <w:pPr>
+              <w:spacing w:after="0" w:line="240" w:lineRule="auto"/>
+            </w:pPr>
+            <w:r>
+              <w:rPr>
+                <w:rFonts w:ascii="Arial" w:hAnsi="Arial" w:eastAsia="Arial"/>
+                <w:color w:val="1F2937"/>
+                <w:sz w:val="15"/>
+              </w:rPr>
+              <w:t>Dynamic RBAC</w:t>
+            </w:r>
+          </w:p>
+        </w:tc>
+        <w:tc>
+          <w:tcPr>
+            <w:tcW w:w="4535" w:type="dxa"/>
+            <w:shd w:val="clear" w:color="auto" w:fill="F8FAFC"/>
+            <w:tcMar>
+              <w:top w:w="80" w:type="dxa"/>
+              <w:left w:w="90" w:type="dxa"/>
+              <w:bottom w:w="80" w:type="dxa"/>
+              <w:right w:w="90" w:type="dxa"/>
+            </w:tcMar>
+            <w:vAlign w:val="center"/>
+          </w:tcPr>
+          <w:p>
+            <w:pPr>
+              <w:spacing w:after="0" w:line="240" w:lineRule="auto"/>
+            </w:pPr>
+            <w:r>
+              <w:rPr>
+                <w:rFonts w:ascii="Arial" w:hAnsi="Arial" w:eastAsia="Arial"/>
+                <w:color w:val="1F2937"/>
+                <w:sz w:val="15"/>
+              </w:rPr>
+              <w:t>Schema/migration/service/API/UI/e2e</w:t>
+            </w:r>
+          </w:p>
+        </w:tc>
+        <w:tc>
+          <w:tcPr>
+            <w:tcW w:w="1984" w:type="dxa"/>
+            <w:shd w:val="clear" w:color="auto" w:fill="F8FAFC"/>
+            <w:tcMar>
+              <w:top w:w="80" w:type="dxa"/>
+              <w:left w:w="90" w:type="dxa"/>
+              <w:bottom w:w="80" w:type="dxa"/>
+              <w:right w:w="90" w:type="dxa"/>
+            </w:tcMar>
+            <w:vAlign w:val="center"/>
+          </w:tcPr>
+          <w:p>
+            <w:pPr>
+              <w:spacing w:after="0" w:line="240" w:lineRule="auto"/>
+            </w:pPr>
+            <w:r>
+              <w:rPr>
+                <w:rFonts w:ascii="Arial" w:hAnsi="Arial" w:eastAsia="Arial"/>
+                <w:color w:val="1F2937"/>
+                <w:sz w:val="15"/>
+              </w:rPr>
+              <w:t>Cần làm</w:t>
+            </w:r>
+          </w:p>
+        </w:tc>
+      </w:tr>
+      <w:tr>
+        <w:tblPrEx>
+          <w:tblBorders>
+            <w:top w:val="single" w:color="auto" w:sz="4" w:space="0"/>
+            <w:left w:val="single" w:color="auto" w:sz="4" w:space="0"/>
+            <w:bottom w:val="single" w:color="auto" w:sz="4" w:space="0"/>
+            <w:right w:val="single" w:color="auto" w:sz="4" w:space="0"/>
+            <w:insideH w:val="single" w:color="auto" w:sz="4" w:space="0"/>
+            <w:insideV w:val="single" w:color="auto" w:sz="4" w:space="0"/>
+          </w:tblBorders>
+          <w:tblCellMar>
+            <w:top w:w="0" w:type="dxa"/>
+            <w:left w:w="108" w:type="dxa"/>
+            <w:bottom w:w="0" w:type="dxa"/>
+            <w:right w:w="108" w:type="dxa"/>
+          </w:tblCellMar>
+        </w:tblPrEx>
+        <w:trPr>
+          <w:cantSplit/>
+          <w:jc w:val="center"/>
+        </w:trPr>
+        <w:tc>
+          <w:tcPr>
+            <w:tcW w:w="964" w:type="dxa"/>
+            <w:tcMar>
+              <w:top w:w="80" w:type="dxa"/>
+              <w:left w:w="90" w:type="dxa"/>
+              <w:bottom w:w="80" w:type="dxa"/>
+              <w:right w:w="90" w:type="dxa"/>
+            </w:tcMar>
+            <w:vAlign w:val="center"/>
+          </w:tcPr>
+          <w:p>
+            <w:pPr>
+              <w:spacing w:after="0" w:line="240" w:lineRule="auto"/>
+            </w:pPr>
+            <w:r>
+              <w:rPr>
+                <w:rFonts w:ascii="Arial" w:hAnsi="Arial" w:eastAsia="Arial"/>
+                <w:color w:val="1F2937"/>
+                <w:sz w:val="15"/>
+              </w:rPr>
+              <w:t>R04</w:t>
+            </w:r>
+          </w:p>
+        </w:tc>
+        <w:tc>
+          <w:tcPr>
+            <w:tcW w:w="2154" w:type="dxa"/>
+            <w:tcMar>
+              <w:top w:w="80" w:type="dxa"/>
+              <w:left w:w="90" w:type="dxa"/>
+              <w:bottom w:w="80" w:type="dxa"/>
+              <w:right w:w="90" w:type="dxa"/>
+            </w:tcMar>
+            <w:vAlign w:val="center"/>
+          </w:tcPr>
+          <w:p>
+            <w:pPr>
+              <w:spacing w:after="0" w:line="240" w:lineRule="auto"/>
+            </w:pPr>
+            <w:r>
+              <w:rPr>
+                <w:rFonts w:ascii="Arial" w:hAnsi="Arial" w:eastAsia="Arial"/>
+                <w:color w:val="1F2937"/>
+                <w:sz w:val="15"/>
+              </w:rPr>
+              <w:t>Content completion</w:t>
+            </w:r>
+          </w:p>
+        </w:tc>
+        <w:tc>
+          <w:tcPr>
+            <w:tcW w:w="4535" w:type="dxa"/>
+            <w:tcMar>
+              <w:top w:w="80" w:type="dxa"/>
+              <w:left w:w="90" w:type="dxa"/>
+              <w:bottom w:w="80" w:type="dxa"/>
+              <w:right w:w="90" w:type="dxa"/>
+            </w:tcMar>
+            <w:vAlign w:val="center"/>
+          </w:tcPr>
+          <w:p>
+            <w:pPr>
+              <w:spacing w:after="0" w:line="240" w:lineRule="auto"/>
+            </w:pPr>
+            <w:r>
+              <w:rPr>
+                <w:rFonts w:ascii="Arial" w:hAnsi="Arial" w:eastAsia="Arial"/>
+                <w:color w:val="1F2937"/>
+                <w:sz w:val="15"/>
+              </w:rPr>
+              <w:t>Knowledge, curriculum, question bank</w:t>
+            </w:r>
+          </w:p>
+        </w:tc>
+        <w:tc>
+          <w:tcPr>
+            <w:tcW w:w="1984" w:type="dxa"/>
+            <w:tcMar>
+              <w:top w:w="80" w:type="dxa"/>
+              <w:left w:w="90" w:type="dxa"/>
+              <w:bottom w:w="80" w:type="dxa"/>
+              <w:right w:w="90" w:type="dxa"/>
+            </w:tcMar>
+            <w:vAlign w:val="center"/>
+          </w:tcPr>
+          <w:p>
+            <w:pPr>
+              <w:spacing w:after="0" w:line="240" w:lineRule="auto"/>
+            </w:pPr>
+            <w:r>
+              <w:rPr>
+                <w:rFonts w:ascii="Arial" w:hAnsi="Arial" w:eastAsia="Arial"/>
+                <w:color w:val="1F2937"/>
+                <w:sz w:val="15"/>
+              </w:rPr>
+              <w:t>Knowledge/Curriculum khá cao</w:t>
+            </w:r>
+          </w:p>
+        </w:tc>
+      </w:tr>
+      <w:tr>
+        <w:tblPrEx>
+          <w:tblBorders>
+            <w:top w:val="single" w:color="auto" w:sz="4" w:space="0"/>
+            <w:left w:val="single" w:color="auto" w:sz="4" w:space="0"/>
+            <w:bottom w:val="single" w:color="auto" w:sz="4" w:space="0"/>
+            <w:right w:val="single" w:color="auto" w:sz="4" w:space="0"/>
+            <w:insideH w:val="single" w:color="auto" w:sz="4" w:space="0"/>
+            <w:insideV w:val="single" w:color="auto" w:sz="4" w:space="0"/>
+          </w:tblBorders>
+          <w:tblCellMar>
+            <w:top w:w="0" w:type="dxa"/>
+            <w:left w:w="108" w:type="dxa"/>
+            <w:bottom w:w="0" w:type="dxa"/>
+            <w:right w:w="108" w:type="dxa"/>
+          </w:tblCellMar>
+        </w:tblPrEx>
+        <w:trPr>
+          <w:cantSplit/>
+          <w:jc w:val="center"/>
+        </w:trPr>
+        <w:tc>
+          <w:tcPr>
+            <w:tcW w:w="964" w:type="dxa"/>
+            <w:shd w:val="clear" w:color="auto" w:fill="F8FAFC"/>
+            <w:tcMar>
+              <w:top w:w="80" w:type="dxa"/>
+              <w:left w:w="90" w:type="dxa"/>
+              <w:bottom w:w="80" w:type="dxa"/>
+              <w:right w:w="90" w:type="dxa"/>
+            </w:tcMar>
+            <w:vAlign w:val="center"/>
+          </w:tcPr>
+          <w:p>
+            <w:pPr>
+              <w:spacing w:after="0" w:line="240" w:lineRule="auto"/>
+            </w:pPr>
+            <w:r>
+              <w:rPr>
+                <w:rFonts w:ascii="Arial" w:hAnsi="Arial" w:eastAsia="Arial"/>
+                <w:color w:val="1F2937"/>
+                <w:sz w:val="15"/>
+              </w:rPr>
+              <w:t>R05</w:t>
+            </w:r>
+          </w:p>
+        </w:tc>
+        <w:tc>
+          <w:tcPr>
+            <w:tcW w:w="2154" w:type="dxa"/>
+            <w:shd w:val="clear" w:color="auto" w:fill="F8FAFC"/>
+            <w:tcMar>
+              <w:top w:w="80" w:type="dxa"/>
+              <w:left w:w="90" w:type="dxa"/>
+              <w:bottom w:w="80" w:type="dxa"/>
+              <w:right w:w="90" w:type="dxa"/>
+            </w:tcMar>
+            <w:vAlign w:val="center"/>
+          </w:tcPr>
+          <w:p>
+            <w:pPr>
+              <w:spacing w:after="0" w:line="240" w:lineRule="auto"/>
+            </w:pPr>
+            <w:r>
+              <w:rPr>
+                <w:rFonts w:ascii="Arial" w:hAnsi="Arial" w:eastAsia="Arial"/>
+                <w:color w:val="1F2937"/>
+                <w:sz w:val="15"/>
+              </w:rPr>
+              <w:t>Assignment/submission</w:t>
+            </w:r>
+          </w:p>
+        </w:tc>
+        <w:tc>
+          <w:tcPr>
+            <w:tcW w:w="4535" w:type="dxa"/>
+            <w:shd w:val="clear" w:color="auto" w:fill="F8FAFC"/>
+            <w:tcMar>
+              <w:top w:w="80" w:type="dxa"/>
+              <w:left w:w="90" w:type="dxa"/>
+              <w:bottom w:w="80" w:type="dxa"/>
+              <w:right w:w="90" w:type="dxa"/>
+            </w:tcMar>
+            <w:vAlign w:val="center"/>
+          </w:tcPr>
+          <w:p>
+            <w:pPr>
+              <w:spacing w:after="0" w:line="240" w:lineRule="auto"/>
+            </w:pPr>
+            <w:r>
+              <w:rPr>
+                <w:rFonts w:ascii="Arial" w:hAnsi="Arial" w:eastAsia="Arial"/>
+                <w:color w:val="1F2937"/>
+                <w:sz w:val="15"/>
+              </w:rPr>
+              <w:t>Lifecycle, targets, idempotent submit, preliminary grade/job</w:t>
+            </w:r>
+          </w:p>
+        </w:tc>
+        <w:tc>
+          <w:tcPr>
+            <w:tcW w:w="1984" w:type="dxa"/>
+            <w:shd w:val="clear" w:color="auto" w:fill="F8FAFC"/>
+            <w:tcMar>
+              <w:top w:w="80" w:type="dxa"/>
+              <w:left w:w="90" w:type="dxa"/>
+              <w:bottom w:w="80" w:type="dxa"/>
+              <w:right w:w="90" w:type="dxa"/>
+            </w:tcMar>
+            <w:vAlign w:val="center"/>
+          </w:tcPr>
+          <w:p>
+            <w:pPr>
+              <w:spacing w:after="0" w:line="240" w:lineRule="auto"/>
+            </w:pPr>
+            <w:r>
+              <w:rPr>
+                <w:rFonts w:ascii="Arial" w:hAnsi="Arial" w:eastAsia="Arial"/>
+                <w:color w:val="1F2937"/>
+                <w:sz w:val="15"/>
+              </w:rPr>
+              <w:t>Cần hoàn thiện</w:t>
+            </w:r>
+          </w:p>
+        </w:tc>
+      </w:tr>
+      <w:tr>
+        <w:tblPrEx>
+          <w:tblBorders>
+            <w:top w:val="single" w:color="auto" w:sz="4" w:space="0"/>
+            <w:left w:val="single" w:color="auto" w:sz="4" w:space="0"/>
+            <w:bottom w:val="single" w:color="auto" w:sz="4" w:space="0"/>
+            <w:right w:val="single" w:color="auto" w:sz="4" w:space="0"/>
+            <w:insideH w:val="single" w:color="auto" w:sz="4" w:space="0"/>
+            <w:insideV w:val="single" w:color="auto" w:sz="4" w:space="0"/>
+          </w:tblBorders>
+          <w:tblCellMar>
+            <w:top w:w="0" w:type="dxa"/>
+            <w:left w:w="108" w:type="dxa"/>
+            <w:bottom w:w="0" w:type="dxa"/>
+            <w:right w:w="108" w:type="dxa"/>
+          </w:tblCellMar>
+        </w:tblPrEx>
+        <w:trPr>
+          <w:cantSplit/>
+          <w:jc w:val="center"/>
+        </w:trPr>
+        <w:tc>
+          <w:tcPr>
+            <w:tcW w:w="964" w:type="dxa"/>
+            <w:tcMar>
+              <w:top w:w="80" w:type="dxa"/>
+              <w:left w:w="90" w:type="dxa"/>
+              <w:bottom w:w="80" w:type="dxa"/>
+              <w:right w:w="90" w:type="dxa"/>
+            </w:tcMar>
+            <w:vAlign w:val="center"/>
+          </w:tcPr>
+          <w:p>
+            <w:pPr>
+              <w:spacing w:after="0" w:line="240" w:lineRule="auto"/>
+            </w:pPr>
+            <w:r>
+              <w:rPr>
+                <w:rFonts w:ascii="Arial" w:hAnsi="Arial" w:eastAsia="Arial"/>
+                <w:color w:val="1F2937"/>
+                <w:sz w:val="15"/>
+              </w:rPr>
+              <w:t>R06</w:t>
+            </w:r>
+          </w:p>
+        </w:tc>
+        <w:tc>
+          <w:tcPr>
+            <w:tcW w:w="2154" w:type="dxa"/>
+            <w:tcMar>
+              <w:top w:w="80" w:type="dxa"/>
+              <w:left w:w="90" w:type="dxa"/>
+              <w:bottom w:w="80" w:type="dxa"/>
+              <w:right w:w="90" w:type="dxa"/>
+            </w:tcMar>
+            <w:vAlign w:val="center"/>
+          </w:tcPr>
+          <w:p>
+            <w:pPr>
+              <w:spacing w:after="0" w:line="240" w:lineRule="auto"/>
+            </w:pPr>
+            <w:r>
+              <w:rPr>
+                <w:rFonts w:ascii="Arial" w:hAnsi="Arial" w:eastAsia="Arial"/>
+                <w:color w:val="1F2937"/>
+                <w:sz w:val="15"/>
+              </w:rPr>
+              <w:t>Evidence governance</w:t>
+            </w:r>
+          </w:p>
+        </w:tc>
+        <w:tc>
+          <w:tcPr>
+            <w:tcW w:w="4535" w:type="dxa"/>
+            <w:tcMar>
+              <w:top w:w="80" w:type="dxa"/>
+              <w:left w:w="90" w:type="dxa"/>
+              <w:bottom w:w="80" w:type="dxa"/>
+              <w:right w:w="90" w:type="dxa"/>
+            </w:tcMar>
+            <w:vAlign w:val="center"/>
+          </w:tcPr>
+          <w:p>
+            <w:pPr>
+              <w:spacing w:after="0" w:line="240" w:lineRule="auto"/>
+            </w:pPr>
+            <w:r>
+              <w:rPr>
+                <w:rFonts w:ascii="Arial" w:hAnsi="Arial" w:eastAsia="Arial"/>
+                <w:color w:val="1F2937"/>
+                <w:sz w:val="15"/>
+              </w:rPr>
+              <w:t>AI adapter, fallback, Evidence Gate, review/override/replay</w:t>
+            </w:r>
+          </w:p>
+        </w:tc>
+        <w:tc>
+          <w:tcPr>
+            <w:tcW w:w="1984" w:type="dxa"/>
+            <w:tcMar>
+              <w:top w:w="80" w:type="dxa"/>
+              <w:left w:w="90" w:type="dxa"/>
+              <w:bottom w:w="80" w:type="dxa"/>
+              <w:right w:w="90" w:type="dxa"/>
+            </w:tcMar>
+            <w:vAlign w:val="center"/>
+          </w:tcPr>
+          <w:p>
+            <w:pPr>
+              <w:spacing w:after="0" w:line="240" w:lineRule="auto"/>
+            </w:pPr>
+            <w:r>
+              <w:rPr>
+                <w:rFonts w:ascii="Arial" w:hAnsi="Arial" w:eastAsia="Arial"/>
+                <w:color w:val="1F2937"/>
+                <w:sz w:val="15"/>
+              </w:rPr>
+              <w:t>Một phần</w:t>
+            </w:r>
+          </w:p>
+        </w:tc>
+      </w:tr>
+      <w:tr>
+        <w:tblPrEx>
+          <w:tblBorders>
+            <w:top w:val="single" w:color="auto" w:sz="4" w:space="0"/>
+            <w:left w:val="single" w:color="auto" w:sz="4" w:space="0"/>
+            <w:bottom w:val="single" w:color="auto" w:sz="4" w:space="0"/>
+            <w:right w:val="single" w:color="auto" w:sz="4" w:space="0"/>
+            <w:insideH w:val="single" w:color="auto" w:sz="4" w:space="0"/>
+            <w:insideV w:val="single" w:color="auto" w:sz="4" w:space="0"/>
+          </w:tblBorders>
+          <w:tblCellMar>
+            <w:top w:w="0" w:type="dxa"/>
+            <w:left w:w="108" w:type="dxa"/>
+            <w:bottom w:w="0" w:type="dxa"/>
+            <w:right w:w="108" w:type="dxa"/>
+          </w:tblCellMar>
+        </w:tblPrEx>
+        <w:trPr>
+          <w:cantSplit/>
+          <w:jc w:val="center"/>
+        </w:trPr>
+        <w:tc>
+          <w:tcPr>
+            <w:tcW w:w="964" w:type="dxa"/>
+            <w:shd w:val="clear" w:color="auto" w:fill="F8FAFC"/>
+            <w:tcMar>
+              <w:top w:w="80" w:type="dxa"/>
+              <w:left w:w="90" w:type="dxa"/>
+              <w:bottom w:w="80" w:type="dxa"/>
+              <w:right w:w="90" w:type="dxa"/>
+            </w:tcMar>
+            <w:vAlign w:val="center"/>
+          </w:tcPr>
+          <w:p>
+            <w:pPr>
+              <w:spacing w:after="0" w:line="240" w:lineRule="auto"/>
+            </w:pPr>
+            <w:r>
+              <w:rPr>
+                <w:rFonts w:ascii="Arial" w:hAnsi="Arial" w:eastAsia="Arial"/>
+                <w:color w:val="1F2937"/>
+                <w:sz w:val="15"/>
+              </w:rPr>
+              <w:t>R07</w:t>
+            </w:r>
+          </w:p>
+        </w:tc>
+        <w:tc>
+          <w:tcPr>
+            <w:tcW w:w="2154" w:type="dxa"/>
+            <w:shd w:val="clear" w:color="auto" w:fill="F8FAFC"/>
+            <w:tcMar>
+              <w:top w:w="80" w:type="dxa"/>
+              <w:left w:w="90" w:type="dxa"/>
+              <w:bottom w:w="80" w:type="dxa"/>
+              <w:right w:w="90" w:type="dxa"/>
+            </w:tcMar>
+            <w:vAlign w:val="center"/>
+          </w:tcPr>
+          <w:p>
+            <w:pPr>
+              <w:spacing w:after="0" w:line="240" w:lineRule="auto"/>
+            </w:pPr>
+            <w:r>
+              <w:rPr>
+                <w:rFonts w:ascii="Arial" w:hAnsi="Arial" w:eastAsia="Arial"/>
+                <w:color w:val="1F2937"/>
+                <w:sz w:val="15"/>
+              </w:rPr>
+              <w:t>Twin orchestration</w:t>
+            </w:r>
+          </w:p>
+        </w:tc>
+        <w:tc>
+          <w:tcPr>
+            <w:tcW w:w="4535" w:type="dxa"/>
+            <w:shd w:val="clear" w:color="auto" w:fill="F8FAFC"/>
+            <w:tcMar>
+              <w:top w:w="80" w:type="dxa"/>
+              <w:left w:w="90" w:type="dxa"/>
+              <w:bottom w:w="80" w:type="dxa"/>
+              <w:right w:w="90" w:type="dxa"/>
+            </w:tcMar>
+            <w:vAlign w:val="center"/>
+          </w:tcPr>
+          <w:p>
+            <w:pPr>
+              <w:spacing w:after="0" w:line="240" w:lineRule="auto"/>
+            </w:pPr>
+            <w:r>
+              <w:rPr>
+                <w:rFonts w:ascii="Arial" w:hAnsi="Arial" w:eastAsia="Arial"/>
+                <w:color w:val="1F2937"/>
+                <w:sz w:val="15"/>
+              </w:rPr>
+              <w:t>Knowledge/Behavior transaction/history/concurrency</w:t>
+            </w:r>
+          </w:p>
+        </w:tc>
+        <w:tc>
+          <w:tcPr>
+            <w:tcW w:w="1984" w:type="dxa"/>
+            <w:shd w:val="clear" w:color="auto" w:fill="F8FAFC"/>
+            <w:tcMar>
+              <w:top w:w="80" w:type="dxa"/>
+              <w:left w:w="90" w:type="dxa"/>
+              <w:bottom w:w="80" w:type="dxa"/>
+              <w:right w:w="90" w:type="dxa"/>
+            </w:tcMar>
+            <w:vAlign w:val="center"/>
+          </w:tcPr>
+          <w:p>
+            <w:pPr>
+              <w:spacing w:after="0" w:line="240" w:lineRule="auto"/>
+            </w:pPr>
+            <w:r>
+              <w:rPr>
+                <w:rFonts w:ascii="Arial" w:hAnsi="Arial" w:eastAsia="Arial"/>
+                <w:color w:val="1F2937"/>
+                <w:sz w:val="15"/>
+              </w:rPr>
+              <w:t>Một phần</w:t>
+            </w:r>
+          </w:p>
+        </w:tc>
+      </w:tr>
+      <w:tr>
+        <w:tblPrEx>
+          <w:tblBorders>
+            <w:top w:val="single" w:color="auto" w:sz="4" w:space="0"/>
+            <w:left w:val="single" w:color="auto" w:sz="4" w:space="0"/>
+            <w:bottom w:val="single" w:color="auto" w:sz="4" w:space="0"/>
+            <w:right w:val="single" w:color="auto" w:sz="4" w:space="0"/>
+            <w:insideH w:val="single" w:color="auto" w:sz="4" w:space="0"/>
+            <w:insideV w:val="single" w:color="auto" w:sz="4" w:space="0"/>
+          </w:tblBorders>
+          <w:tblCellMar>
+            <w:top w:w="0" w:type="dxa"/>
+            <w:left w:w="108" w:type="dxa"/>
+            <w:bottom w:w="0" w:type="dxa"/>
+            <w:right w:w="108" w:type="dxa"/>
+          </w:tblCellMar>
+        </w:tblPrEx>
+        <w:trPr>
+          <w:cantSplit/>
+          <w:jc w:val="center"/>
+        </w:trPr>
+        <w:tc>
+          <w:tcPr>
+            <w:tcW w:w="964" w:type="dxa"/>
+            <w:tcMar>
+              <w:top w:w="80" w:type="dxa"/>
+              <w:left w:w="90" w:type="dxa"/>
+              <w:bottom w:w="80" w:type="dxa"/>
+              <w:right w:w="90" w:type="dxa"/>
+            </w:tcMar>
+            <w:vAlign w:val="center"/>
+          </w:tcPr>
+          <w:p>
+            <w:pPr>
+              <w:spacing w:after="0" w:line="240" w:lineRule="auto"/>
+            </w:pPr>
+            <w:r>
+              <w:rPr>
+                <w:rFonts w:ascii="Arial" w:hAnsi="Arial" w:eastAsia="Arial"/>
+                <w:color w:val="1F2937"/>
+                <w:sz w:val="15"/>
+              </w:rPr>
+              <w:t>R08</w:t>
+            </w:r>
+          </w:p>
+        </w:tc>
+        <w:tc>
+          <w:tcPr>
+            <w:tcW w:w="2154" w:type="dxa"/>
+            <w:tcMar>
+              <w:top w:w="80" w:type="dxa"/>
+              <w:left w:w="90" w:type="dxa"/>
+              <w:bottom w:w="80" w:type="dxa"/>
+              <w:right w:w="90" w:type="dxa"/>
+            </w:tcMar>
+            <w:vAlign w:val="center"/>
+          </w:tcPr>
+          <w:p>
+            <w:pPr>
+              <w:spacing w:after="0" w:line="240" w:lineRule="auto"/>
+            </w:pPr>
+            <w:r>
+              <w:rPr>
+                <w:rFonts w:ascii="Arial" w:hAnsi="Arial" w:eastAsia="Arial"/>
+                <w:color w:val="1F2937"/>
+                <w:sz w:val="15"/>
+              </w:rPr>
+              <w:t>Recommendation/dashboard</w:t>
+            </w:r>
+          </w:p>
+        </w:tc>
+        <w:tc>
+          <w:tcPr>
+            <w:tcW w:w="4535" w:type="dxa"/>
+            <w:tcMar>
+              <w:top w:w="80" w:type="dxa"/>
+              <w:left w:w="90" w:type="dxa"/>
+              <w:bottom w:w="80" w:type="dxa"/>
+              <w:right w:w="90" w:type="dxa"/>
+            </w:tcMar>
+            <w:vAlign w:val="center"/>
+          </w:tcPr>
+          <w:p>
+            <w:pPr>
+              <w:spacing w:after="0" w:line="240" w:lineRule="auto"/>
+            </w:pPr>
+            <w:r>
+              <w:rPr>
+                <w:rFonts w:ascii="Arial" w:hAnsi="Arial" w:eastAsia="Arial"/>
+                <w:color w:val="1F2937"/>
+                <w:sz w:val="15"/>
+              </w:rPr>
+              <w:t>Opportunity Gap, explainability, role dashboards</w:t>
+            </w:r>
+          </w:p>
+        </w:tc>
+        <w:tc>
+          <w:tcPr>
+            <w:tcW w:w="1984" w:type="dxa"/>
+            <w:tcMar>
+              <w:top w:w="80" w:type="dxa"/>
+              <w:left w:w="90" w:type="dxa"/>
+              <w:bottom w:w="80" w:type="dxa"/>
+              <w:right w:w="90" w:type="dxa"/>
+            </w:tcMar>
+            <w:vAlign w:val="center"/>
+          </w:tcPr>
+          <w:p>
+            <w:pPr>
+              <w:spacing w:after="0" w:line="240" w:lineRule="auto"/>
+            </w:pPr>
+            <w:r>
+              <w:rPr>
+                <w:rFonts w:ascii="Arial" w:hAnsi="Arial" w:eastAsia="Arial"/>
+                <w:color w:val="1F2937"/>
+                <w:sz w:val="15"/>
+              </w:rPr>
+              <w:t>Một phần</w:t>
+            </w:r>
+          </w:p>
+        </w:tc>
+      </w:tr>
+      <w:tr>
+        <w:tblPrEx>
+          <w:tblBorders>
+            <w:top w:val="single" w:color="auto" w:sz="4" w:space="0"/>
+            <w:left w:val="single" w:color="auto" w:sz="4" w:space="0"/>
+            <w:bottom w:val="single" w:color="auto" w:sz="4" w:space="0"/>
+            <w:right w:val="single" w:color="auto" w:sz="4" w:space="0"/>
+            <w:insideH w:val="single" w:color="auto" w:sz="4" w:space="0"/>
+            <w:insideV w:val="single" w:color="auto" w:sz="4" w:space="0"/>
+          </w:tblBorders>
+          <w:tblCellMar>
+            <w:top w:w="0" w:type="dxa"/>
+            <w:left w:w="108" w:type="dxa"/>
+            <w:bottom w:w="0" w:type="dxa"/>
+            <w:right w:w="108" w:type="dxa"/>
+          </w:tblCellMar>
+        </w:tblPrEx>
+        <w:trPr>
+          <w:cantSplit/>
+          <w:jc w:val="center"/>
+        </w:trPr>
+        <w:tc>
+          <w:tcPr>
+            <w:tcW w:w="964" w:type="dxa"/>
             <w:shd w:val="clear" w:color="auto" w:fill="F8FAFC"/>
             <w:tcMar>
               <w:top w:w="80" w:type="dxa"/>
@@ -19961,11 +20056,11 @@
       <w:pPr>
         <w:pStyle w:val="2"/>
       </w:pPr>
-      <w:bookmarkStart w:id="35" w:name="_Toc28593"/>
+      <w:bookmarkStart w:id="36" w:name="_Toc29654"/>
       <w:r>
         <w:t>17. Phân công nhóm năm thành viên</w:t>
       </w:r>
-      <w:bookmarkEnd w:id="35"/>
+      <w:bookmarkEnd w:id="36"/>
     </w:p>
     <w:tbl>
       <w:tblPr>
@@ -20800,16 +20895,8 @@
             <w:vAlign w:val="center"/>
           </w:tcPr>
           <w:p>
-            <w:pPr>
-              <w:spacing w:after="0" w:line="240" w:lineRule="auto"/>
-            </w:pPr>
-            <w:r>
-              <w:rPr>
-                <w:rFonts w:ascii="Arial" w:hAnsi="Arial" w:eastAsia="Arial"/>
-                <w:color w:val="1F2937"/>
-                <w:sz w:val="15"/>
-              </w:rPr>
-              <w:t>Thành Tài cung cấp submission; Khoa review data; Tuấn Tài security review</w:t>
+            <w:r>
+              <w:t>Khoa/Tuấn Tài walkthrough SO-01/02; Thành Tài hoặc Khoa co-owner test/demo SO-03/04; rebalance nếu block &gt;2 ngày</w:t>
             </w:r>
           </w:p>
         </w:tc>
@@ -20872,950 +20959,9 @@
       <w:pPr>
         <w:pStyle w:val="2"/>
       </w:pPr>
-      <w:bookmarkStart w:id="36" w:name="_Toc31414"/>
+      <w:bookmarkStart w:id="37" w:name="_Toc18360"/>
       <w:r>
         <w:t>18. Kiểm thử và tiêu chí chấp nhận</w:t>
-      </w:r>
-      <w:bookmarkEnd w:id="36"/>
-    </w:p>
-    <w:tbl>
-      <w:tblPr>
-        <w:tblStyle w:val="35"/>
-        <w:tblW w:w="0" w:type="auto"/>
-        <w:jc w:val="center"/>
-        <w:tblBorders>
-          <w:top w:val="single" w:color="auto" w:sz="4" w:space="0"/>
-          <w:left w:val="single" w:color="auto" w:sz="4" w:space="0"/>
-          <w:bottom w:val="single" w:color="auto" w:sz="4" w:space="0"/>
-          <w:right w:val="single" w:color="auto" w:sz="4" w:space="0"/>
-          <w:insideH w:val="single" w:color="auto" w:sz="4" w:space="0"/>
-          <w:insideV w:val="single" w:color="auto" w:sz="4" w:space="0"/>
-        </w:tblBorders>
-        <w:tblLayout w:type="fixed"/>
-        <w:tblCellMar>
-          <w:top w:w="0" w:type="dxa"/>
-          <w:left w:w="108" w:type="dxa"/>
-          <w:bottom w:w="0" w:type="dxa"/>
-          <w:right w:w="108" w:type="dxa"/>
-        </w:tblCellMar>
-      </w:tblPr>
-      <w:tblGrid>
-        <w:gridCol w:w="3289"/>
-        <w:gridCol w:w="3289"/>
-        <w:gridCol w:w="3289"/>
-      </w:tblGrid>
-      <w:tr>
-        <w:tblPrEx>
-          <w:tblBorders>
-            <w:top w:val="single" w:color="auto" w:sz="4" w:space="0"/>
-            <w:left w:val="single" w:color="auto" w:sz="4" w:space="0"/>
-            <w:bottom w:val="single" w:color="auto" w:sz="4" w:space="0"/>
-            <w:right w:val="single" w:color="auto" w:sz="4" w:space="0"/>
-            <w:insideH w:val="single" w:color="auto" w:sz="4" w:space="0"/>
-            <w:insideV w:val="single" w:color="auto" w:sz="4" w:space="0"/>
-          </w:tblBorders>
-          <w:tblCellMar>
-            <w:top w:w="0" w:type="dxa"/>
-            <w:left w:w="108" w:type="dxa"/>
-            <w:bottom w:w="0" w:type="dxa"/>
-            <w:right w:w="108" w:type="dxa"/>
-          </w:tblCellMar>
-        </w:tblPrEx>
-        <w:trPr>
-          <w:tblHeader/>
-          <w:jc w:val="center"/>
-        </w:trPr>
-        <w:tc>
-          <w:tcPr>
-            <w:tcW w:w="1417" w:type="dxa"/>
-            <w:shd w:val="clear" w:color="auto" w:fill="17365D"/>
-            <w:tcMar>
-              <w:top w:w="80" w:type="dxa"/>
-              <w:left w:w="90" w:type="dxa"/>
-              <w:bottom w:w="80" w:type="dxa"/>
-              <w:right w:w="90" w:type="dxa"/>
-            </w:tcMar>
-          </w:tcPr>
-          <w:p>
-            <w:pPr>
-              <w:spacing w:after="0" w:line="240" w:lineRule="auto"/>
-              <w:jc w:val="center"/>
-            </w:pPr>
-            <w:r>
-              <w:rPr>
-                <w:rFonts w:ascii="Arial" w:hAnsi="Arial" w:eastAsia="Arial"/>
-                <w:b/>
-                <w:color w:val="FFFFFF"/>
-                <w:sz w:val="16"/>
-              </w:rPr>
-              <w:t>Lớp</w:t>
-            </w:r>
-          </w:p>
-        </w:tc>
-        <w:tc>
-          <w:tcPr>
-            <w:tcW w:w="4592" w:type="dxa"/>
-            <w:shd w:val="clear" w:color="auto" w:fill="17365D"/>
-            <w:tcMar>
-              <w:top w:w="80" w:type="dxa"/>
-              <w:left w:w="90" w:type="dxa"/>
-              <w:bottom w:w="80" w:type="dxa"/>
-              <w:right w:w="90" w:type="dxa"/>
-            </w:tcMar>
-          </w:tcPr>
-          <w:p>
-            <w:pPr>
-              <w:spacing w:after="0" w:line="240" w:lineRule="auto"/>
-              <w:jc w:val="center"/>
-            </w:pPr>
-            <w:r>
-              <w:rPr>
-                <w:rFonts w:ascii="Arial" w:hAnsi="Arial" w:eastAsia="Arial"/>
-                <w:b/>
-                <w:color w:val="FFFFFF"/>
-                <w:sz w:val="16"/>
-              </w:rPr>
-              <w:t>Phạm vi</w:t>
-            </w:r>
-          </w:p>
-        </w:tc>
-        <w:tc>
-          <w:tcPr>
-            <w:tcW w:w="3458" w:type="dxa"/>
-            <w:shd w:val="clear" w:color="auto" w:fill="17365D"/>
-            <w:tcMar>
-              <w:top w:w="80" w:type="dxa"/>
-              <w:left w:w="90" w:type="dxa"/>
-              <w:bottom w:w="80" w:type="dxa"/>
-              <w:right w:w="90" w:type="dxa"/>
-            </w:tcMar>
-          </w:tcPr>
-          <w:p>
-            <w:pPr>
-              <w:spacing w:after="0" w:line="240" w:lineRule="auto"/>
-              <w:jc w:val="center"/>
-            </w:pPr>
-            <w:r>
-              <w:rPr>
-                <w:rFonts w:ascii="Arial" w:hAnsi="Arial" w:eastAsia="Arial"/>
-                <w:b/>
-                <w:color w:val="FFFFFF"/>
-                <w:sz w:val="16"/>
-              </w:rPr>
-              <w:t>Gate</w:t>
-            </w:r>
-          </w:p>
-        </w:tc>
-      </w:tr>
-      <w:tr>
-        <w:tblPrEx>
-          <w:tblBorders>
-            <w:top w:val="single" w:color="auto" w:sz="4" w:space="0"/>
-            <w:left w:val="single" w:color="auto" w:sz="4" w:space="0"/>
-            <w:bottom w:val="single" w:color="auto" w:sz="4" w:space="0"/>
-            <w:right w:val="single" w:color="auto" w:sz="4" w:space="0"/>
-            <w:insideH w:val="single" w:color="auto" w:sz="4" w:space="0"/>
-            <w:insideV w:val="single" w:color="auto" w:sz="4" w:space="0"/>
-          </w:tblBorders>
-          <w:tblCellMar>
-            <w:top w:w="0" w:type="dxa"/>
-            <w:left w:w="108" w:type="dxa"/>
-            <w:bottom w:w="0" w:type="dxa"/>
-            <w:right w:w="108" w:type="dxa"/>
-          </w:tblCellMar>
-        </w:tblPrEx>
-        <w:trPr>
-          <w:cantSplit/>
-          <w:jc w:val="center"/>
-        </w:trPr>
-        <w:tc>
-          <w:tcPr>
-            <w:tcW w:w="1417" w:type="dxa"/>
-            <w:tcMar>
-              <w:top w:w="80" w:type="dxa"/>
-              <w:left w:w="90" w:type="dxa"/>
-              <w:bottom w:w="80" w:type="dxa"/>
-              <w:right w:w="90" w:type="dxa"/>
-            </w:tcMar>
-            <w:vAlign w:val="center"/>
-          </w:tcPr>
-          <w:p>
-            <w:pPr>
-              <w:spacing w:after="0" w:line="240" w:lineRule="auto"/>
-            </w:pPr>
-            <w:r>
-              <w:rPr>
-                <w:rFonts w:ascii="Arial" w:hAnsi="Arial" w:eastAsia="Arial"/>
-                <w:color w:val="1F2937"/>
-                <w:sz w:val="16"/>
-              </w:rPr>
-              <w:t>Unit</w:t>
-            </w:r>
-          </w:p>
-        </w:tc>
-        <w:tc>
-          <w:tcPr>
-            <w:tcW w:w="4592" w:type="dxa"/>
-            <w:tcMar>
-              <w:top w:w="80" w:type="dxa"/>
-              <w:left w:w="90" w:type="dxa"/>
-              <w:bottom w:w="80" w:type="dxa"/>
-              <w:right w:w="90" w:type="dxa"/>
-            </w:tcMar>
-            <w:vAlign w:val="center"/>
-          </w:tcPr>
-          <w:p>
-            <w:pPr>
-              <w:spacing w:after="0" w:line="240" w:lineRule="auto"/>
-            </w:pPr>
-            <w:r>
-              <w:rPr>
-                <w:rFonts w:ascii="Arial" w:hAnsi="Arial" w:eastAsia="Arial"/>
-                <w:color w:val="1F2937"/>
-                <w:sz w:val="16"/>
-              </w:rPr>
-              <w:t>Validation, result mapping, policy/calculator, deterministic oracle</w:t>
-            </w:r>
-          </w:p>
-        </w:tc>
-        <w:tc>
-          <w:tcPr>
-            <w:tcW w:w="3458" w:type="dxa"/>
-            <w:tcMar>
-              <w:top w:w="80" w:type="dxa"/>
-              <w:left w:w="90" w:type="dxa"/>
-              <w:bottom w:w="80" w:type="dxa"/>
-              <w:right w:w="90" w:type="dxa"/>
-            </w:tcMar>
-            <w:vAlign w:val="center"/>
-          </w:tcPr>
-          <w:p>
-            <w:pPr>
-              <w:spacing w:after="0" w:line="240" w:lineRule="auto"/>
-            </w:pPr>
-            <w:r>
-              <w:rPr>
-                <w:rFonts w:ascii="Arial" w:hAnsi="Arial" w:eastAsia="Arial"/>
-                <w:color w:val="1F2937"/>
-                <w:sz w:val="16"/>
-              </w:rPr>
-              <w:t>Mỗi rule có positive/negative/boundary</w:t>
-            </w:r>
-          </w:p>
-        </w:tc>
-      </w:tr>
-      <w:tr>
-        <w:tblPrEx>
-          <w:tblBorders>
-            <w:top w:val="single" w:color="auto" w:sz="4" w:space="0"/>
-            <w:left w:val="single" w:color="auto" w:sz="4" w:space="0"/>
-            <w:bottom w:val="single" w:color="auto" w:sz="4" w:space="0"/>
-            <w:right w:val="single" w:color="auto" w:sz="4" w:space="0"/>
-            <w:insideH w:val="single" w:color="auto" w:sz="4" w:space="0"/>
-            <w:insideV w:val="single" w:color="auto" w:sz="4" w:space="0"/>
-          </w:tblBorders>
-          <w:tblCellMar>
-            <w:top w:w="0" w:type="dxa"/>
-            <w:left w:w="108" w:type="dxa"/>
-            <w:bottom w:w="0" w:type="dxa"/>
-            <w:right w:w="108" w:type="dxa"/>
-          </w:tblCellMar>
-        </w:tblPrEx>
-        <w:trPr>
-          <w:cantSplit/>
-          <w:jc w:val="center"/>
-        </w:trPr>
-        <w:tc>
-          <w:tcPr>
-            <w:tcW w:w="1417" w:type="dxa"/>
-            <w:shd w:val="clear" w:color="auto" w:fill="F8FAFC"/>
-            <w:tcMar>
-              <w:top w:w="80" w:type="dxa"/>
-              <w:left w:w="90" w:type="dxa"/>
-              <w:bottom w:w="80" w:type="dxa"/>
-              <w:right w:w="90" w:type="dxa"/>
-            </w:tcMar>
-            <w:vAlign w:val="center"/>
-          </w:tcPr>
-          <w:p>
-            <w:pPr>
-              <w:spacing w:after="0" w:line="240" w:lineRule="auto"/>
-            </w:pPr>
-            <w:r>
-              <w:rPr>
-                <w:rFonts w:ascii="Arial" w:hAnsi="Arial" w:eastAsia="Arial"/>
-                <w:color w:val="1F2937"/>
-                <w:sz w:val="16"/>
-              </w:rPr>
-              <w:t>Integration</w:t>
-            </w:r>
-          </w:p>
-        </w:tc>
-        <w:tc>
-          <w:tcPr>
-            <w:tcW w:w="4592" w:type="dxa"/>
-            <w:shd w:val="clear" w:color="auto" w:fill="F8FAFC"/>
-            <w:tcMar>
-              <w:top w:w="80" w:type="dxa"/>
-              <w:left w:w="90" w:type="dxa"/>
-              <w:bottom w:w="80" w:type="dxa"/>
-              <w:right w:w="90" w:type="dxa"/>
-            </w:tcMar>
-            <w:vAlign w:val="center"/>
-          </w:tcPr>
-          <w:p>
-            <w:pPr>
-              <w:spacing w:after="0" w:line="240" w:lineRule="auto"/>
-            </w:pPr>
-            <w:r>
-              <w:rPr>
-                <w:rFonts w:ascii="Arial" w:hAnsi="Arial" w:eastAsia="Arial"/>
-                <w:color w:val="1F2937"/>
-                <w:sz w:val="16"/>
-              </w:rPr>
-              <w:t>EF MySQL, FK/unique/check/query filter/transaction/concurrency</w:t>
-            </w:r>
-          </w:p>
-        </w:tc>
-        <w:tc>
-          <w:tcPr>
-            <w:tcW w:w="3458" w:type="dxa"/>
-            <w:shd w:val="clear" w:color="auto" w:fill="F8FAFC"/>
-            <w:tcMar>
-              <w:top w:w="80" w:type="dxa"/>
-              <w:left w:w="90" w:type="dxa"/>
-              <w:bottom w:w="80" w:type="dxa"/>
-              <w:right w:w="90" w:type="dxa"/>
-            </w:tcMar>
-            <w:vAlign w:val="center"/>
-          </w:tcPr>
-          <w:p>
-            <w:pPr>
-              <w:spacing w:after="0" w:line="240" w:lineRule="auto"/>
-            </w:pPr>
-            <w:r>
-              <w:rPr>
-                <w:rFonts w:ascii="Arial" w:hAnsi="Arial" w:eastAsia="Arial"/>
-                <w:color w:val="1F2937"/>
-                <w:sz w:val="16"/>
-              </w:rPr>
-              <w:t>Chạy trên provider thật; không chỉ InMemory</w:t>
-            </w:r>
-          </w:p>
-        </w:tc>
-      </w:tr>
-      <w:tr>
-        <w:tblPrEx>
-          <w:tblBorders>
-            <w:top w:val="single" w:color="auto" w:sz="4" w:space="0"/>
-            <w:left w:val="single" w:color="auto" w:sz="4" w:space="0"/>
-            <w:bottom w:val="single" w:color="auto" w:sz="4" w:space="0"/>
-            <w:right w:val="single" w:color="auto" w:sz="4" w:space="0"/>
-            <w:insideH w:val="single" w:color="auto" w:sz="4" w:space="0"/>
-            <w:insideV w:val="single" w:color="auto" w:sz="4" w:space="0"/>
-          </w:tblBorders>
-          <w:tblCellMar>
-            <w:top w:w="0" w:type="dxa"/>
-            <w:left w:w="108" w:type="dxa"/>
-            <w:bottom w:w="0" w:type="dxa"/>
-            <w:right w:w="108" w:type="dxa"/>
-          </w:tblCellMar>
-        </w:tblPrEx>
-        <w:trPr>
-          <w:cantSplit/>
-          <w:jc w:val="center"/>
-        </w:trPr>
-        <w:tc>
-          <w:tcPr>
-            <w:tcW w:w="1417" w:type="dxa"/>
-            <w:tcMar>
-              <w:top w:w="80" w:type="dxa"/>
-              <w:left w:w="90" w:type="dxa"/>
-              <w:bottom w:w="80" w:type="dxa"/>
-              <w:right w:w="90" w:type="dxa"/>
-            </w:tcMar>
-            <w:vAlign w:val="center"/>
-          </w:tcPr>
-          <w:p>
-            <w:pPr>
-              <w:spacing w:after="0" w:line="240" w:lineRule="auto"/>
-            </w:pPr>
-            <w:r>
-              <w:rPr>
-                <w:rFonts w:ascii="Arial" w:hAnsi="Arial" w:eastAsia="Arial"/>
-                <w:color w:val="1F2937"/>
-                <w:sz w:val="16"/>
-              </w:rPr>
-              <w:t>API</w:t>
-            </w:r>
-          </w:p>
-        </w:tc>
-        <w:tc>
-          <w:tcPr>
-            <w:tcW w:w="4592" w:type="dxa"/>
-            <w:tcMar>
-              <w:top w:w="80" w:type="dxa"/>
-              <w:left w:w="90" w:type="dxa"/>
-              <w:bottom w:w="80" w:type="dxa"/>
-              <w:right w:w="90" w:type="dxa"/>
-            </w:tcMar>
-            <w:vAlign w:val="center"/>
-          </w:tcPr>
-          <w:p>
-            <w:pPr>
-              <w:spacing w:after="0" w:line="240" w:lineRule="auto"/>
-            </w:pPr>
-            <w:r>
-              <w:rPr>
-                <w:rFonts w:ascii="Arial" w:hAnsi="Arial" w:eastAsia="Arial"/>
-                <w:color w:val="1F2937"/>
-                <w:sz w:val="16"/>
-              </w:rPr>
-              <w:t>Authorization, tenant/ownership, ProblemDetails, cancellation, idempotency</w:t>
-            </w:r>
-          </w:p>
-        </w:tc>
-        <w:tc>
-          <w:tcPr>
-            <w:tcW w:w="3458" w:type="dxa"/>
-            <w:tcMar>
-              <w:top w:w="80" w:type="dxa"/>
-              <w:left w:w="90" w:type="dxa"/>
-              <w:bottom w:w="80" w:type="dxa"/>
-              <w:right w:w="90" w:type="dxa"/>
-            </w:tcMar>
-            <w:vAlign w:val="center"/>
-          </w:tcPr>
-          <w:p>
-            <w:pPr>
-              <w:spacing w:after="0" w:line="240" w:lineRule="auto"/>
-            </w:pPr>
-            <w:r>
-              <w:rPr>
-                <w:rFonts w:ascii="Arial" w:hAnsi="Arial" w:eastAsia="Arial"/>
-                <w:color w:val="1F2937"/>
-                <w:sz w:val="16"/>
-              </w:rPr>
-              <w:t>Status/body/meta và không leak</w:t>
-            </w:r>
-          </w:p>
-        </w:tc>
-      </w:tr>
-      <w:tr>
-        <w:tblPrEx>
-          <w:tblBorders>
-            <w:top w:val="single" w:color="auto" w:sz="4" w:space="0"/>
-            <w:left w:val="single" w:color="auto" w:sz="4" w:space="0"/>
-            <w:bottom w:val="single" w:color="auto" w:sz="4" w:space="0"/>
-            <w:right w:val="single" w:color="auto" w:sz="4" w:space="0"/>
-            <w:insideH w:val="single" w:color="auto" w:sz="4" w:space="0"/>
-            <w:insideV w:val="single" w:color="auto" w:sz="4" w:space="0"/>
-          </w:tblBorders>
-          <w:tblCellMar>
-            <w:top w:w="0" w:type="dxa"/>
-            <w:left w:w="108" w:type="dxa"/>
-            <w:bottom w:w="0" w:type="dxa"/>
-            <w:right w:w="108" w:type="dxa"/>
-          </w:tblCellMar>
-        </w:tblPrEx>
-        <w:trPr>
-          <w:cantSplit/>
-          <w:jc w:val="center"/>
-        </w:trPr>
-        <w:tc>
-          <w:tcPr>
-            <w:tcW w:w="1417" w:type="dxa"/>
-            <w:shd w:val="clear" w:color="auto" w:fill="F8FAFC"/>
-            <w:tcMar>
-              <w:top w:w="80" w:type="dxa"/>
-              <w:left w:w="90" w:type="dxa"/>
-              <w:bottom w:w="80" w:type="dxa"/>
-              <w:right w:w="90" w:type="dxa"/>
-            </w:tcMar>
-            <w:vAlign w:val="center"/>
-          </w:tcPr>
-          <w:p>
-            <w:pPr>
-              <w:spacing w:after="0" w:line="240" w:lineRule="auto"/>
-            </w:pPr>
-            <w:r>
-              <w:rPr>
-                <w:rFonts w:ascii="Arial" w:hAnsi="Arial" w:eastAsia="Arial"/>
-                <w:color w:val="1F2937"/>
-                <w:sz w:val="16"/>
-              </w:rPr>
-              <w:t>Web</w:t>
-            </w:r>
-          </w:p>
-        </w:tc>
-        <w:tc>
-          <w:tcPr>
-            <w:tcW w:w="4592" w:type="dxa"/>
-            <w:shd w:val="clear" w:color="auto" w:fill="F8FAFC"/>
-            <w:tcMar>
-              <w:top w:w="80" w:type="dxa"/>
-              <w:left w:w="90" w:type="dxa"/>
-              <w:bottom w:w="80" w:type="dxa"/>
-              <w:right w:w="90" w:type="dxa"/>
-            </w:tcMar>
-            <w:vAlign w:val="center"/>
-          </w:tcPr>
-          <w:p>
-            <w:pPr>
-              <w:spacing w:after="0" w:line="240" w:lineRule="auto"/>
-            </w:pPr>
-            <w:r>
-              <w:rPr>
-                <w:rFonts w:ascii="Arial" w:hAnsi="Arial" w:eastAsia="Arial"/>
-                <w:color w:val="1F2937"/>
-                <w:sz w:val="16"/>
-              </w:rPr>
-              <w:t>Capability route/action, forms, async/error/accessibility</w:t>
-            </w:r>
-          </w:p>
-        </w:tc>
-        <w:tc>
-          <w:tcPr>
-            <w:tcW w:w="3458" w:type="dxa"/>
-            <w:shd w:val="clear" w:color="auto" w:fill="F8FAFC"/>
-            <w:tcMar>
-              <w:top w:w="80" w:type="dxa"/>
-              <w:left w:w="90" w:type="dxa"/>
-              <w:bottom w:w="80" w:type="dxa"/>
-              <w:right w:w="90" w:type="dxa"/>
-            </w:tcMar>
-            <w:vAlign w:val="center"/>
-          </w:tcPr>
-          <w:p>
-            <w:pPr>
-              <w:spacing w:after="0" w:line="240" w:lineRule="auto"/>
-            </w:pPr>
-            <w:r>
-              <w:rPr>
-                <w:rFonts w:ascii="Arial" w:hAnsi="Arial" w:eastAsia="Arial"/>
-                <w:color w:val="1F2937"/>
-                <w:sz w:val="16"/>
-              </w:rPr>
-              <w:t>Không dựa role label đơn thuần</w:t>
-            </w:r>
-          </w:p>
-        </w:tc>
-      </w:tr>
-      <w:tr>
-        <w:tblPrEx>
-          <w:tblBorders>
-            <w:top w:val="single" w:color="auto" w:sz="4" w:space="0"/>
-            <w:left w:val="single" w:color="auto" w:sz="4" w:space="0"/>
-            <w:bottom w:val="single" w:color="auto" w:sz="4" w:space="0"/>
-            <w:right w:val="single" w:color="auto" w:sz="4" w:space="0"/>
-            <w:insideH w:val="single" w:color="auto" w:sz="4" w:space="0"/>
-            <w:insideV w:val="single" w:color="auto" w:sz="4" w:space="0"/>
-          </w:tblBorders>
-          <w:tblCellMar>
-            <w:top w:w="0" w:type="dxa"/>
-            <w:left w:w="108" w:type="dxa"/>
-            <w:bottom w:w="0" w:type="dxa"/>
-            <w:right w:w="108" w:type="dxa"/>
-          </w:tblCellMar>
-        </w:tblPrEx>
-        <w:trPr>
-          <w:cantSplit/>
-          <w:jc w:val="center"/>
-        </w:trPr>
-        <w:tc>
-          <w:tcPr>
-            <w:tcW w:w="1417" w:type="dxa"/>
-            <w:tcMar>
-              <w:top w:w="80" w:type="dxa"/>
-              <w:left w:w="90" w:type="dxa"/>
-              <w:bottom w:w="80" w:type="dxa"/>
-              <w:right w:w="90" w:type="dxa"/>
-            </w:tcMar>
-            <w:vAlign w:val="center"/>
-          </w:tcPr>
-          <w:p>
-            <w:pPr>
-              <w:spacing w:after="0" w:line="240" w:lineRule="auto"/>
-            </w:pPr>
-            <w:r>
-              <w:rPr>
-                <w:rFonts w:ascii="Arial" w:hAnsi="Arial" w:eastAsia="Arial"/>
-                <w:color w:val="1F2937"/>
-                <w:sz w:val="16"/>
-              </w:rPr>
-              <w:t>E2E</w:t>
-            </w:r>
-          </w:p>
-        </w:tc>
-        <w:tc>
-          <w:tcPr>
-            <w:tcW w:w="4592" w:type="dxa"/>
-            <w:tcMar>
-              <w:top w:w="80" w:type="dxa"/>
-              <w:left w:w="90" w:type="dxa"/>
-              <w:bottom w:w="80" w:type="dxa"/>
-              <w:right w:w="90" w:type="dxa"/>
-            </w:tcMar>
-            <w:vAlign w:val="center"/>
-          </w:tcPr>
-          <w:p>
-            <w:pPr>
-              <w:spacing w:after="0" w:line="240" w:lineRule="auto"/>
-            </w:pPr>
-            <w:r>
-              <w:rPr>
-                <w:rFonts w:ascii="Arial" w:hAnsi="Arial" w:eastAsia="Arial"/>
-                <w:color w:val="1F2937"/>
-                <w:sz w:val="16"/>
-              </w:rPr>
-              <w:t>Role journeys và AI outage</w:t>
-            </w:r>
-          </w:p>
-        </w:tc>
-        <w:tc>
-          <w:tcPr>
-            <w:tcW w:w="3458" w:type="dxa"/>
-            <w:tcMar>
-              <w:top w:w="80" w:type="dxa"/>
-              <w:left w:w="90" w:type="dxa"/>
-              <w:bottom w:w="80" w:type="dxa"/>
-              <w:right w:w="90" w:type="dxa"/>
-            </w:tcMar>
-            <w:vAlign w:val="center"/>
-          </w:tcPr>
-          <w:p>
-            <w:pPr>
-              <w:spacing w:after="0" w:line="240" w:lineRule="auto"/>
-            </w:pPr>
-            <w:r>
-              <w:rPr>
-                <w:rFonts w:ascii="Arial" w:hAnsi="Arial" w:eastAsia="Arial"/>
-                <w:color w:val="1F2937"/>
-                <w:sz w:val="16"/>
-              </w:rPr>
-              <w:t>Core flow hoàn thành khi AI off</w:t>
-            </w:r>
-          </w:p>
-        </w:tc>
-      </w:tr>
-      <w:tr>
-        <w:tblPrEx>
-          <w:tblBorders>
-            <w:top w:val="single" w:color="auto" w:sz="4" w:space="0"/>
-            <w:left w:val="single" w:color="auto" w:sz="4" w:space="0"/>
-            <w:bottom w:val="single" w:color="auto" w:sz="4" w:space="0"/>
-            <w:right w:val="single" w:color="auto" w:sz="4" w:space="0"/>
-            <w:insideH w:val="single" w:color="auto" w:sz="4" w:space="0"/>
-            <w:insideV w:val="single" w:color="auto" w:sz="4" w:space="0"/>
-          </w:tblBorders>
-          <w:tblCellMar>
-            <w:top w:w="0" w:type="dxa"/>
-            <w:left w:w="108" w:type="dxa"/>
-            <w:bottom w:w="0" w:type="dxa"/>
-            <w:right w:w="108" w:type="dxa"/>
-          </w:tblCellMar>
-        </w:tblPrEx>
-        <w:trPr>
-          <w:cantSplit/>
-          <w:jc w:val="center"/>
-        </w:trPr>
-        <w:tc>
-          <w:tcPr>
-            <w:tcW w:w="1417" w:type="dxa"/>
-            <w:shd w:val="clear" w:color="auto" w:fill="F8FAFC"/>
-            <w:tcMar>
-              <w:top w:w="80" w:type="dxa"/>
-              <w:left w:w="90" w:type="dxa"/>
-              <w:bottom w:w="80" w:type="dxa"/>
-              <w:right w:w="90" w:type="dxa"/>
-            </w:tcMar>
-            <w:vAlign w:val="center"/>
-          </w:tcPr>
-          <w:p>
-            <w:pPr>
-              <w:spacing w:after="0" w:line="240" w:lineRule="auto"/>
-            </w:pPr>
-            <w:r>
-              <w:rPr>
-                <w:rFonts w:ascii="Arial" w:hAnsi="Arial" w:eastAsia="Arial"/>
-                <w:color w:val="1F2937"/>
-                <w:sz w:val="16"/>
-              </w:rPr>
-              <w:t>Security</w:t>
-            </w:r>
-          </w:p>
-        </w:tc>
-        <w:tc>
-          <w:tcPr>
-            <w:tcW w:w="4592" w:type="dxa"/>
-            <w:shd w:val="clear" w:color="auto" w:fill="F8FAFC"/>
-            <w:tcMar>
-              <w:top w:w="80" w:type="dxa"/>
-              <w:left w:w="90" w:type="dxa"/>
-              <w:bottom w:w="80" w:type="dxa"/>
-              <w:right w:w="90" w:type="dxa"/>
-            </w:tcMar>
-            <w:vAlign w:val="center"/>
-          </w:tcPr>
-          <w:p>
-            <w:pPr>
-              <w:spacing w:after="0" w:line="240" w:lineRule="auto"/>
-            </w:pPr>
-            <w:r>
-              <w:rPr>
-                <w:rFonts w:ascii="Arial" w:hAnsi="Arial" w:eastAsia="Arial"/>
-                <w:color w:val="1F2937"/>
-                <w:sz w:val="16"/>
-              </w:rPr>
-              <w:t>Cross-tenant matrix, stale token, last-admin, delegation, secret scan</w:t>
-            </w:r>
-          </w:p>
-        </w:tc>
-        <w:tc>
-          <w:tcPr>
-            <w:tcW w:w="3458" w:type="dxa"/>
-            <w:shd w:val="clear" w:color="auto" w:fill="F8FAFC"/>
-            <w:tcMar>
-              <w:top w:w="80" w:type="dxa"/>
-              <w:left w:w="90" w:type="dxa"/>
-              <w:bottom w:w="80" w:type="dxa"/>
-              <w:right w:w="90" w:type="dxa"/>
-            </w:tcMar>
-            <w:vAlign w:val="center"/>
-          </w:tcPr>
-          <w:p>
-            <w:pPr>
-              <w:spacing w:after="0" w:line="240" w:lineRule="auto"/>
-            </w:pPr>
-            <w:r>
-              <w:rPr>
-                <w:rFonts w:ascii="Arial" w:hAnsi="Arial" w:eastAsia="Arial"/>
-                <w:color w:val="1F2937"/>
-                <w:sz w:val="16"/>
-              </w:rPr>
-              <w:t>Deny-by-default</w:t>
-            </w:r>
-          </w:p>
-        </w:tc>
-      </w:tr>
-      <w:tr>
-        <w:tblPrEx>
-          <w:tblBorders>
-            <w:top w:val="single" w:color="auto" w:sz="4" w:space="0"/>
-            <w:left w:val="single" w:color="auto" w:sz="4" w:space="0"/>
-            <w:bottom w:val="single" w:color="auto" w:sz="4" w:space="0"/>
-            <w:right w:val="single" w:color="auto" w:sz="4" w:space="0"/>
-            <w:insideH w:val="single" w:color="auto" w:sz="4" w:space="0"/>
-            <w:insideV w:val="single" w:color="auto" w:sz="4" w:space="0"/>
-          </w:tblBorders>
-          <w:tblCellMar>
-            <w:top w:w="0" w:type="dxa"/>
-            <w:left w:w="108" w:type="dxa"/>
-            <w:bottom w:w="0" w:type="dxa"/>
-            <w:right w:w="108" w:type="dxa"/>
-          </w:tblCellMar>
-        </w:tblPrEx>
-        <w:trPr>
-          <w:cantSplit/>
-          <w:jc w:val="center"/>
-        </w:trPr>
-        <w:tc>
-          <w:tcPr>
-            <w:tcW w:w="1417" w:type="dxa"/>
-            <w:tcMar>
-              <w:top w:w="80" w:type="dxa"/>
-              <w:left w:w="90" w:type="dxa"/>
-              <w:bottom w:w="80" w:type="dxa"/>
-              <w:right w:w="90" w:type="dxa"/>
-            </w:tcMar>
-            <w:vAlign w:val="center"/>
-          </w:tcPr>
-          <w:p>
-            <w:pPr>
-              <w:spacing w:after="0" w:line="240" w:lineRule="auto"/>
-            </w:pPr>
-            <w:r>
-              <w:rPr>
-                <w:rFonts w:ascii="Arial" w:hAnsi="Arial" w:eastAsia="Arial"/>
-                <w:color w:val="1F2937"/>
-                <w:sz w:val="16"/>
-              </w:rPr>
-              <w:t>Performance</w:t>
-            </w:r>
-          </w:p>
-        </w:tc>
-        <w:tc>
-          <w:tcPr>
-            <w:tcW w:w="4592" w:type="dxa"/>
-            <w:tcMar>
-              <w:top w:w="80" w:type="dxa"/>
-              <w:left w:w="90" w:type="dxa"/>
-              <w:bottom w:w="80" w:type="dxa"/>
-              <w:right w:w="90" w:type="dxa"/>
-            </w:tcMar>
-            <w:vAlign w:val="center"/>
-          </w:tcPr>
-          <w:p>
-            <w:pPr>
-              <w:spacing w:after="0" w:line="240" w:lineRule="auto"/>
-            </w:pPr>
-            <w:r>
-              <w:rPr>
-                <w:rFonts w:ascii="Arial" w:hAnsi="Arial" w:eastAsia="Arial"/>
-                <w:color w:val="1F2937"/>
-                <w:sz w:val="16"/>
-              </w:rPr>
-              <w:t>Pagination/N+1/index/query budget/worker lease</w:t>
-            </w:r>
-          </w:p>
-        </w:tc>
-        <w:tc>
-          <w:tcPr>
-            <w:tcW w:w="3458" w:type="dxa"/>
-            <w:tcMar>
-              <w:top w:w="80" w:type="dxa"/>
-              <w:left w:w="90" w:type="dxa"/>
-              <w:bottom w:w="80" w:type="dxa"/>
-              <w:right w:w="90" w:type="dxa"/>
-            </w:tcMar>
-            <w:vAlign w:val="center"/>
-          </w:tcPr>
-          <w:p>
-            <w:pPr>
-              <w:spacing w:after="0" w:line="240" w:lineRule="auto"/>
-            </w:pPr>
-            <w:r>
-              <w:rPr>
-                <w:rFonts w:ascii="Arial" w:hAnsi="Arial" w:eastAsia="Arial"/>
-                <w:color w:val="1F2937"/>
-                <w:sz w:val="16"/>
-              </w:rPr>
-              <w:t>Threshold được ghi trước khi đo</w:t>
-            </w:r>
-          </w:p>
-        </w:tc>
-      </w:tr>
-      <w:tr>
-        <w:tblPrEx>
-          <w:tblBorders>
-            <w:top w:val="single" w:color="auto" w:sz="4" w:space="0"/>
-            <w:left w:val="single" w:color="auto" w:sz="4" w:space="0"/>
-            <w:bottom w:val="single" w:color="auto" w:sz="4" w:space="0"/>
-            <w:right w:val="single" w:color="auto" w:sz="4" w:space="0"/>
-            <w:insideH w:val="single" w:color="auto" w:sz="4" w:space="0"/>
-            <w:insideV w:val="single" w:color="auto" w:sz="4" w:space="0"/>
-          </w:tblBorders>
-          <w:tblCellMar>
-            <w:top w:w="0" w:type="dxa"/>
-            <w:left w:w="108" w:type="dxa"/>
-            <w:bottom w:w="0" w:type="dxa"/>
-            <w:right w:w="108" w:type="dxa"/>
-          </w:tblCellMar>
-        </w:tblPrEx>
-        <w:trPr>
-          <w:cantSplit/>
-          <w:jc w:val="center"/>
-        </w:trPr>
-        <w:tc>
-          <w:tcPr>
-            <w:tcW w:w="1417" w:type="dxa"/>
-            <w:shd w:val="clear" w:color="auto" w:fill="F8FAFC"/>
-            <w:tcMar>
-              <w:top w:w="80" w:type="dxa"/>
-              <w:left w:w="90" w:type="dxa"/>
-              <w:bottom w:w="80" w:type="dxa"/>
-              <w:right w:w="90" w:type="dxa"/>
-            </w:tcMar>
-            <w:vAlign w:val="center"/>
-          </w:tcPr>
-          <w:p>
-            <w:pPr>
-              <w:spacing w:after="0" w:line="240" w:lineRule="auto"/>
-            </w:pPr>
-            <w:r>
-              <w:rPr>
-                <w:rFonts w:ascii="Arial" w:hAnsi="Arial" w:eastAsia="Arial"/>
-                <w:color w:val="1F2937"/>
-                <w:sz w:val="16"/>
-              </w:rPr>
-              <w:t>Documentation</w:t>
-            </w:r>
-          </w:p>
-        </w:tc>
-        <w:tc>
-          <w:tcPr>
-            <w:tcW w:w="4592" w:type="dxa"/>
-            <w:shd w:val="clear" w:color="auto" w:fill="F8FAFC"/>
-            <w:tcMar>
-              <w:top w:w="80" w:type="dxa"/>
-              <w:left w:w="90" w:type="dxa"/>
-              <w:bottom w:w="80" w:type="dxa"/>
-              <w:right w:w="90" w:type="dxa"/>
-            </w:tcMar>
-            <w:vAlign w:val="center"/>
-          </w:tcPr>
-          <w:p>
-            <w:pPr>
-              <w:spacing w:after="0" w:line="240" w:lineRule="auto"/>
-            </w:pPr>
-            <w:r>
-              <w:rPr>
-                <w:rFonts w:ascii="Arial" w:hAnsi="Arial" w:eastAsia="Arial"/>
-                <w:color w:val="1F2937"/>
-                <w:sz w:val="16"/>
-              </w:rPr>
-              <w:t>Trace requirement→API→schema→test→evidence</w:t>
-            </w:r>
-          </w:p>
-        </w:tc>
-        <w:tc>
-          <w:tcPr>
-            <w:tcW w:w="3458" w:type="dxa"/>
-            <w:shd w:val="clear" w:color="auto" w:fill="F8FAFC"/>
-            <w:tcMar>
-              <w:top w:w="80" w:type="dxa"/>
-              <w:left w:w="90" w:type="dxa"/>
-              <w:bottom w:w="80" w:type="dxa"/>
-              <w:right w:w="90" w:type="dxa"/>
-            </w:tcMar>
-            <w:vAlign w:val="center"/>
-          </w:tcPr>
-          <w:p>
-            <w:pPr>
-              <w:spacing w:after="0" w:line="240" w:lineRule="auto"/>
-            </w:pPr>
-            <w:r>
-              <w:rPr>
-                <w:rFonts w:ascii="Arial" w:hAnsi="Arial" w:eastAsia="Arial"/>
-                <w:color w:val="1F2937"/>
-                <w:sz w:val="16"/>
-              </w:rPr>
-              <w:t>Không claim target là current</w:t>
-            </w:r>
-          </w:p>
-        </w:tc>
-      </w:tr>
-    </w:tbl>
-    <w:p/>
-    <w:p>
-      <w:pPr>
-        <w:spacing w:after="100" w:line="269" w:lineRule="auto"/>
-      </w:pPr>
-      <w:r>
-        <w:rPr>
-          <w:rFonts w:ascii="Arial" w:hAnsi="Arial" w:eastAsia="Arial"/>
-          <w:sz w:val="20"/>
-        </w:rPr>
-        <w:t>Baseline gần nhất được audit trước rebaseline: Release backend và frontend build sạch; 2.853 tests pass, 3 MySQL integration tests skip; EF không pending model. Đây là evidence lịch sử, phải chạy lại trong course repository sau mỗi phase.</w:t>
-      </w:r>
-    </w:p>
-    <w:p>
-      <w:pPr>
-        <w:pStyle w:val="2"/>
-      </w:pPr>
-      <w:bookmarkStart w:id="37" w:name="_Toc17599"/>
-      <w:r>
-        <w:t>19. Rủi ro và kiểm soát</w:t>
       </w:r>
       <w:bookmarkEnd w:id="37"/>
     </w:p>
@@ -21868,7 +21014,7 @@
         </w:trPr>
         <w:tc>
           <w:tcPr>
-            <w:tcW w:w="2494" w:type="dxa"/>
+            <w:tcW w:w="1417" w:type="dxa"/>
             <w:shd w:val="clear" w:color="auto" w:fill="17365D"/>
             <w:tcMar>
               <w:top w:w="80" w:type="dxa"/>
@@ -21889,13 +21035,13 @@
                 <w:color w:val="FFFFFF"/>
                 <w:sz w:val="16"/>
               </w:rPr>
-              <w:t>Rủi ro</w:t>
-            </w:r>
-          </w:p>
-        </w:tc>
-        <w:tc>
-          <w:tcPr>
-            <w:tcW w:w="1247" w:type="dxa"/>
+              <w:t>Lớp</w:t>
+            </w:r>
+          </w:p>
+        </w:tc>
+        <w:tc>
+          <w:tcPr>
+            <w:tcW w:w="4592" w:type="dxa"/>
             <w:shd w:val="clear" w:color="auto" w:fill="17365D"/>
             <w:tcMar>
               <w:top w:w="80" w:type="dxa"/>
@@ -21916,13 +21062,13 @@
                 <w:color w:val="FFFFFF"/>
                 <w:sz w:val="16"/>
               </w:rPr>
-              <w:t>Mức</w:t>
-            </w:r>
-          </w:p>
-        </w:tc>
-        <w:tc>
-          <w:tcPr>
-            <w:tcW w:w="5839" w:type="dxa"/>
+              <w:t>Phạm vi</w:t>
+            </w:r>
+          </w:p>
+        </w:tc>
+        <w:tc>
+          <w:tcPr>
+            <w:tcW w:w="3458" w:type="dxa"/>
             <w:shd w:val="clear" w:color="auto" w:fill="17365D"/>
             <w:tcMar>
               <w:top w:w="80" w:type="dxa"/>
@@ -21943,7 +21089,7 @@
                 <w:color w:val="FFFFFF"/>
                 <w:sz w:val="16"/>
               </w:rPr>
-              <w:t>Kiểm soát</w:t>
+              <w:t>Gate</w:t>
             </w:r>
           </w:p>
         </w:tc>
@@ -21971,7 +21117,7 @@
         </w:trPr>
         <w:tc>
           <w:tcPr>
-            <w:tcW w:w="2494" w:type="dxa"/>
+            <w:tcW w:w="1417" w:type="dxa"/>
             <w:tcMar>
               <w:top w:w="80" w:type="dxa"/>
               <w:left w:w="90" w:type="dxa"/>
@@ -21990,13 +21136,13 @@
                 <w:color w:val="1F2937"/>
                 <w:sz w:val="16"/>
               </w:rPr>
-              <w:t>AI outage/hallucination</w:t>
-            </w:r>
-          </w:p>
-        </w:tc>
-        <w:tc>
-          <w:tcPr>
-            <w:tcW w:w="1247" w:type="dxa"/>
+              <w:t>Unit</w:t>
+            </w:r>
+          </w:p>
+        </w:tc>
+        <w:tc>
+          <w:tcPr>
+            <w:tcW w:w="4592" w:type="dxa"/>
             <w:tcMar>
               <w:top w:w="80" w:type="dxa"/>
               <w:left w:w="90" w:type="dxa"/>
@@ -22015,32 +21161,24 @@
                 <w:color w:val="1F2937"/>
                 <w:sz w:val="16"/>
               </w:rPr>
-              <w:t>Cao</w:t>
-            </w:r>
-          </w:p>
-        </w:tc>
-        <w:tc>
-          <w:tcPr>
-            <w:tcW w:w="5839" w:type="dxa"/>
-            <w:tcMar>
-              <w:top w:w="80" w:type="dxa"/>
-              <w:left w:w="90" w:type="dxa"/>
-              <w:bottom w:w="80" w:type="dxa"/>
-              <w:right w:w="90" w:type="dxa"/>
-            </w:tcMar>
-            <w:vAlign w:val="center"/>
-          </w:tcPr>
-          <w:p>
-            <w:pPr>
-              <w:spacing w:after="0" w:line="240" w:lineRule="auto"/>
-            </w:pPr>
-            <w:r>
-              <w:rPr>
-                <w:rFonts w:ascii="Arial" w:hAnsi="Arial" w:eastAsia="Arial"/>
-                <w:color w:val="1F2937"/>
-                <w:sz w:val="16"/>
-              </w:rPr>
-              <w:t>Optional adapter, schema/semantic gate, fallback, review/override</w:t>
+              <w:t>Validation, result mapping, policy/calculator, deterministic oracle</w:t>
+            </w:r>
+          </w:p>
+        </w:tc>
+        <w:tc>
+          <w:tcPr>
+            <w:tcW w:w="3458" w:type="dxa"/>
+            <w:tcMar>
+              <w:top w:w="80" w:type="dxa"/>
+              <w:left w:w="90" w:type="dxa"/>
+              <w:bottom w:w="80" w:type="dxa"/>
+              <w:right w:w="90" w:type="dxa"/>
+            </w:tcMar>
+            <w:vAlign w:val="center"/>
+          </w:tcPr>
+          <w:p>
+            <w:r>
+              <w:t>Mỗi rule có positive/negative/boundary; Evidence confidence bắt buộc 49/50 và 79/80; Essay null giữ nguyên Mastery</w:t>
             </w:r>
           </w:p>
         </w:tc>
@@ -22068,7 +21206,7 @@
         </w:trPr>
         <w:tc>
           <w:tcPr>
-            <w:tcW w:w="2494" w:type="dxa"/>
+            <w:tcW w:w="1417" w:type="dxa"/>
             <w:shd w:val="clear" w:color="auto" w:fill="F8FAFC"/>
             <w:tcMar>
               <w:top w:w="80" w:type="dxa"/>
@@ -22088,13 +21226,13 @@
                 <w:color w:val="1F2937"/>
                 <w:sz w:val="16"/>
               </w:rPr>
-              <w:t>Cross-tenant leak</w:t>
-            </w:r>
-          </w:p>
-        </w:tc>
-        <w:tc>
-          <w:tcPr>
-            <w:tcW w:w="1247" w:type="dxa"/>
+              <w:t>Integration</w:t>
+            </w:r>
+          </w:p>
+        </w:tc>
+        <w:tc>
+          <w:tcPr>
+            <w:tcW w:w="4592" w:type="dxa"/>
             <w:shd w:val="clear" w:color="auto" w:fill="F8FAFC"/>
             <w:tcMar>
               <w:top w:w="80" w:type="dxa"/>
@@ -22105,6 +21243,24 @@
             <w:vAlign w:val="center"/>
           </w:tcPr>
           <w:p>
+            <w:r>
+              <w:t>EF MySQL, FK/unique/check/query filter/transaction/concurrency; Evidence analysis/supersession cùng Attempt</w:t>
+            </w:r>
+          </w:p>
+        </w:tc>
+        <w:tc>
+          <w:tcPr>
+            <w:tcW w:w="3458" w:type="dxa"/>
+            <w:shd w:val="clear" w:color="auto" w:fill="F8FAFC"/>
+            <w:tcMar>
+              <w:top w:w="80" w:type="dxa"/>
+              <w:left w:w="90" w:type="dxa"/>
+              <w:bottom w:w="80" w:type="dxa"/>
+              <w:right w:w="90" w:type="dxa"/>
+            </w:tcMar>
+            <w:vAlign w:val="center"/>
+          </w:tcPr>
+          <w:p>
             <w:pPr>
               <w:spacing w:after="0" w:line="240" w:lineRule="auto"/>
             </w:pPr>
@@ -22114,33 +21270,7 @@
                 <w:color w:val="1F2937"/>
                 <w:sz w:val="16"/>
               </w:rPr>
-              <w:t>Rất cao</w:t>
-            </w:r>
-          </w:p>
-        </w:tc>
-        <w:tc>
-          <w:tcPr>
-            <w:tcW w:w="5839" w:type="dxa"/>
-            <w:shd w:val="clear" w:color="auto" w:fill="F8FAFC"/>
-            <w:tcMar>
-              <w:top w:w="80" w:type="dxa"/>
-              <w:left w:w="90" w:type="dxa"/>
-              <w:bottom w:w="80" w:type="dxa"/>
-              <w:right w:w="90" w:type="dxa"/>
-            </w:tcMar>
-            <w:vAlign w:val="center"/>
-          </w:tcPr>
-          <w:p>
-            <w:pPr>
-              <w:spacing w:after="0" w:line="240" w:lineRule="auto"/>
-            </w:pPr>
-            <w:r>
-              <w:rPr>
-                <w:rFonts w:ascii="Arial" w:hAnsi="Arial" w:eastAsia="Arial"/>
-                <w:color w:val="1F2937"/>
-                <w:sz w:val="16"/>
-              </w:rPr>
-              <w:t>DB composite keys + query predicate + ownership + tests</w:t>
+              <w:t>Chạy trên provider thật; không chỉ InMemory</w:t>
             </w:r>
           </w:p>
         </w:tc>
@@ -22168,7 +21298,7 @@
         </w:trPr>
         <w:tc>
           <w:tcPr>
-            <w:tcW w:w="2494" w:type="dxa"/>
+            <w:tcW w:w="1417" w:type="dxa"/>
             <w:tcMar>
               <w:top w:w="80" w:type="dxa"/>
               <w:left w:w="90" w:type="dxa"/>
@@ -22187,13 +21317,13 @@
                 <w:color w:val="1F2937"/>
                 <w:sz w:val="16"/>
               </w:rPr>
-              <w:t>Tự khóa quản trị</w:t>
-            </w:r>
-          </w:p>
-        </w:tc>
-        <w:tc>
-          <w:tcPr>
-            <w:tcW w:w="1247" w:type="dxa"/>
+              <w:t>API</w:t>
+            </w:r>
+          </w:p>
+        </w:tc>
+        <w:tc>
+          <w:tcPr>
+            <w:tcW w:w="4592" w:type="dxa"/>
             <w:tcMar>
               <w:top w:w="80" w:type="dxa"/>
               <w:left w:w="90" w:type="dxa"/>
@@ -22212,13 +21342,13 @@
                 <w:color w:val="1F2937"/>
                 <w:sz w:val="16"/>
               </w:rPr>
-              <w:t>Cao</w:t>
-            </w:r>
-          </w:p>
-        </w:tc>
-        <w:tc>
-          <w:tcPr>
-            <w:tcW w:w="5839" w:type="dxa"/>
+              <w:t>Authorization, tenant/ownership, ProblemDetails, cancellation, idempotency</w:t>
+            </w:r>
+          </w:p>
+        </w:tc>
+        <w:tc>
+          <w:tcPr>
+            <w:tcW w:w="3458" w:type="dxa"/>
             <w:tcMar>
               <w:top w:w="80" w:type="dxa"/>
               <w:left w:w="90" w:type="dxa"/>
@@ -22237,7 +21367,7 @@
                 <w:color w:val="1F2937"/>
                 <w:sz w:val="16"/>
               </w:rPr>
-              <w:t>TenantAdminCorePermissionsV1 last-admin transaction invariant</w:t>
+              <w:t>Status/body/meta và không leak</w:t>
             </w:r>
           </w:p>
         </w:tc>
@@ -22265,7 +21395,7 @@
         </w:trPr>
         <w:tc>
           <w:tcPr>
-            <w:tcW w:w="2494" w:type="dxa"/>
+            <w:tcW w:w="1417" w:type="dxa"/>
             <w:shd w:val="clear" w:color="auto" w:fill="F8FAFC"/>
             <w:tcMar>
               <w:top w:w="80" w:type="dxa"/>
@@ -22285,13 +21415,13 @@
                 <w:color w:val="1F2937"/>
                 <w:sz w:val="16"/>
               </w:rPr>
-              <w:t>Stale authorization</w:t>
-            </w:r>
-          </w:p>
-        </w:tc>
-        <w:tc>
-          <w:tcPr>
-            <w:tcW w:w="1247" w:type="dxa"/>
+              <w:t>Web</w:t>
+            </w:r>
+          </w:p>
+        </w:tc>
+        <w:tc>
+          <w:tcPr>
+            <w:tcW w:w="4592" w:type="dxa"/>
             <w:shd w:val="clear" w:color="auto" w:fill="F8FAFC"/>
             <w:tcMar>
               <w:top w:w="80" w:type="dxa"/>
@@ -22311,13 +21441,13 @@
                 <w:color w:val="1F2937"/>
                 <w:sz w:val="16"/>
               </w:rPr>
-              <w:t>Cao</w:t>
-            </w:r>
-          </w:p>
-        </w:tc>
-        <w:tc>
-          <w:tcPr>
-            <w:tcW w:w="5839" w:type="dxa"/>
+              <w:t>Capability route/action, forms, async/error/accessibility</w:t>
+            </w:r>
+          </w:p>
+        </w:tc>
+        <w:tc>
+          <w:tcPr>
+            <w:tcW w:w="3458" w:type="dxa"/>
             <w:shd w:val="clear" w:color="auto" w:fill="F8FAFC"/>
             <w:tcMar>
               <w:top w:w="80" w:type="dxa"/>
@@ -22337,7 +21467,7 @@
                 <w:color w:val="1F2937"/>
                 <w:sz w:val="16"/>
               </w:rPr>
-              <w:t>users.auth_version, server check và refresh revocation</w:t>
+              <w:t>Không dựa role label đơn thuần</w:t>
             </w:r>
           </w:p>
         </w:tc>
@@ -22365,7 +21495,7 @@
         </w:trPr>
         <w:tc>
           <w:tcPr>
-            <w:tcW w:w="2494" w:type="dxa"/>
+            <w:tcW w:w="1417" w:type="dxa"/>
             <w:tcMar>
               <w:top w:w="80" w:type="dxa"/>
               <w:left w:w="90" w:type="dxa"/>
@@ -22384,13 +21514,13 @@
                 <w:color w:val="1F2937"/>
                 <w:sz w:val="16"/>
               </w:rPr>
-              <w:t>Schema doc khác migration</w:t>
-            </w:r>
-          </w:p>
-        </w:tc>
-        <w:tc>
-          <w:tcPr>
-            <w:tcW w:w="1247" w:type="dxa"/>
+              <w:t>E2E</w:t>
+            </w:r>
+          </w:p>
+        </w:tc>
+        <w:tc>
+          <w:tcPr>
+            <w:tcW w:w="4592" w:type="dxa"/>
             <w:tcMar>
               <w:top w:w="80" w:type="dxa"/>
               <w:left w:w="90" w:type="dxa"/>
@@ -22409,13 +21539,13 @@
                 <w:color w:val="1F2937"/>
                 <w:sz w:val="16"/>
               </w:rPr>
-              <w:t>Cao</w:t>
-            </w:r>
-          </w:p>
-        </w:tc>
-        <w:tc>
-          <w:tcPr>
-            <w:tcW w:w="5839" w:type="dxa"/>
+              <w:t>Role journeys và AI outage</w:t>
+            </w:r>
+          </w:p>
+        </w:tc>
+        <w:tc>
+          <w:tcPr>
+            <w:tcW w:w="3458" w:type="dxa"/>
             <w:tcMar>
               <w:top w:w="80" w:type="dxa"/>
               <w:left w:w="90" w:type="dxa"/>
@@ -22434,7 +21564,7 @@
                 <w:color w:val="1F2937"/>
                 <w:sz w:val="16"/>
               </w:rPr>
-              <w:t>Current/Target labels, EF + live MySQL audit</w:t>
+              <w:t>Core flow hoàn thành khi AI off</w:t>
             </w:r>
           </w:p>
         </w:tc>
@@ -22462,7 +21592,7 @@
         </w:trPr>
         <w:tc>
           <w:tcPr>
-            <w:tcW w:w="2494" w:type="dxa"/>
+            <w:tcW w:w="1417" w:type="dxa"/>
             <w:shd w:val="clear" w:color="auto" w:fill="F8FAFC"/>
             <w:tcMar>
               <w:top w:w="80" w:type="dxa"/>
@@ -22482,13 +21612,13 @@
                 <w:color w:val="1F2937"/>
                 <w:sz w:val="16"/>
               </w:rPr>
-              <w:t>Prototype làm mờ đóng góp</w:t>
-            </w:r>
-          </w:p>
-        </w:tc>
-        <w:tc>
-          <w:tcPr>
-            <w:tcW w:w="1247" w:type="dxa"/>
+              <w:t>Security</w:t>
+            </w:r>
+          </w:p>
+        </w:tc>
+        <w:tc>
+          <w:tcPr>
+            <w:tcW w:w="4592" w:type="dxa"/>
             <w:shd w:val="clear" w:color="auto" w:fill="F8FAFC"/>
             <w:tcMar>
               <w:top w:w="80" w:type="dxa"/>
@@ -22508,13 +21638,13 @@
                 <w:color w:val="1F2937"/>
                 <w:sz w:val="16"/>
               </w:rPr>
-              <w:t>Cao</w:t>
-            </w:r>
-          </w:p>
-        </w:tc>
-        <w:tc>
-          <w:tcPr>
-            <w:tcW w:w="5839" w:type="dxa"/>
+              <w:t>Cross-tenant matrix, stale token, last-admin, delegation, secret scan</w:t>
+            </w:r>
+          </w:p>
+        </w:tc>
+        <w:tc>
+          <w:tcPr>
+            <w:tcW w:w="3458" w:type="dxa"/>
             <w:shd w:val="clear" w:color="auto" w:fill="F8FAFC"/>
             <w:tcMar>
               <w:top w:w="80" w:type="dxa"/>
@@ -22534,7 +21664,7 @@
                 <w:color w:val="1F2937"/>
                 <w:sz w:val="16"/>
               </w:rPr>
-              <w:t>Course repo baseline/provenance và chỉ chấm evidence sau baseline</w:t>
+              <w:t>Deny-by-default</w:t>
             </w:r>
           </w:p>
         </w:tc>
@@ -22562,7 +21692,7 @@
         </w:trPr>
         <w:tc>
           <w:tcPr>
-            <w:tcW w:w="2494" w:type="dxa"/>
+            <w:tcW w:w="1417" w:type="dxa"/>
             <w:tcMar>
               <w:top w:w="80" w:type="dxa"/>
               <w:left w:w="90" w:type="dxa"/>
@@ -22581,13 +21711,13 @@
                 <w:color w:val="1F2937"/>
                 <w:sz w:val="16"/>
               </w:rPr>
-              <w:t>Phân công thiếu công bằng</w:t>
-            </w:r>
-          </w:p>
-        </w:tc>
-        <w:tc>
-          <w:tcPr>
-            <w:tcW w:w="1247" w:type="dxa"/>
+              <w:t>Performance</w:t>
+            </w:r>
+          </w:p>
+        </w:tc>
+        <w:tc>
+          <w:tcPr>
+            <w:tcW w:w="4592" w:type="dxa"/>
             <w:tcMar>
               <w:top w:w="80" w:type="dxa"/>
               <w:left w:w="90" w:type="dxa"/>
@@ -22606,13 +21736,13 @@
                 <w:color w:val="1F2937"/>
                 <w:sz w:val="16"/>
               </w:rPr>
-              <w:t>Trung bình</w:t>
-            </w:r>
-          </w:p>
-        </w:tc>
-        <w:tc>
-          <w:tcPr>
-            <w:tcW w:w="5839" w:type="dxa"/>
+              <w:t>Pagination/N+1/index/query budget/worker lease</w:t>
+            </w:r>
+          </w:p>
+        </w:tc>
+        <w:tc>
+          <w:tcPr>
+            <w:tcW w:w="3458" w:type="dxa"/>
             <w:tcMar>
               <w:top w:w="80" w:type="dxa"/>
               <w:left w:w="90" w:type="dxa"/>
@@ -22631,7 +21761,7 @@
                 <w:color w:val="1F2937"/>
                 <w:sz w:val="16"/>
               </w:rPr>
-              <w:t>Point-based packages, peer review, weekly rebalance</w:t>
+              <w:t>Threshold được ghi trước khi đo</w:t>
             </w:r>
           </w:p>
         </w:tc>
@@ -22659,7 +21789,7 @@
         </w:trPr>
         <w:tc>
           <w:tcPr>
-            <w:tcW w:w="2494" w:type="dxa"/>
+            <w:tcW w:w="1417" w:type="dxa"/>
             <w:shd w:val="clear" w:color="auto" w:fill="F8FAFC"/>
             <w:tcMar>
               <w:top w:w="80" w:type="dxa"/>
@@ -22679,13 +21809,13 @@
                 <w:color w:val="1F2937"/>
                 <w:sz w:val="16"/>
               </w:rPr>
-              <w:t>Scope quá lớn</w:t>
-            </w:r>
-          </w:p>
-        </w:tc>
-        <w:tc>
-          <w:tcPr>
-            <w:tcW w:w="1247" w:type="dxa"/>
+              <w:t>Documentation</w:t>
+            </w:r>
+          </w:p>
+        </w:tc>
+        <w:tc>
+          <w:tcPr>
+            <w:tcW w:w="4592" w:type="dxa"/>
             <w:shd w:val="clear" w:color="auto" w:fill="F8FAFC"/>
             <w:tcMar>
               <w:top w:w="80" w:type="dxa"/>
@@ -22705,13 +21835,13 @@
                 <w:color w:val="1F2937"/>
                 <w:sz w:val="16"/>
               </w:rPr>
-              <w:t>Cao</w:t>
-            </w:r>
-          </w:p>
-        </w:tc>
-        <w:tc>
-          <w:tcPr>
-            <w:tcW w:w="5839" w:type="dxa"/>
+              <w:t>Trace requirement→API→schema→test→evidence</w:t>
+            </w:r>
+          </w:p>
+        </w:tc>
+        <w:tc>
+          <w:tcPr>
+            <w:tcW w:w="3458" w:type="dxa"/>
             <w:shd w:val="clear" w:color="auto" w:fill="F8FAFC"/>
             <w:tcMar>
               <w:top w:w="80" w:type="dxa"/>
@@ -22731,7 +21861,7 @@
                 <w:color w:val="1F2937"/>
                 <w:sz w:val="16"/>
               </w:rPr>
-              <w:t>R00–R09 gates; defer OCR/Exam/RAG/multi-model</w:t>
+              <w:t>Không claim target là current</w:t>
             </w:r>
           </w:p>
         </w:tc>
@@ -22740,25 +21870,21 @@
     <w:p/>
     <w:p>
       <w:pPr>
-        <w:pStyle w:val="2"/>
+        <w:spacing w:after="100" w:line="269" w:lineRule="auto"/>
       </w:pPr>
-      <w:bookmarkStart w:id="38" w:name="_Toc715"/>
-      <w:r>
-        <w:t>20. Kế thừa và thay đổi so với vision mùa hè</w:t>
-      </w:r>
-      <w:bookmarkEnd w:id="38"/>
+      <w:r>
+        <w:t>Source-code audit snapshot 2d768f2: Release backend và frontend build sạch; 2.853 tests pass, 3 MySQL integration tests skip; EF không pending model. Documentation rebaseline checkpoint là b14f6c4. Course initial-import SHA còn TBD; chỉ commit sau initial import mới là evidence đóng góp học kỳ và mọi gate phải chạy lại trong course repository.</w:t>
+      </w:r>
     </w:p>
     <w:p>
       <w:pPr>
-        <w:spacing w:after="100" w:line="269" w:lineRule="auto"/>
+        <w:pStyle w:val="2"/>
       </w:pPr>
-      <w:r>
-        <w:rPr>
-          <w:rFonts w:ascii="Arial" w:hAnsi="Arial" w:eastAsia="Arial"/>
-          <w:sz w:val="20"/>
-        </w:rPr>
-        <w:t>Bản vision cũ được giữ nguyên tại docs/archive/vision-v0/EduTwin-Overview.docx để bảo toàn lịch sử. Tài liệu hiện hành không xóa ý tưởng; nó phân loại lại để tránh biến prototype thành cam kết môn học.</w:t>
-      </w:r>
+      <w:bookmarkStart w:id="38" w:name="_Toc16544"/>
+      <w:r>
+        <w:t>19. Rủi ro và kiểm soát</w:t>
+      </w:r>
+      <w:bookmarkEnd w:id="38"/>
     </w:p>
     <w:tbl>
       <w:tblPr>
@@ -22809,7 +21935,7 @@
         </w:trPr>
         <w:tc>
           <w:tcPr>
-            <w:tcW w:w="3402" w:type="dxa"/>
+            <w:tcW w:w="2494" w:type="dxa"/>
             <w:shd w:val="clear" w:color="auto" w:fill="17365D"/>
             <w:tcMar>
               <w:top w:w="80" w:type="dxa"/>
@@ -22830,13 +21956,13 @@
                 <w:color w:val="FFFFFF"/>
                 <w:sz w:val="16"/>
               </w:rPr>
-              <w:t>Nội dung vision cũ</w:t>
-            </w:r>
-          </w:p>
-        </w:tc>
-        <w:tc>
-          <w:tcPr>
-            <w:tcW w:w="1814" w:type="dxa"/>
+              <w:t>Rủi ro</w:t>
+            </w:r>
+          </w:p>
+        </w:tc>
+        <w:tc>
+          <w:tcPr>
+            <w:tcW w:w="1247" w:type="dxa"/>
             <w:shd w:val="clear" w:color="auto" w:fill="17365D"/>
             <w:tcMar>
               <w:top w:w="80" w:type="dxa"/>
@@ -22857,13 +21983,13 @@
                 <w:color w:val="FFFFFF"/>
                 <w:sz w:val="16"/>
               </w:rPr>
-              <w:t>Xử lý</w:t>
-            </w:r>
-          </w:p>
-        </w:tc>
-        <w:tc>
-          <w:tcPr>
-            <w:tcW w:w="4309" w:type="dxa"/>
+              <w:t>Mức</w:t>
+            </w:r>
+          </w:p>
+        </w:tc>
+        <w:tc>
+          <w:tcPr>
+            <w:tcW w:w="5839" w:type="dxa"/>
             <w:shd w:val="clear" w:color="auto" w:fill="17365D"/>
             <w:tcMar>
               <w:top w:w="80" w:type="dxa"/>
@@ -22884,7 +22010,7 @@
                 <w:color w:val="FFFFFF"/>
                 <w:sz w:val="16"/>
               </w:rPr>
-              <w:t>Lý do</w:t>
+              <w:t>Kiểm soát</w:t>
             </w:r>
           </w:p>
         </w:tc>
@@ -22912,7 +22038,7 @@
         </w:trPr>
         <w:tc>
           <w:tcPr>
-            <w:tcW w:w="3402" w:type="dxa"/>
+            <w:tcW w:w="2494" w:type="dxa"/>
             <w:tcMar>
               <w:top w:w="80" w:type="dxa"/>
               <w:left w:w="90" w:type="dxa"/>
@@ -22931,13 +22057,13 @@
                 <w:color w:val="1F2937"/>
                 <w:sz w:val="16"/>
               </w:rPr>
-              <w:t>Actor problems, knowledge graph, reasoning/error taxonomy, opportunity gap</w:t>
-            </w:r>
-          </w:p>
-        </w:tc>
-        <w:tc>
-          <w:tcPr>
-            <w:tcW w:w="1814" w:type="dxa"/>
+              <w:t>AI outage/hallucination</w:t>
+            </w:r>
+          </w:p>
+        </w:tc>
+        <w:tc>
+          <w:tcPr>
+            <w:tcW w:w="1247" w:type="dxa"/>
             <w:tcMar>
               <w:top w:w="80" w:type="dxa"/>
               <w:left w:w="90" w:type="dxa"/>
@@ -22956,13 +22082,13 @@
                 <w:color w:val="1F2937"/>
                 <w:sz w:val="16"/>
               </w:rPr>
-              <w:t>Giữ và chuẩn hóa</w:t>
-            </w:r>
-          </w:p>
-        </w:tc>
-        <w:tc>
-          <w:tcPr>
-            <w:tcW w:w="4309" w:type="dxa"/>
+              <w:t>Cao</w:t>
+            </w:r>
+          </w:p>
+        </w:tc>
+        <w:tc>
+          <w:tcPr>
+            <w:tcW w:w="5839" w:type="dxa"/>
             <w:tcMar>
               <w:top w:w="80" w:type="dxa"/>
               <w:left w:w="90" w:type="dxa"/>
@@ -22981,7 +22107,7 @@
                 <w:color w:val="1F2937"/>
                 <w:sz w:val="16"/>
               </w:rPr>
-              <w:t>Phù hợp mục tiêu; chuyển thành requirement/evidence có acceptance</w:t>
+              <w:t>Optional adapter, schema/semantic gate, fallback, review/override</w:t>
             </w:r>
           </w:p>
         </w:tc>
@@ -23009,7 +22135,7 @@
         </w:trPr>
         <w:tc>
           <w:tcPr>
-            <w:tcW w:w="3402" w:type="dxa"/>
+            <w:tcW w:w="2494" w:type="dxa"/>
             <w:shd w:val="clear" w:color="auto" w:fill="F8FAFC"/>
             <w:tcMar>
               <w:top w:w="80" w:type="dxa"/>
@@ -23029,13 +22155,13 @@
                 <w:color w:val="1F2937"/>
                 <w:sz w:val="16"/>
               </w:rPr>
-              <w:t>AI-native / AI là bộ não / không AI không có EduTwin</w:t>
-            </w:r>
-          </w:p>
-        </w:tc>
-        <w:tc>
-          <w:tcPr>
-            <w:tcW w:w="1814" w:type="dxa"/>
+              <w:t>Cross-tenant leak</w:t>
+            </w:r>
+          </w:p>
+        </w:tc>
+        <w:tc>
+          <w:tcPr>
+            <w:tcW w:w="1247" w:type="dxa"/>
             <w:shd w:val="clear" w:color="auto" w:fill="F8FAFC"/>
             <w:tcMar>
               <w:top w:w="80" w:type="dxa"/>
@@ -23055,13 +22181,13 @@
                 <w:color w:val="1F2937"/>
                 <w:sz w:val="16"/>
               </w:rPr>
-              <w:t>Loại khỏi kiến trúc hiện hành</w:t>
-            </w:r>
-          </w:p>
-        </w:tc>
-        <w:tc>
-          <w:tcPr>
-            <w:tcW w:w="4309" w:type="dxa"/>
+              <w:t>Rất cao</w:t>
+            </w:r>
+          </w:p>
+        </w:tc>
+        <w:tc>
+          <w:tcPr>
+            <w:tcW w:w="5839" w:type="dxa"/>
             <w:shd w:val="clear" w:color="auto" w:fill="F8FAFC"/>
             <w:tcMar>
               <w:top w:w="80" w:type="dxa"/>
@@ -23081,7 +22207,7 @@
                 <w:color w:val="1F2937"/>
                 <w:sz w:val="16"/>
               </w:rPr>
-              <w:t>Mâu thuẫn availability và yêu cầu core độc lập</w:t>
+              <w:t>DB composite keys + query predicate + ownership + tests</w:t>
             </w:r>
           </w:p>
         </w:tc>
@@ -23109,7 +22235,7 @@
         </w:trPr>
         <w:tc>
           <w:tcPr>
-            <w:tcW w:w="3402" w:type="dxa"/>
+            <w:tcW w:w="2494" w:type="dxa"/>
             <w:tcMar>
               <w:top w:w="80" w:type="dxa"/>
               <w:left w:w="90" w:type="dxa"/>
@@ -23128,13 +22254,13 @@
                 <w:color w:val="1F2937"/>
                 <w:sz w:val="16"/>
               </w:rPr>
-              <w:t>Next.js/FastAPI/Supabase/PostgreSQL/pgvector</w:t>
-            </w:r>
-          </w:p>
-        </w:tc>
-        <w:tc>
-          <w:tcPr>
-            <w:tcW w:w="1814" w:type="dxa"/>
+              <w:t>Tự khóa quản trị</w:t>
+            </w:r>
+          </w:p>
+        </w:tc>
+        <w:tc>
+          <w:tcPr>
+            <w:tcW w:w="1247" w:type="dxa"/>
             <w:tcMar>
               <w:top w:w="80" w:type="dxa"/>
               <w:left w:w="90" w:type="dxa"/>
@@ -23153,13 +22279,13 @@
                 <w:color w:val="1F2937"/>
                 <w:sz w:val="16"/>
               </w:rPr>
-              <w:t>Thay</w:t>
-            </w:r>
-          </w:p>
-        </w:tc>
-        <w:tc>
-          <w:tcPr>
-            <w:tcW w:w="4309" w:type="dxa"/>
+              <w:t>Cao</w:t>
+            </w:r>
+          </w:p>
+        </w:tc>
+        <w:tc>
+          <w:tcPr>
+            <w:tcW w:w="5839" w:type="dxa"/>
             <w:tcMar>
               <w:top w:w="80" w:type="dxa"/>
               <w:left w:w="90" w:type="dxa"/>
@@ -23178,7 +22304,7 @@
                 <w:color w:val="1F2937"/>
                 <w:sz w:val="16"/>
               </w:rPr>
-              <w:t>Source thực tế là .NET 10/EF Core/MySQL/React</w:t>
+              <w:t>TenantAdminCorePermissionsV1 last-admin transaction invariant</w:t>
             </w:r>
           </w:p>
         </w:tc>
@@ -23206,7 +22332,7 @@
         </w:trPr>
         <w:tc>
           <w:tcPr>
-            <w:tcW w:w="3402" w:type="dxa"/>
+            <w:tcW w:w="2494" w:type="dxa"/>
             <w:shd w:val="clear" w:color="auto" w:fill="F8FAFC"/>
             <w:tcMar>
               <w:top w:w="80" w:type="dxa"/>
@@ -23226,13 +22352,13 @@
                 <w:color w:val="1F2937"/>
                 <w:sz w:val="16"/>
               </w:rPr>
-              <w:t>Exam Mode, OCR/PDF/video import, RAG/vector search</w:t>
-            </w:r>
-          </w:p>
-        </w:tc>
-        <w:tc>
-          <w:tcPr>
-            <w:tcW w:w="1814" w:type="dxa"/>
+              <w:t>Stale authorization</w:t>
+            </w:r>
+          </w:p>
+        </w:tc>
+        <w:tc>
+          <w:tcPr>
+            <w:tcW w:w="1247" w:type="dxa"/>
             <w:shd w:val="clear" w:color="auto" w:fill="F8FAFC"/>
             <w:tcMar>
               <w:top w:w="80" w:type="dxa"/>
@@ -23252,13 +22378,13 @@
                 <w:color w:val="1F2937"/>
                 <w:sz w:val="16"/>
               </w:rPr>
-              <w:t>Deferred/out of scope</w:t>
-            </w:r>
-          </w:p>
-        </w:tc>
-        <w:tc>
-          <w:tcPr>
-            <w:tcW w:w="4309" w:type="dxa"/>
+              <w:t>Cao</w:t>
+            </w:r>
+          </w:p>
+        </w:tc>
+        <w:tc>
+          <w:tcPr>
+            <w:tcW w:w="5839" w:type="dxa"/>
             <w:shd w:val="clear" w:color="auto" w:fill="F8FAFC"/>
             <w:tcMar>
               <w:top w:w="80" w:type="dxa"/>
@@ -23278,7 +22404,7 @@
                 <w:color w:val="1F2937"/>
                 <w:sz w:val="16"/>
               </w:rPr>
-              <w:t>Quá lớn và chưa có contract/evidence</w:t>
+              <w:t>users.auth_version, server check và refresh revocation</w:t>
             </w:r>
           </w:p>
         </w:tc>
@@ -23306,7 +22432,7 @@
         </w:trPr>
         <w:tc>
           <w:tcPr>
-            <w:tcW w:w="3402" w:type="dxa"/>
+            <w:tcW w:w="2494" w:type="dxa"/>
             <w:tcMar>
               <w:top w:w="80" w:type="dxa"/>
               <w:left w:w="90" w:type="dxa"/>
@@ -23325,13 +22451,13 @@
                 <w:color w:val="1F2937"/>
                 <w:sz w:val="16"/>
               </w:rPr>
-              <w:t>Reasoning/Progress/Context Twin; Future Predictor; Simulator</w:t>
-            </w:r>
-          </w:p>
-        </w:tc>
-        <w:tc>
-          <w:tcPr>
-            <w:tcW w:w="1814" w:type="dxa"/>
+              <w:t>Schema doc khác migration</w:t>
+            </w:r>
+          </w:p>
+        </w:tc>
+        <w:tc>
+          <w:tcPr>
+            <w:tcW w:w="1247" w:type="dxa"/>
             <w:tcMar>
               <w:top w:w="80" w:type="dxa"/>
               <w:left w:w="90" w:type="dxa"/>
@@ -23350,13 +22476,13 @@
                 <w:color w:val="1F2937"/>
                 <w:sz w:val="16"/>
               </w:rPr>
-              <w:t>Research backlog</w:t>
-            </w:r>
-          </w:p>
-        </w:tc>
-        <w:tc>
-          <w:tcPr>
-            <w:tcW w:w="4309" w:type="dxa"/>
+              <w:t>Cao</w:t>
+            </w:r>
+          </w:p>
+        </w:tc>
+        <w:tc>
+          <w:tcPr>
+            <w:tcW w:w="5839" w:type="dxa"/>
             <w:tcMar>
               <w:top w:w="80" w:type="dxa"/>
               <w:left w:w="90" w:type="dxa"/>
@@ -23375,7 +22501,7 @@
                 <w:color w:val="1F2937"/>
                 <w:sz w:val="16"/>
               </w:rPr>
-              <w:t>Chỉ phục hồi khi có data model, metric, owner và gate</w:t>
+              <w:t>Current/Target labels, EF + live MySQL audit</w:t>
             </w:r>
           </w:p>
         </w:tc>
@@ -23403,7 +22529,7 @@
         </w:trPr>
         <w:tc>
           <w:tcPr>
-            <w:tcW w:w="3402" w:type="dxa"/>
+            <w:tcW w:w="2494" w:type="dxa"/>
             <w:shd w:val="clear" w:color="auto" w:fill="F8FAFC"/>
             <w:tcMar>
               <w:top w:w="80" w:type="dxa"/>
@@ -23423,13 +22549,13 @@
                 <w:color w:val="1F2937"/>
                 <w:sz w:val="16"/>
               </w:rPr>
-              <w:t>AI Coach/Teacher Copilot; Teacher/Center Twin; multi-Gemini</w:t>
-            </w:r>
-          </w:p>
-        </w:tc>
-        <w:tc>
-          <w:tcPr>
-            <w:tcW w:w="1814" w:type="dxa"/>
+              <w:t>Prototype làm mờ đóng góp</w:t>
+            </w:r>
+          </w:p>
+        </w:tc>
+        <w:tc>
+          <w:tcPr>
+            <w:tcW w:w="1247" w:type="dxa"/>
             <w:shd w:val="clear" w:color="auto" w:fill="F8FAFC"/>
             <w:tcMar>
               <w:top w:w="80" w:type="dxa"/>
@@ -23449,13 +22575,13 @@
                 <w:color w:val="1F2937"/>
                 <w:sz w:val="16"/>
               </w:rPr>
-              <w:t>Không thuộc course MVP</w:t>
-            </w:r>
-          </w:p>
-        </w:tc>
-        <w:tc>
-          <w:tcPr>
-            <w:tcW w:w="4309" w:type="dxa"/>
+              <w:t>Cao</w:t>
+            </w:r>
+          </w:p>
+        </w:tc>
+        <w:tc>
+          <w:tcPr>
+            <w:tcW w:w="5839" w:type="dxa"/>
             <w:shd w:val="clear" w:color="auto" w:fill="F8FAFC"/>
             <w:tcMar>
               <w:top w:w="80" w:type="dxa"/>
@@ -23475,7 +22601,7 @@
                 <w:color w:val="1F2937"/>
                 <w:sz w:val="16"/>
               </w:rPr>
-              <w:t>Rủi ro AI-first, privacy và scope</w:t>
+              <w:t>Course repo baseline/provenance và chỉ chấm evidence sau baseline</w:t>
             </w:r>
           </w:p>
         </w:tc>
@@ -23503,7 +22629,7 @@
         </w:trPr>
         <w:tc>
           <w:tcPr>
-            <w:tcW w:w="3402" w:type="dxa"/>
+            <w:tcW w:w="2494" w:type="dxa"/>
             <w:tcMar>
               <w:top w:w="80" w:type="dxa"/>
               <w:left w:w="90" w:type="dxa"/>
@@ -23522,13 +22648,13 @@
                 <w:color w:val="1F2937"/>
                 <w:sz w:val="16"/>
               </w:rPr>
-              <w:t>Role screens, end-to-end flows, risks, MVP/future split</w:t>
-            </w:r>
-          </w:p>
-        </w:tc>
-        <w:tc>
-          <w:tcPr>
-            <w:tcW w:w="1814" w:type="dxa"/>
+              <w:t>Phân công thiếu công bằng</w:t>
+            </w:r>
+          </w:p>
+        </w:tc>
+        <w:tc>
+          <w:tcPr>
+            <w:tcW w:w="1247" w:type="dxa"/>
             <w:tcMar>
               <w:top w:w="80" w:type="dxa"/>
               <w:left w:w="90" w:type="dxa"/>
@@ -23547,13 +22673,13 @@
                 <w:color w:val="1F2937"/>
                 <w:sz w:val="16"/>
               </w:rPr>
-              <w:t>Giữ nhưng viết lại</w:t>
-            </w:r>
-          </w:p>
-        </w:tc>
-        <w:tc>
-          <w:tcPr>
-            <w:tcW w:w="4309" w:type="dxa"/>
+              <w:t>Trung bình</w:t>
+            </w:r>
+          </w:p>
+        </w:tc>
+        <w:tc>
+          <w:tcPr>
+            <w:tcW w:w="5839" w:type="dxa"/>
             <w:tcMar>
               <w:top w:w="80" w:type="dxa"/>
               <w:left w:w="90" w:type="dxa"/>
@@ -23572,7 +22698,107 @@
                 <w:color w:val="1F2937"/>
                 <w:sz w:val="16"/>
               </w:rPr>
-              <w:t>Đồng bộ capability, Evidence Gate, fallback và Current/Target</w:t>
+              <w:t>Point-based packages, peer review, weekly rebalance</w:t>
+            </w:r>
+          </w:p>
+        </w:tc>
+      </w:tr>
+      <w:tr>
+        <w:tblPrEx>
+          <w:tblBorders>
+            <w:top w:val="single" w:color="auto" w:sz="4" w:space="0"/>
+            <w:left w:val="single" w:color="auto" w:sz="4" w:space="0"/>
+            <w:bottom w:val="single" w:color="auto" w:sz="4" w:space="0"/>
+            <w:right w:val="single" w:color="auto" w:sz="4" w:space="0"/>
+            <w:insideH w:val="single" w:color="auto" w:sz="4" w:space="0"/>
+            <w:insideV w:val="single" w:color="auto" w:sz="4" w:space="0"/>
+          </w:tblBorders>
+          <w:tblCellMar>
+            <w:top w:w="0" w:type="dxa"/>
+            <w:left w:w="108" w:type="dxa"/>
+            <w:bottom w:w="0" w:type="dxa"/>
+            <w:right w:w="108" w:type="dxa"/>
+          </w:tblCellMar>
+        </w:tblPrEx>
+        <w:trPr>
+          <w:cantSplit/>
+          <w:jc w:val="center"/>
+        </w:trPr>
+        <w:tc>
+          <w:tcPr>
+            <w:tcW w:w="2494" w:type="dxa"/>
+            <w:shd w:val="clear" w:color="auto" w:fill="F8FAFC"/>
+            <w:tcMar>
+              <w:top w:w="80" w:type="dxa"/>
+              <w:left w:w="90" w:type="dxa"/>
+              <w:bottom w:w="80" w:type="dxa"/>
+              <w:right w:w="90" w:type="dxa"/>
+            </w:tcMar>
+            <w:vAlign w:val="center"/>
+          </w:tcPr>
+          <w:p>
+            <w:pPr>
+              <w:spacing w:after="0" w:line="240" w:lineRule="auto"/>
+            </w:pPr>
+            <w:r>
+              <w:rPr>
+                <w:rFonts w:ascii="Arial" w:hAnsi="Arial" w:eastAsia="Arial"/>
+                <w:color w:val="1F2937"/>
+                <w:sz w:val="16"/>
+              </w:rPr>
+              <w:t>Scope quá lớn</w:t>
+            </w:r>
+          </w:p>
+        </w:tc>
+        <w:tc>
+          <w:tcPr>
+            <w:tcW w:w="1247" w:type="dxa"/>
+            <w:shd w:val="clear" w:color="auto" w:fill="F8FAFC"/>
+            <w:tcMar>
+              <w:top w:w="80" w:type="dxa"/>
+              <w:left w:w="90" w:type="dxa"/>
+              <w:bottom w:w="80" w:type="dxa"/>
+              <w:right w:w="90" w:type="dxa"/>
+            </w:tcMar>
+            <w:vAlign w:val="center"/>
+          </w:tcPr>
+          <w:p>
+            <w:pPr>
+              <w:spacing w:after="0" w:line="240" w:lineRule="auto"/>
+            </w:pPr>
+            <w:r>
+              <w:rPr>
+                <w:rFonts w:ascii="Arial" w:hAnsi="Arial" w:eastAsia="Arial"/>
+                <w:color w:val="1F2937"/>
+                <w:sz w:val="16"/>
+              </w:rPr>
+              <w:t>Cao</w:t>
+            </w:r>
+          </w:p>
+        </w:tc>
+        <w:tc>
+          <w:tcPr>
+            <w:tcW w:w="5839" w:type="dxa"/>
+            <w:shd w:val="clear" w:color="auto" w:fill="F8FAFC"/>
+            <w:tcMar>
+              <w:top w:w="80" w:type="dxa"/>
+              <w:left w:w="90" w:type="dxa"/>
+              <w:bottom w:w="80" w:type="dxa"/>
+              <w:right w:w="90" w:type="dxa"/>
+            </w:tcMar>
+            <w:vAlign w:val="center"/>
+          </w:tcPr>
+          <w:p>
+            <w:pPr>
+              <w:spacing w:after="0" w:line="240" w:lineRule="auto"/>
+            </w:pPr>
+            <w:r>
+              <w:rPr>
+                <w:rFonts w:ascii="Arial" w:hAnsi="Arial" w:eastAsia="Arial"/>
+                <w:color w:val="1F2937"/>
+                <w:sz w:val="16"/>
+              </w:rPr>
+              <w:t>R00–R09 gates; defer OCR/Exam/RAG/multi-model</w:t>
             </w:r>
           </w:p>
         </w:tc>
@@ -23583,11 +22809,852 @@
       <w:pPr>
         <w:pStyle w:val="2"/>
       </w:pPr>
-      <w:bookmarkStart w:id="39" w:name="_Toc7139"/>
+      <w:bookmarkStart w:id="39" w:name="_Toc6319"/>
+      <w:r>
+        <w:t>20. Kế thừa và thay đổi so với vision mùa hè</w:t>
+      </w:r>
+      <w:bookmarkEnd w:id="39"/>
+    </w:p>
+    <w:p>
+      <w:pPr>
+        <w:spacing w:after="100" w:line="269" w:lineRule="auto"/>
+      </w:pPr>
+      <w:r>
+        <w:rPr>
+          <w:rFonts w:ascii="Arial" w:hAnsi="Arial" w:eastAsia="Arial"/>
+          <w:sz w:val="20"/>
+        </w:rPr>
+        <w:t>Bản vision cũ được giữ nguyên tại docs/archive/vision-v0/EduTwin-Overview.docx để bảo toàn lịch sử. Tài liệu hiện hành không xóa ý tưởng; nó phân loại lại để tránh biến prototype thành cam kết môn học.</w:t>
+      </w:r>
+    </w:p>
+    <w:tbl>
+      <w:tblPr>
+        <w:tblStyle w:val="35"/>
+        <w:tblW w:w="0" w:type="auto"/>
+        <w:jc w:val="center"/>
+        <w:tblBorders>
+          <w:top w:val="single" w:color="auto" w:sz="4" w:space="0"/>
+          <w:left w:val="single" w:color="auto" w:sz="4" w:space="0"/>
+          <w:bottom w:val="single" w:color="auto" w:sz="4" w:space="0"/>
+          <w:right w:val="single" w:color="auto" w:sz="4" w:space="0"/>
+          <w:insideH w:val="single" w:color="auto" w:sz="4" w:space="0"/>
+          <w:insideV w:val="single" w:color="auto" w:sz="4" w:space="0"/>
+        </w:tblBorders>
+        <w:tblLayout w:type="fixed"/>
+        <w:tblCellMar>
+          <w:top w:w="0" w:type="dxa"/>
+          <w:left w:w="108" w:type="dxa"/>
+          <w:bottom w:w="0" w:type="dxa"/>
+          <w:right w:w="108" w:type="dxa"/>
+        </w:tblCellMar>
+      </w:tblPr>
+      <w:tblGrid>
+        <w:gridCol w:w="3289"/>
+        <w:gridCol w:w="3289"/>
+        <w:gridCol w:w="3289"/>
+      </w:tblGrid>
+      <w:tr>
+        <w:tblPrEx>
+          <w:tblBorders>
+            <w:top w:val="single" w:color="auto" w:sz="4" w:space="0"/>
+            <w:left w:val="single" w:color="auto" w:sz="4" w:space="0"/>
+            <w:bottom w:val="single" w:color="auto" w:sz="4" w:space="0"/>
+            <w:right w:val="single" w:color="auto" w:sz="4" w:space="0"/>
+            <w:insideH w:val="single" w:color="auto" w:sz="4" w:space="0"/>
+            <w:insideV w:val="single" w:color="auto" w:sz="4" w:space="0"/>
+          </w:tblBorders>
+          <w:tblCellMar>
+            <w:top w:w="0" w:type="dxa"/>
+            <w:left w:w="108" w:type="dxa"/>
+            <w:bottom w:w="0" w:type="dxa"/>
+            <w:right w:w="108" w:type="dxa"/>
+          </w:tblCellMar>
+        </w:tblPrEx>
+        <w:trPr>
+          <w:tblHeader/>
+          <w:jc w:val="center"/>
+        </w:trPr>
+        <w:tc>
+          <w:tcPr>
+            <w:tcW w:w="3402" w:type="dxa"/>
+            <w:shd w:val="clear" w:color="auto" w:fill="17365D"/>
+            <w:tcMar>
+              <w:top w:w="80" w:type="dxa"/>
+              <w:left w:w="90" w:type="dxa"/>
+              <w:bottom w:w="80" w:type="dxa"/>
+              <w:right w:w="90" w:type="dxa"/>
+            </w:tcMar>
+          </w:tcPr>
+          <w:p>
+            <w:pPr>
+              <w:spacing w:after="0" w:line="240" w:lineRule="auto"/>
+              <w:jc w:val="center"/>
+            </w:pPr>
+            <w:r>
+              <w:rPr>
+                <w:rFonts w:ascii="Arial" w:hAnsi="Arial" w:eastAsia="Arial"/>
+                <w:b/>
+                <w:color w:val="FFFFFF"/>
+                <w:sz w:val="16"/>
+              </w:rPr>
+              <w:t>Nội dung vision cũ</w:t>
+            </w:r>
+          </w:p>
+        </w:tc>
+        <w:tc>
+          <w:tcPr>
+            <w:tcW w:w="1814" w:type="dxa"/>
+            <w:shd w:val="clear" w:color="auto" w:fill="17365D"/>
+            <w:tcMar>
+              <w:top w:w="80" w:type="dxa"/>
+              <w:left w:w="90" w:type="dxa"/>
+              <w:bottom w:w="80" w:type="dxa"/>
+              <w:right w:w="90" w:type="dxa"/>
+            </w:tcMar>
+          </w:tcPr>
+          <w:p>
+            <w:pPr>
+              <w:spacing w:after="0" w:line="240" w:lineRule="auto"/>
+              <w:jc w:val="center"/>
+            </w:pPr>
+            <w:r>
+              <w:rPr>
+                <w:rFonts w:ascii="Arial" w:hAnsi="Arial" w:eastAsia="Arial"/>
+                <w:b/>
+                <w:color w:val="FFFFFF"/>
+                <w:sz w:val="16"/>
+              </w:rPr>
+              <w:t>Xử lý</w:t>
+            </w:r>
+          </w:p>
+        </w:tc>
+        <w:tc>
+          <w:tcPr>
+            <w:tcW w:w="4309" w:type="dxa"/>
+            <w:shd w:val="clear" w:color="auto" w:fill="17365D"/>
+            <w:tcMar>
+              <w:top w:w="80" w:type="dxa"/>
+              <w:left w:w="90" w:type="dxa"/>
+              <w:bottom w:w="80" w:type="dxa"/>
+              <w:right w:w="90" w:type="dxa"/>
+            </w:tcMar>
+          </w:tcPr>
+          <w:p>
+            <w:pPr>
+              <w:spacing w:after="0" w:line="240" w:lineRule="auto"/>
+              <w:jc w:val="center"/>
+            </w:pPr>
+            <w:r>
+              <w:rPr>
+                <w:rFonts w:ascii="Arial" w:hAnsi="Arial" w:eastAsia="Arial"/>
+                <w:b/>
+                <w:color w:val="FFFFFF"/>
+                <w:sz w:val="16"/>
+              </w:rPr>
+              <w:t>Lý do</w:t>
+            </w:r>
+          </w:p>
+        </w:tc>
+      </w:tr>
+      <w:tr>
+        <w:tblPrEx>
+          <w:tblBorders>
+            <w:top w:val="single" w:color="auto" w:sz="4" w:space="0"/>
+            <w:left w:val="single" w:color="auto" w:sz="4" w:space="0"/>
+            <w:bottom w:val="single" w:color="auto" w:sz="4" w:space="0"/>
+            <w:right w:val="single" w:color="auto" w:sz="4" w:space="0"/>
+            <w:insideH w:val="single" w:color="auto" w:sz="4" w:space="0"/>
+            <w:insideV w:val="single" w:color="auto" w:sz="4" w:space="0"/>
+          </w:tblBorders>
+          <w:tblCellMar>
+            <w:top w:w="0" w:type="dxa"/>
+            <w:left w:w="108" w:type="dxa"/>
+            <w:bottom w:w="0" w:type="dxa"/>
+            <w:right w:w="108" w:type="dxa"/>
+          </w:tblCellMar>
+        </w:tblPrEx>
+        <w:trPr>
+          <w:cantSplit/>
+          <w:jc w:val="center"/>
+        </w:trPr>
+        <w:tc>
+          <w:tcPr>
+            <w:tcW w:w="3402" w:type="dxa"/>
+            <w:tcMar>
+              <w:top w:w="80" w:type="dxa"/>
+              <w:left w:w="90" w:type="dxa"/>
+              <w:bottom w:w="80" w:type="dxa"/>
+              <w:right w:w="90" w:type="dxa"/>
+            </w:tcMar>
+            <w:vAlign w:val="center"/>
+          </w:tcPr>
+          <w:p>
+            <w:pPr>
+              <w:spacing w:after="0" w:line="240" w:lineRule="auto"/>
+            </w:pPr>
+            <w:r>
+              <w:rPr>
+                <w:rFonts w:ascii="Arial" w:hAnsi="Arial" w:eastAsia="Arial"/>
+                <w:color w:val="1F2937"/>
+                <w:sz w:val="16"/>
+              </w:rPr>
+              <w:t>Actor problems, knowledge graph, reasoning/error taxonomy, opportunity gap</w:t>
+            </w:r>
+          </w:p>
+        </w:tc>
+        <w:tc>
+          <w:tcPr>
+            <w:tcW w:w="1814" w:type="dxa"/>
+            <w:tcMar>
+              <w:top w:w="80" w:type="dxa"/>
+              <w:left w:w="90" w:type="dxa"/>
+              <w:bottom w:w="80" w:type="dxa"/>
+              <w:right w:w="90" w:type="dxa"/>
+            </w:tcMar>
+            <w:vAlign w:val="center"/>
+          </w:tcPr>
+          <w:p>
+            <w:pPr>
+              <w:spacing w:after="0" w:line="240" w:lineRule="auto"/>
+            </w:pPr>
+            <w:r>
+              <w:rPr>
+                <w:rFonts w:ascii="Arial" w:hAnsi="Arial" w:eastAsia="Arial"/>
+                <w:color w:val="1F2937"/>
+                <w:sz w:val="16"/>
+              </w:rPr>
+              <w:t>Giữ và chuẩn hóa</w:t>
+            </w:r>
+          </w:p>
+        </w:tc>
+        <w:tc>
+          <w:tcPr>
+            <w:tcW w:w="4309" w:type="dxa"/>
+            <w:tcMar>
+              <w:top w:w="80" w:type="dxa"/>
+              <w:left w:w="90" w:type="dxa"/>
+              <w:bottom w:w="80" w:type="dxa"/>
+              <w:right w:w="90" w:type="dxa"/>
+            </w:tcMar>
+            <w:vAlign w:val="center"/>
+          </w:tcPr>
+          <w:p>
+            <w:pPr>
+              <w:spacing w:after="0" w:line="240" w:lineRule="auto"/>
+            </w:pPr>
+            <w:r>
+              <w:rPr>
+                <w:rFonts w:ascii="Arial" w:hAnsi="Arial" w:eastAsia="Arial"/>
+                <w:color w:val="1F2937"/>
+                <w:sz w:val="16"/>
+              </w:rPr>
+              <w:t>Phù hợp mục tiêu; chuyển thành requirement/evidence có acceptance</w:t>
+            </w:r>
+          </w:p>
+        </w:tc>
+      </w:tr>
+      <w:tr>
+        <w:tblPrEx>
+          <w:tblBorders>
+            <w:top w:val="single" w:color="auto" w:sz="4" w:space="0"/>
+            <w:left w:val="single" w:color="auto" w:sz="4" w:space="0"/>
+            <w:bottom w:val="single" w:color="auto" w:sz="4" w:space="0"/>
+            <w:right w:val="single" w:color="auto" w:sz="4" w:space="0"/>
+            <w:insideH w:val="single" w:color="auto" w:sz="4" w:space="0"/>
+            <w:insideV w:val="single" w:color="auto" w:sz="4" w:space="0"/>
+          </w:tblBorders>
+          <w:tblCellMar>
+            <w:top w:w="0" w:type="dxa"/>
+            <w:left w:w="108" w:type="dxa"/>
+            <w:bottom w:w="0" w:type="dxa"/>
+            <w:right w:w="108" w:type="dxa"/>
+          </w:tblCellMar>
+        </w:tblPrEx>
+        <w:trPr>
+          <w:cantSplit/>
+          <w:jc w:val="center"/>
+        </w:trPr>
+        <w:tc>
+          <w:tcPr>
+            <w:tcW w:w="3402" w:type="dxa"/>
+            <w:shd w:val="clear" w:color="auto" w:fill="F8FAFC"/>
+            <w:tcMar>
+              <w:top w:w="80" w:type="dxa"/>
+              <w:left w:w="90" w:type="dxa"/>
+              <w:bottom w:w="80" w:type="dxa"/>
+              <w:right w:w="90" w:type="dxa"/>
+            </w:tcMar>
+            <w:vAlign w:val="center"/>
+          </w:tcPr>
+          <w:p>
+            <w:pPr>
+              <w:spacing w:after="0" w:line="240" w:lineRule="auto"/>
+            </w:pPr>
+            <w:r>
+              <w:rPr>
+                <w:rFonts w:ascii="Arial" w:hAnsi="Arial" w:eastAsia="Arial"/>
+                <w:color w:val="1F2937"/>
+                <w:sz w:val="16"/>
+              </w:rPr>
+              <w:t>AI-native / AI là bộ não / không AI không có EduTwin</w:t>
+            </w:r>
+          </w:p>
+        </w:tc>
+        <w:tc>
+          <w:tcPr>
+            <w:tcW w:w="1814" w:type="dxa"/>
+            <w:shd w:val="clear" w:color="auto" w:fill="F8FAFC"/>
+            <w:tcMar>
+              <w:top w:w="80" w:type="dxa"/>
+              <w:left w:w="90" w:type="dxa"/>
+              <w:bottom w:w="80" w:type="dxa"/>
+              <w:right w:w="90" w:type="dxa"/>
+            </w:tcMar>
+            <w:vAlign w:val="center"/>
+          </w:tcPr>
+          <w:p>
+            <w:pPr>
+              <w:spacing w:after="0" w:line="240" w:lineRule="auto"/>
+            </w:pPr>
+            <w:r>
+              <w:rPr>
+                <w:rFonts w:ascii="Arial" w:hAnsi="Arial" w:eastAsia="Arial"/>
+                <w:color w:val="1F2937"/>
+                <w:sz w:val="16"/>
+              </w:rPr>
+              <w:t>Loại khỏi kiến trúc hiện hành</w:t>
+            </w:r>
+          </w:p>
+        </w:tc>
+        <w:tc>
+          <w:tcPr>
+            <w:tcW w:w="4309" w:type="dxa"/>
+            <w:shd w:val="clear" w:color="auto" w:fill="F8FAFC"/>
+            <w:tcMar>
+              <w:top w:w="80" w:type="dxa"/>
+              <w:left w:w="90" w:type="dxa"/>
+              <w:bottom w:w="80" w:type="dxa"/>
+              <w:right w:w="90" w:type="dxa"/>
+            </w:tcMar>
+            <w:vAlign w:val="center"/>
+          </w:tcPr>
+          <w:p>
+            <w:pPr>
+              <w:spacing w:after="0" w:line="240" w:lineRule="auto"/>
+            </w:pPr>
+            <w:r>
+              <w:rPr>
+                <w:rFonts w:ascii="Arial" w:hAnsi="Arial" w:eastAsia="Arial"/>
+                <w:color w:val="1F2937"/>
+                <w:sz w:val="16"/>
+              </w:rPr>
+              <w:t>Mâu thuẫn availability và yêu cầu core độc lập</w:t>
+            </w:r>
+          </w:p>
+        </w:tc>
+      </w:tr>
+      <w:tr>
+        <w:tblPrEx>
+          <w:tblBorders>
+            <w:top w:val="single" w:color="auto" w:sz="4" w:space="0"/>
+            <w:left w:val="single" w:color="auto" w:sz="4" w:space="0"/>
+            <w:bottom w:val="single" w:color="auto" w:sz="4" w:space="0"/>
+            <w:right w:val="single" w:color="auto" w:sz="4" w:space="0"/>
+            <w:insideH w:val="single" w:color="auto" w:sz="4" w:space="0"/>
+            <w:insideV w:val="single" w:color="auto" w:sz="4" w:space="0"/>
+          </w:tblBorders>
+          <w:tblCellMar>
+            <w:top w:w="0" w:type="dxa"/>
+            <w:left w:w="108" w:type="dxa"/>
+            <w:bottom w:w="0" w:type="dxa"/>
+            <w:right w:w="108" w:type="dxa"/>
+          </w:tblCellMar>
+        </w:tblPrEx>
+        <w:trPr>
+          <w:cantSplit/>
+          <w:jc w:val="center"/>
+        </w:trPr>
+        <w:tc>
+          <w:tcPr>
+            <w:tcW w:w="3402" w:type="dxa"/>
+            <w:tcMar>
+              <w:top w:w="80" w:type="dxa"/>
+              <w:left w:w="90" w:type="dxa"/>
+              <w:bottom w:w="80" w:type="dxa"/>
+              <w:right w:w="90" w:type="dxa"/>
+            </w:tcMar>
+            <w:vAlign w:val="center"/>
+          </w:tcPr>
+          <w:p>
+            <w:pPr>
+              <w:spacing w:after="0" w:line="240" w:lineRule="auto"/>
+            </w:pPr>
+            <w:r>
+              <w:rPr>
+                <w:rFonts w:ascii="Arial" w:hAnsi="Arial" w:eastAsia="Arial"/>
+                <w:color w:val="1F2937"/>
+                <w:sz w:val="16"/>
+              </w:rPr>
+              <w:t>Next.js/FastAPI/Supabase/PostgreSQL/pgvector</w:t>
+            </w:r>
+          </w:p>
+        </w:tc>
+        <w:tc>
+          <w:tcPr>
+            <w:tcW w:w="1814" w:type="dxa"/>
+            <w:tcMar>
+              <w:top w:w="80" w:type="dxa"/>
+              <w:left w:w="90" w:type="dxa"/>
+              <w:bottom w:w="80" w:type="dxa"/>
+              <w:right w:w="90" w:type="dxa"/>
+            </w:tcMar>
+            <w:vAlign w:val="center"/>
+          </w:tcPr>
+          <w:p>
+            <w:pPr>
+              <w:spacing w:after="0" w:line="240" w:lineRule="auto"/>
+            </w:pPr>
+            <w:r>
+              <w:rPr>
+                <w:rFonts w:ascii="Arial" w:hAnsi="Arial" w:eastAsia="Arial"/>
+                <w:color w:val="1F2937"/>
+                <w:sz w:val="16"/>
+              </w:rPr>
+              <w:t>Thay</w:t>
+            </w:r>
+          </w:p>
+        </w:tc>
+        <w:tc>
+          <w:tcPr>
+            <w:tcW w:w="4309" w:type="dxa"/>
+            <w:tcMar>
+              <w:top w:w="80" w:type="dxa"/>
+              <w:left w:w="90" w:type="dxa"/>
+              <w:bottom w:w="80" w:type="dxa"/>
+              <w:right w:w="90" w:type="dxa"/>
+            </w:tcMar>
+            <w:vAlign w:val="center"/>
+          </w:tcPr>
+          <w:p>
+            <w:pPr>
+              <w:spacing w:after="0" w:line="240" w:lineRule="auto"/>
+            </w:pPr>
+            <w:r>
+              <w:rPr>
+                <w:rFonts w:ascii="Arial" w:hAnsi="Arial" w:eastAsia="Arial"/>
+                <w:color w:val="1F2937"/>
+                <w:sz w:val="16"/>
+              </w:rPr>
+              <w:t>Source thực tế là .NET 10/EF Core/MySQL/React</w:t>
+            </w:r>
+          </w:p>
+        </w:tc>
+      </w:tr>
+      <w:tr>
+        <w:tblPrEx>
+          <w:tblBorders>
+            <w:top w:val="single" w:color="auto" w:sz="4" w:space="0"/>
+            <w:left w:val="single" w:color="auto" w:sz="4" w:space="0"/>
+            <w:bottom w:val="single" w:color="auto" w:sz="4" w:space="0"/>
+            <w:right w:val="single" w:color="auto" w:sz="4" w:space="0"/>
+            <w:insideH w:val="single" w:color="auto" w:sz="4" w:space="0"/>
+            <w:insideV w:val="single" w:color="auto" w:sz="4" w:space="0"/>
+          </w:tblBorders>
+          <w:tblCellMar>
+            <w:top w:w="0" w:type="dxa"/>
+            <w:left w:w="108" w:type="dxa"/>
+            <w:bottom w:w="0" w:type="dxa"/>
+            <w:right w:w="108" w:type="dxa"/>
+          </w:tblCellMar>
+        </w:tblPrEx>
+        <w:trPr>
+          <w:cantSplit/>
+          <w:jc w:val="center"/>
+        </w:trPr>
+        <w:tc>
+          <w:tcPr>
+            <w:tcW w:w="3402" w:type="dxa"/>
+            <w:shd w:val="clear" w:color="auto" w:fill="F8FAFC"/>
+            <w:tcMar>
+              <w:top w:w="80" w:type="dxa"/>
+              <w:left w:w="90" w:type="dxa"/>
+              <w:bottom w:w="80" w:type="dxa"/>
+              <w:right w:w="90" w:type="dxa"/>
+            </w:tcMar>
+            <w:vAlign w:val="center"/>
+          </w:tcPr>
+          <w:p>
+            <w:pPr>
+              <w:spacing w:after="0" w:line="240" w:lineRule="auto"/>
+            </w:pPr>
+            <w:r>
+              <w:rPr>
+                <w:rFonts w:ascii="Arial" w:hAnsi="Arial" w:eastAsia="Arial"/>
+                <w:color w:val="1F2937"/>
+                <w:sz w:val="16"/>
+              </w:rPr>
+              <w:t>Exam Mode, OCR/PDF/video import, RAG/vector search</w:t>
+            </w:r>
+          </w:p>
+        </w:tc>
+        <w:tc>
+          <w:tcPr>
+            <w:tcW w:w="1814" w:type="dxa"/>
+            <w:shd w:val="clear" w:color="auto" w:fill="F8FAFC"/>
+            <w:tcMar>
+              <w:top w:w="80" w:type="dxa"/>
+              <w:left w:w="90" w:type="dxa"/>
+              <w:bottom w:w="80" w:type="dxa"/>
+              <w:right w:w="90" w:type="dxa"/>
+            </w:tcMar>
+            <w:vAlign w:val="center"/>
+          </w:tcPr>
+          <w:p>
+            <w:pPr>
+              <w:spacing w:after="0" w:line="240" w:lineRule="auto"/>
+            </w:pPr>
+            <w:r>
+              <w:rPr>
+                <w:rFonts w:ascii="Arial" w:hAnsi="Arial" w:eastAsia="Arial"/>
+                <w:color w:val="1F2937"/>
+                <w:sz w:val="16"/>
+              </w:rPr>
+              <w:t>Deferred/out of scope</w:t>
+            </w:r>
+          </w:p>
+        </w:tc>
+        <w:tc>
+          <w:tcPr>
+            <w:tcW w:w="4309" w:type="dxa"/>
+            <w:shd w:val="clear" w:color="auto" w:fill="F8FAFC"/>
+            <w:tcMar>
+              <w:top w:w="80" w:type="dxa"/>
+              <w:left w:w="90" w:type="dxa"/>
+              <w:bottom w:w="80" w:type="dxa"/>
+              <w:right w:w="90" w:type="dxa"/>
+            </w:tcMar>
+            <w:vAlign w:val="center"/>
+          </w:tcPr>
+          <w:p>
+            <w:pPr>
+              <w:spacing w:after="0" w:line="240" w:lineRule="auto"/>
+            </w:pPr>
+            <w:r>
+              <w:rPr>
+                <w:rFonts w:ascii="Arial" w:hAnsi="Arial" w:eastAsia="Arial"/>
+                <w:color w:val="1F2937"/>
+                <w:sz w:val="16"/>
+              </w:rPr>
+              <w:t>Quá lớn và chưa có contract/evidence</w:t>
+            </w:r>
+          </w:p>
+        </w:tc>
+      </w:tr>
+      <w:tr>
+        <w:tblPrEx>
+          <w:tblBorders>
+            <w:top w:val="single" w:color="auto" w:sz="4" w:space="0"/>
+            <w:left w:val="single" w:color="auto" w:sz="4" w:space="0"/>
+            <w:bottom w:val="single" w:color="auto" w:sz="4" w:space="0"/>
+            <w:right w:val="single" w:color="auto" w:sz="4" w:space="0"/>
+            <w:insideH w:val="single" w:color="auto" w:sz="4" w:space="0"/>
+            <w:insideV w:val="single" w:color="auto" w:sz="4" w:space="0"/>
+          </w:tblBorders>
+          <w:tblCellMar>
+            <w:top w:w="0" w:type="dxa"/>
+            <w:left w:w="108" w:type="dxa"/>
+            <w:bottom w:w="0" w:type="dxa"/>
+            <w:right w:w="108" w:type="dxa"/>
+          </w:tblCellMar>
+        </w:tblPrEx>
+        <w:trPr>
+          <w:cantSplit/>
+          <w:jc w:val="center"/>
+        </w:trPr>
+        <w:tc>
+          <w:tcPr>
+            <w:tcW w:w="3402" w:type="dxa"/>
+            <w:tcMar>
+              <w:top w:w="80" w:type="dxa"/>
+              <w:left w:w="90" w:type="dxa"/>
+              <w:bottom w:w="80" w:type="dxa"/>
+              <w:right w:w="90" w:type="dxa"/>
+            </w:tcMar>
+            <w:vAlign w:val="center"/>
+          </w:tcPr>
+          <w:p>
+            <w:pPr>
+              <w:spacing w:after="0" w:line="240" w:lineRule="auto"/>
+            </w:pPr>
+            <w:r>
+              <w:rPr>
+                <w:rFonts w:ascii="Arial" w:hAnsi="Arial" w:eastAsia="Arial"/>
+                <w:color w:val="1F2937"/>
+                <w:sz w:val="16"/>
+              </w:rPr>
+              <w:t>Reasoning/Progress/Context Twin; Future Predictor; Simulator</w:t>
+            </w:r>
+          </w:p>
+        </w:tc>
+        <w:tc>
+          <w:tcPr>
+            <w:tcW w:w="1814" w:type="dxa"/>
+            <w:tcMar>
+              <w:top w:w="80" w:type="dxa"/>
+              <w:left w:w="90" w:type="dxa"/>
+              <w:bottom w:w="80" w:type="dxa"/>
+              <w:right w:w="90" w:type="dxa"/>
+            </w:tcMar>
+            <w:vAlign w:val="center"/>
+          </w:tcPr>
+          <w:p>
+            <w:pPr>
+              <w:spacing w:after="0" w:line="240" w:lineRule="auto"/>
+            </w:pPr>
+            <w:r>
+              <w:rPr>
+                <w:rFonts w:ascii="Arial" w:hAnsi="Arial" w:eastAsia="Arial"/>
+                <w:color w:val="1F2937"/>
+                <w:sz w:val="16"/>
+              </w:rPr>
+              <w:t>Research backlog</w:t>
+            </w:r>
+          </w:p>
+        </w:tc>
+        <w:tc>
+          <w:tcPr>
+            <w:tcW w:w="4309" w:type="dxa"/>
+            <w:tcMar>
+              <w:top w:w="80" w:type="dxa"/>
+              <w:left w:w="90" w:type="dxa"/>
+              <w:bottom w:w="80" w:type="dxa"/>
+              <w:right w:w="90" w:type="dxa"/>
+            </w:tcMar>
+            <w:vAlign w:val="center"/>
+          </w:tcPr>
+          <w:p>
+            <w:pPr>
+              <w:spacing w:after="0" w:line="240" w:lineRule="auto"/>
+            </w:pPr>
+            <w:r>
+              <w:rPr>
+                <w:rFonts w:ascii="Arial" w:hAnsi="Arial" w:eastAsia="Arial"/>
+                <w:color w:val="1F2937"/>
+                <w:sz w:val="16"/>
+              </w:rPr>
+              <w:t>Chỉ phục hồi khi có data model, metric, owner và gate</w:t>
+            </w:r>
+          </w:p>
+        </w:tc>
+      </w:tr>
+      <w:tr>
+        <w:tblPrEx>
+          <w:tblBorders>
+            <w:top w:val="single" w:color="auto" w:sz="4" w:space="0"/>
+            <w:left w:val="single" w:color="auto" w:sz="4" w:space="0"/>
+            <w:bottom w:val="single" w:color="auto" w:sz="4" w:space="0"/>
+            <w:right w:val="single" w:color="auto" w:sz="4" w:space="0"/>
+            <w:insideH w:val="single" w:color="auto" w:sz="4" w:space="0"/>
+            <w:insideV w:val="single" w:color="auto" w:sz="4" w:space="0"/>
+          </w:tblBorders>
+          <w:tblCellMar>
+            <w:top w:w="0" w:type="dxa"/>
+            <w:left w:w="108" w:type="dxa"/>
+            <w:bottom w:w="0" w:type="dxa"/>
+            <w:right w:w="108" w:type="dxa"/>
+          </w:tblCellMar>
+        </w:tblPrEx>
+        <w:trPr>
+          <w:cantSplit/>
+          <w:jc w:val="center"/>
+        </w:trPr>
+        <w:tc>
+          <w:tcPr>
+            <w:tcW w:w="3402" w:type="dxa"/>
+            <w:shd w:val="clear" w:color="auto" w:fill="F8FAFC"/>
+            <w:tcMar>
+              <w:top w:w="80" w:type="dxa"/>
+              <w:left w:w="90" w:type="dxa"/>
+              <w:bottom w:w="80" w:type="dxa"/>
+              <w:right w:w="90" w:type="dxa"/>
+            </w:tcMar>
+            <w:vAlign w:val="center"/>
+          </w:tcPr>
+          <w:p>
+            <w:pPr>
+              <w:spacing w:after="0" w:line="240" w:lineRule="auto"/>
+            </w:pPr>
+            <w:r>
+              <w:rPr>
+                <w:rFonts w:ascii="Arial" w:hAnsi="Arial" w:eastAsia="Arial"/>
+                <w:color w:val="1F2937"/>
+                <w:sz w:val="16"/>
+              </w:rPr>
+              <w:t>AI Coach/Teacher Copilot; Teacher/Center Twin; multi-Gemini</w:t>
+            </w:r>
+          </w:p>
+        </w:tc>
+        <w:tc>
+          <w:tcPr>
+            <w:tcW w:w="1814" w:type="dxa"/>
+            <w:shd w:val="clear" w:color="auto" w:fill="F8FAFC"/>
+            <w:tcMar>
+              <w:top w:w="80" w:type="dxa"/>
+              <w:left w:w="90" w:type="dxa"/>
+              <w:bottom w:w="80" w:type="dxa"/>
+              <w:right w:w="90" w:type="dxa"/>
+            </w:tcMar>
+            <w:vAlign w:val="center"/>
+          </w:tcPr>
+          <w:p>
+            <w:pPr>
+              <w:spacing w:after="0" w:line="240" w:lineRule="auto"/>
+            </w:pPr>
+            <w:r>
+              <w:rPr>
+                <w:rFonts w:ascii="Arial" w:hAnsi="Arial" w:eastAsia="Arial"/>
+                <w:color w:val="1F2937"/>
+                <w:sz w:val="16"/>
+              </w:rPr>
+              <w:t>Không thuộc course MVP</w:t>
+            </w:r>
+          </w:p>
+        </w:tc>
+        <w:tc>
+          <w:tcPr>
+            <w:tcW w:w="4309" w:type="dxa"/>
+            <w:shd w:val="clear" w:color="auto" w:fill="F8FAFC"/>
+            <w:tcMar>
+              <w:top w:w="80" w:type="dxa"/>
+              <w:left w:w="90" w:type="dxa"/>
+              <w:bottom w:w="80" w:type="dxa"/>
+              <w:right w:w="90" w:type="dxa"/>
+            </w:tcMar>
+            <w:vAlign w:val="center"/>
+          </w:tcPr>
+          <w:p>
+            <w:pPr>
+              <w:spacing w:after="0" w:line="240" w:lineRule="auto"/>
+            </w:pPr>
+            <w:r>
+              <w:rPr>
+                <w:rFonts w:ascii="Arial" w:hAnsi="Arial" w:eastAsia="Arial"/>
+                <w:color w:val="1F2937"/>
+                <w:sz w:val="16"/>
+              </w:rPr>
+              <w:t>Rủi ro AI-first, privacy và scope</w:t>
+            </w:r>
+          </w:p>
+        </w:tc>
+      </w:tr>
+      <w:tr>
+        <w:tblPrEx>
+          <w:tblBorders>
+            <w:top w:val="single" w:color="auto" w:sz="4" w:space="0"/>
+            <w:left w:val="single" w:color="auto" w:sz="4" w:space="0"/>
+            <w:bottom w:val="single" w:color="auto" w:sz="4" w:space="0"/>
+            <w:right w:val="single" w:color="auto" w:sz="4" w:space="0"/>
+            <w:insideH w:val="single" w:color="auto" w:sz="4" w:space="0"/>
+            <w:insideV w:val="single" w:color="auto" w:sz="4" w:space="0"/>
+          </w:tblBorders>
+          <w:tblCellMar>
+            <w:top w:w="0" w:type="dxa"/>
+            <w:left w:w="108" w:type="dxa"/>
+            <w:bottom w:w="0" w:type="dxa"/>
+            <w:right w:w="108" w:type="dxa"/>
+          </w:tblCellMar>
+        </w:tblPrEx>
+        <w:trPr>
+          <w:cantSplit/>
+          <w:jc w:val="center"/>
+        </w:trPr>
+        <w:tc>
+          <w:tcPr>
+            <w:tcW w:w="3402" w:type="dxa"/>
+            <w:tcMar>
+              <w:top w:w="80" w:type="dxa"/>
+              <w:left w:w="90" w:type="dxa"/>
+              <w:bottom w:w="80" w:type="dxa"/>
+              <w:right w:w="90" w:type="dxa"/>
+            </w:tcMar>
+            <w:vAlign w:val="center"/>
+          </w:tcPr>
+          <w:p>
+            <w:pPr>
+              <w:spacing w:after="0" w:line="240" w:lineRule="auto"/>
+            </w:pPr>
+            <w:r>
+              <w:rPr>
+                <w:rFonts w:ascii="Arial" w:hAnsi="Arial" w:eastAsia="Arial"/>
+                <w:color w:val="1F2937"/>
+                <w:sz w:val="16"/>
+              </w:rPr>
+              <w:t>Role screens, end-to-end flows, risks, MVP/future split</w:t>
+            </w:r>
+          </w:p>
+        </w:tc>
+        <w:tc>
+          <w:tcPr>
+            <w:tcW w:w="1814" w:type="dxa"/>
+            <w:tcMar>
+              <w:top w:w="80" w:type="dxa"/>
+              <w:left w:w="90" w:type="dxa"/>
+              <w:bottom w:w="80" w:type="dxa"/>
+              <w:right w:w="90" w:type="dxa"/>
+            </w:tcMar>
+            <w:vAlign w:val="center"/>
+          </w:tcPr>
+          <w:p>
+            <w:pPr>
+              <w:spacing w:after="0" w:line="240" w:lineRule="auto"/>
+            </w:pPr>
+            <w:r>
+              <w:rPr>
+                <w:rFonts w:ascii="Arial" w:hAnsi="Arial" w:eastAsia="Arial"/>
+                <w:color w:val="1F2937"/>
+                <w:sz w:val="16"/>
+              </w:rPr>
+              <w:t>Giữ nhưng viết lại</w:t>
+            </w:r>
+          </w:p>
+        </w:tc>
+        <w:tc>
+          <w:tcPr>
+            <w:tcW w:w="4309" w:type="dxa"/>
+            <w:tcMar>
+              <w:top w:w="80" w:type="dxa"/>
+              <w:left w:w="90" w:type="dxa"/>
+              <w:bottom w:w="80" w:type="dxa"/>
+              <w:right w:w="90" w:type="dxa"/>
+            </w:tcMar>
+            <w:vAlign w:val="center"/>
+          </w:tcPr>
+          <w:p>
+            <w:pPr>
+              <w:spacing w:after="0" w:line="240" w:lineRule="auto"/>
+            </w:pPr>
+            <w:r>
+              <w:rPr>
+                <w:rFonts w:ascii="Arial" w:hAnsi="Arial" w:eastAsia="Arial"/>
+                <w:color w:val="1F2937"/>
+                <w:sz w:val="16"/>
+              </w:rPr>
+              <w:t>Đồng bộ capability, Evidence Gate, fallback và Current/Target</w:t>
+            </w:r>
+          </w:p>
+        </w:tc>
+      </w:tr>
+    </w:tbl>
+    <w:p/>
+    <w:p>
+      <w:pPr>
+        <w:pStyle w:val="2"/>
+      </w:pPr>
+      <w:bookmarkStart w:id="40" w:name="_Toc9947"/>
       <w:r>
         <w:t>21. Quản trị tài liệu, glossary và phê duyệt</w:t>
       </w:r>
-      <w:bookmarkEnd w:id="39"/>
+      <w:bookmarkEnd w:id="40"/>
     </w:p>
     <w:tbl>
       <w:tblPr>
@@ -24206,11 +24273,11 @@
       <w:pPr>
         <w:pStyle w:val="3"/>
       </w:pPr>
-      <w:bookmarkStart w:id="40" w:name="_Toc8146"/>
+      <w:bookmarkStart w:id="41" w:name="_Toc23871"/>
       <w:r>
         <w:t>21.1. Việc con người phải hoàn tất</w:t>
       </w:r>
-      <w:bookmarkEnd w:id="40"/>
+      <w:bookmarkEnd w:id="41"/>
     </w:p>
     <w:p>
       <w:pPr>
@@ -24281,11 +24348,11 @@
       <w:pPr>
         <w:pStyle w:val="3"/>
       </w:pPr>
-      <w:bookmarkStart w:id="41" w:name="_Toc2960"/>
+      <w:bookmarkStart w:id="42" w:name="_Toc27532"/>
       <w:r>
         <w:t>21.2. Ký xác nhận</w:t>
       </w:r>
-      <w:bookmarkEnd w:id="41"/>
+      <w:bookmarkEnd w:id="42"/>
     </w:p>
     <w:tbl>
       <w:tblPr>
@@ -25441,8 +25508,8 @@
     <w:lsdException w:uiPriority="99" w:name="index 7"/>
     <w:lsdException w:uiPriority="99" w:name="index 8"/>
     <w:lsdException w:uiPriority="99" w:name="index 9"/>
-    <w:lsdException w:uiPriority="39" w:name="toc 1"/>
-    <w:lsdException w:uiPriority="39" w:name="toc 2"/>
+    <w:lsdException w:qFormat="1" w:uiPriority="39" w:name="toc 1"/>
+    <w:lsdException w:qFormat="1" w:uiPriority="39" w:name="toc 2"/>
     <w:lsdException w:uiPriority="39" w:name="toc 3"/>
     <w:lsdException w:uiPriority="39" w:name="toc 4"/>
     <w:lsdException w:uiPriority="39" w:name="toc 5"/>
@@ -25453,8 +25520,8 @@
     <w:lsdException w:uiPriority="99" w:name="Normal Indent"/>
     <w:lsdException w:uiPriority="99" w:name="footnote text"/>
     <w:lsdException w:uiPriority="99" w:name="annotation text"/>
-    <w:lsdException w:uiPriority="99" w:semiHidden="0" w:name="header"/>
-    <w:lsdException w:uiPriority="99" w:semiHidden="0" w:name="footer"/>
+    <w:lsdException w:qFormat="1" w:uiPriority="99" w:semiHidden="0" w:name="header"/>
+    <w:lsdException w:qFormat="1" w:uiPriority="99" w:semiHidden="0" w:name="footer"/>
     <w:lsdException w:uiPriority="99" w:name="index heading"/>
     <w:lsdException w:qFormat="1" w:uiPriority="35" w:name="caption"/>
     <w:lsdException w:uiPriority="99" w:name="table of figures"/>
@@ -25467,32 +25534,32 @@
     <w:lsdException w:uiPriority="99" w:name="endnote reference"/>
     <w:lsdException w:uiPriority="99" w:name="endnote text"/>
     <w:lsdException w:uiPriority="99" w:name="table of authorities"/>
-    <w:lsdException w:uiPriority="99" w:semiHidden="0" w:name="macro"/>
+    <w:lsdException w:qFormat="1" w:uiPriority="99" w:semiHidden="0" w:name="macro"/>
     <w:lsdException w:uiPriority="99" w:name="toa heading"/>
-    <w:lsdException w:uiPriority="99" w:semiHidden="0" w:name="List"/>
-    <w:lsdException w:uiPriority="99" w:semiHidden="0" w:name="List Bullet"/>
-    <w:lsdException w:uiPriority="99" w:semiHidden="0" w:name="List Number"/>
-    <w:lsdException w:uiPriority="99" w:semiHidden="0" w:name="List 2"/>
-    <w:lsdException w:uiPriority="99" w:semiHidden="0" w:name="List 3"/>
+    <w:lsdException w:qFormat="1" w:uiPriority="99" w:semiHidden="0" w:name="List"/>
+    <w:lsdException w:qFormat="1" w:uiPriority="99" w:semiHidden="0" w:name="List Bullet"/>
+    <w:lsdException w:qFormat="1" w:uiPriority="99" w:semiHidden="0" w:name="List Number"/>
+    <w:lsdException w:qFormat="1" w:uiPriority="99" w:semiHidden="0" w:name="List 2"/>
+    <w:lsdException w:qFormat="1" w:uiPriority="99" w:semiHidden="0" w:name="List 3"/>
     <w:lsdException w:uiPriority="99" w:name="List 4"/>
     <w:lsdException w:uiPriority="99" w:name="List 5"/>
-    <w:lsdException w:uiPriority="99" w:semiHidden="0" w:name="List Bullet 2"/>
-    <w:lsdException w:uiPriority="99" w:semiHidden="0" w:name="List Bullet 3"/>
+    <w:lsdException w:qFormat="1" w:uiPriority="99" w:semiHidden="0" w:name="List Bullet 2"/>
+    <w:lsdException w:qFormat="1" w:uiPriority="99" w:semiHidden="0" w:name="List Bullet 3"/>
     <w:lsdException w:uiPriority="99" w:name="List Bullet 4"/>
     <w:lsdException w:uiPriority="99" w:name="List Bullet 5"/>
-    <w:lsdException w:uiPriority="99" w:semiHidden="0" w:name="List Number 2"/>
-    <w:lsdException w:uiPriority="99" w:semiHidden="0" w:name="List Number 3"/>
+    <w:lsdException w:qFormat="1" w:uiPriority="99" w:semiHidden="0" w:name="List Number 2"/>
+    <w:lsdException w:qFormat="1" w:uiPriority="99" w:semiHidden="0" w:name="List Number 3"/>
     <w:lsdException w:uiPriority="99" w:name="List Number 4"/>
     <w:lsdException w:uiPriority="99" w:name="List Number 5"/>
     <w:lsdException w:qFormat="1" w:unhideWhenUsed="0" w:uiPriority="10" w:semiHidden="0" w:name="Title"/>
     <w:lsdException w:uiPriority="99" w:name="Closing"/>
     <w:lsdException w:uiPriority="99" w:name="Signature"/>
     <w:lsdException w:qFormat="1" w:uiPriority="1" w:name="Default Paragraph Font"/>
-    <w:lsdException w:uiPriority="99" w:semiHidden="0" w:name="Body Text"/>
+    <w:lsdException w:qFormat="1" w:uiPriority="99" w:semiHidden="0" w:name="Body Text"/>
     <w:lsdException w:uiPriority="99" w:name="Body Text Indent"/>
-    <w:lsdException w:uiPriority="99" w:semiHidden="0" w:name="List Continue"/>
+    <w:lsdException w:qFormat="1" w:uiPriority="99" w:semiHidden="0" w:name="List Continue"/>
     <w:lsdException w:qFormat="1" w:uiPriority="99" w:semiHidden="0" w:name="List Continue 2"/>
-    <w:lsdException w:uiPriority="99" w:semiHidden="0" w:name="List Continue 3"/>
+    <w:lsdException w:qFormat="1" w:uiPriority="99" w:semiHidden="0" w:name="List Continue 3"/>
     <w:lsdException w:uiPriority="99" w:name="List Continue 4"/>
     <w:lsdException w:uiPriority="99" w:name="List Continue 5"/>
     <w:lsdException w:uiPriority="99" w:name="Message Header"/>
@@ -25525,7 +25592,7 @@
     <w:lsdException w:uiPriority="99" w:name="HTML Sample"/>
     <w:lsdException w:uiPriority="99" w:name="HTML Typewriter"/>
     <w:lsdException w:uiPriority="99" w:name="HTML Variable"/>
-    <w:lsdException w:uiPriority="99" w:name="Normal Table"/>
+    <w:lsdException w:qFormat="1" w:uiPriority="99" w:name="Normal Table"/>
     <w:lsdException w:uiPriority="99" w:name="annotation subject"/>
     <w:lsdException w:uiPriority="99" w:name="Table Simple 1"/>
     <w:lsdException w:uiPriority="99" w:name="Table Simple 2"/>
@@ -25570,14 +25637,14 @@
     <w:lsdException w:uiPriority="99" w:name="Table Web 2"/>
     <w:lsdException w:uiPriority="99" w:name="Table Web 3"/>
     <w:lsdException w:uiPriority="99" w:name="Balloon Text"/>
-    <w:lsdException w:unhideWhenUsed="0" w:uiPriority="59" w:semiHidden="0" w:name="Table Grid"/>
+    <w:lsdException w:qFormat="1" w:unhideWhenUsed="0" w:uiPriority="59" w:semiHidden="0" w:name="Table Grid"/>
     <w:lsdException w:uiPriority="99" w:name="Table Theme"/>
     <w:lsdException w:qFormat="1" w:unhideWhenUsed="0" w:uiPriority="1" w:semiHidden="0" w:name="No Spacing"/>
-    <w:lsdException w:unhideWhenUsed="0" w:uiPriority="60" w:semiHidden="0" w:name="Light Shading"/>
-    <w:lsdException w:unhideWhenUsed="0" w:uiPriority="61" w:semiHidden="0" w:name="Light List"/>
-    <w:lsdException w:unhideWhenUsed="0" w:uiPriority="62" w:semiHidden="0" w:name="Light Grid"/>
-    <w:lsdException w:unhideWhenUsed="0" w:uiPriority="63" w:semiHidden="0" w:name="Medium Shading 1"/>
-    <w:lsdException w:unhideWhenUsed="0" w:uiPriority="64" w:semiHidden="0" w:name="Medium Shading 2"/>
+    <w:lsdException w:qFormat="1" w:unhideWhenUsed="0" w:uiPriority="60" w:semiHidden="0" w:name="Light Shading"/>
+    <w:lsdException w:qFormat="1" w:unhideWhenUsed="0" w:uiPriority="61" w:semiHidden="0" w:name="Light List"/>
+    <w:lsdException w:qFormat="1" w:unhideWhenUsed="0" w:uiPriority="62" w:semiHidden="0" w:name="Light Grid"/>
+    <w:lsdException w:qFormat="1" w:unhideWhenUsed="0" w:uiPriority="63" w:semiHidden="0" w:name="Medium Shading 1"/>
+    <w:lsdException w:qFormat="1" w:unhideWhenUsed="0" w:uiPriority="64" w:semiHidden="0" w:name="Medium Shading 2"/>
     <w:lsdException w:qFormat="1" w:unhideWhenUsed="0" w:uiPriority="65" w:semiHidden="0" w:name="Medium List 1"/>
     <w:lsdException w:qFormat="1" w:unhideWhenUsed="0" w:uiPriority="66" w:semiHidden="0" w:name="Medium List 2"/>
     <w:lsdException w:qFormat="1" w:unhideWhenUsed="0" w:uiPriority="67" w:semiHidden="0" w:name="Medium Grid 1"/>
@@ -25588,9 +25655,9 @@
     <w:lsdException w:qFormat="1" w:unhideWhenUsed="0" w:uiPriority="72" w:semiHidden="0" w:name="Colorful List"/>
     <w:lsdException w:qFormat="1" w:unhideWhenUsed="0" w:uiPriority="73" w:semiHidden="0" w:name="Colorful Grid"/>
     <w:lsdException w:unhideWhenUsed="0" w:uiPriority="60" w:semiHidden="0" w:name="Light Shading Accent 1"/>
-    <w:lsdException w:unhideWhenUsed="0" w:uiPriority="61" w:semiHidden="0" w:name="Light List Accent 1"/>
-    <w:lsdException w:unhideWhenUsed="0" w:uiPriority="62" w:semiHidden="0" w:name="Light Grid Accent 1"/>
-    <w:lsdException w:unhideWhenUsed="0" w:uiPriority="63" w:semiHidden="0" w:name="Medium Shading 1 Accent 1"/>
+    <w:lsdException w:qFormat="1" w:unhideWhenUsed="0" w:uiPriority="61" w:semiHidden="0" w:name="Light List Accent 1"/>
+    <w:lsdException w:qFormat="1" w:unhideWhenUsed="0" w:uiPriority="62" w:semiHidden="0" w:name="Light Grid Accent 1"/>
+    <w:lsdException w:qFormat="1" w:unhideWhenUsed="0" w:uiPriority="63" w:semiHidden="0" w:name="Medium Shading 1 Accent 1"/>
     <w:lsdException w:unhideWhenUsed="0" w:uiPriority="64" w:semiHidden="0" w:name="Medium Shading 2 Accent 1"/>
     <w:lsdException w:qFormat="1" w:unhideWhenUsed="0" w:uiPriority="65" w:semiHidden="0" w:name="Medium List 1 Accent 1"/>
     <w:lsdException w:qFormat="1" w:unhideWhenUsed="0" w:uiPriority="34" w:semiHidden="0" w:name="List Paragraph"/>
@@ -25604,11 +25671,11 @@
     <w:lsdException w:qFormat="1" w:unhideWhenUsed="0" w:uiPriority="71" w:semiHidden="0" w:name="Colorful Shading Accent 1"/>
     <w:lsdException w:qFormat="1" w:unhideWhenUsed="0" w:uiPriority="72" w:semiHidden="0" w:name="Colorful List Accent 1"/>
     <w:lsdException w:qFormat="1" w:unhideWhenUsed="0" w:uiPriority="73" w:semiHidden="0" w:name="Colorful Grid Accent 1"/>
-    <w:lsdException w:unhideWhenUsed="0" w:uiPriority="60" w:semiHidden="0" w:name="Light Shading Accent 2"/>
-    <w:lsdException w:unhideWhenUsed="0" w:uiPriority="61" w:semiHidden="0" w:name="Light List Accent 2"/>
-    <w:lsdException w:unhideWhenUsed="0" w:uiPriority="62" w:semiHidden="0" w:name="Light Grid Accent 2"/>
-    <w:lsdException w:unhideWhenUsed="0" w:uiPriority="63" w:semiHidden="0" w:name="Medium Shading 1 Accent 2"/>
-    <w:lsdException w:unhideWhenUsed="0" w:uiPriority="64" w:semiHidden="0" w:name="Medium Shading 2 Accent 2"/>
+    <w:lsdException w:qFormat="1" w:unhideWhenUsed="0" w:uiPriority="60" w:semiHidden="0" w:name="Light Shading Accent 2"/>
+    <w:lsdException w:qFormat="1" w:unhideWhenUsed="0" w:uiPriority="61" w:semiHidden="0" w:name="Light List Accent 2"/>
+    <w:lsdException w:qFormat="1" w:unhideWhenUsed="0" w:uiPriority="62" w:semiHidden="0" w:name="Light Grid Accent 2"/>
+    <w:lsdException w:qFormat="1" w:unhideWhenUsed="0" w:uiPriority="63" w:semiHidden="0" w:name="Medium Shading 1 Accent 2"/>
+    <w:lsdException w:qFormat="1" w:unhideWhenUsed="0" w:uiPriority="64" w:semiHidden="0" w:name="Medium Shading 2 Accent 2"/>
     <w:lsdException w:qFormat="1" w:unhideWhenUsed="0" w:uiPriority="65" w:semiHidden="0" w:name="Medium List 1 Accent 2"/>
     <w:lsdException w:qFormat="1" w:unhideWhenUsed="0" w:uiPriority="66" w:semiHidden="0" w:name="Medium List 2 Accent 2"/>
     <w:lsdException w:qFormat="1" w:unhideWhenUsed="0" w:uiPriority="67" w:semiHidden="0" w:name="Medium Grid 1 Accent 2"/>
@@ -25618,11 +25685,11 @@
     <w:lsdException w:qFormat="1" w:unhideWhenUsed="0" w:uiPriority="71" w:semiHidden="0" w:name="Colorful Shading Accent 2"/>
     <w:lsdException w:qFormat="1" w:unhideWhenUsed="0" w:uiPriority="72" w:semiHidden="0" w:name="Colorful List Accent 2"/>
     <w:lsdException w:qFormat="1" w:unhideWhenUsed="0" w:uiPriority="73" w:semiHidden="0" w:name="Colorful Grid Accent 2"/>
-    <w:lsdException w:unhideWhenUsed="0" w:uiPriority="60" w:semiHidden="0" w:name="Light Shading Accent 3"/>
-    <w:lsdException w:unhideWhenUsed="0" w:uiPriority="61" w:semiHidden="0" w:name="Light List Accent 3"/>
-    <w:lsdException w:unhideWhenUsed="0" w:uiPriority="62" w:semiHidden="0" w:name="Light Grid Accent 3"/>
-    <w:lsdException w:unhideWhenUsed="0" w:uiPriority="63" w:semiHidden="0" w:name="Medium Shading 1 Accent 3"/>
-    <w:lsdException w:unhideWhenUsed="0" w:uiPriority="64" w:semiHidden="0" w:name="Medium Shading 2 Accent 3"/>
+    <w:lsdException w:qFormat="1" w:unhideWhenUsed="0" w:uiPriority="60" w:semiHidden="0" w:name="Light Shading Accent 3"/>
+    <w:lsdException w:qFormat="1" w:unhideWhenUsed="0" w:uiPriority="61" w:semiHidden="0" w:name="Light List Accent 3"/>
+    <w:lsdException w:qFormat="1" w:unhideWhenUsed="0" w:uiPriority="62" w:semiHidden="0" w:name="Light Grid Accent 3"/>
+    <w:lsdException w:qFormat="1" w:unhideWhenUsed="0" w:uiPriority="63" w:semiHidden="0" w:name="Medium Shading 1 Accent 3"/>
+    <w:lsdException w:qFormat="1" w:unhideWhenUsed="0" w:uiPriority="64" w:semiHidden="0" w:name="Medium Shading 2 Accent 3"/>
     <w:lsdException w:qFormat="1" w:unhideWhenUsed="0" w:uiPriority="65" w:semiHidden="0" w:name="Medium List 1 Accent 3"/>
     <w:lsdException w:qFormat="1" w:unhideWhenUsed="0" w:uiPriority="66" w:semiHidden="0" w:name="Medium List 2 Accent 3"/>
     <w:lsdException w:qFormat="1" w:unhideWhenUsed="0" w:uiPriority="67" w:semiHidden="0" w:name="Medium Grid 1 Accent 3"/>
@@ -25632,10 +25699,10 @@
     <w:lsdException w:qFormat="1" w:unhideWhenUsed="0" w:uiPriority="71" w:semiHidden="0" w:name="Colorful Shading Accent 3"/>
     <w:lsdException w:qFormat="1" w:unhideWhenUsed="0" w:uiPriority="72" w:semiHidden="0" w:name="Colorful List Accent 3"/>
     <w:lsdException w:qFormat="1" w:unhideWhenUsed="0" w:uiPriority="73" w:semiHidden="0" w:name="Colorful Grid Accent 3"/>
-    <w:lsdException w:unhideWhenUsed="0" w:uiPriority="60" w:semiHidden="0" w:name="Light Shading Accent 4"/>
-    <w:lsdException w:unhideWhenUsed="0" w:uiPriority="61" w:semiHidden="0" w:name="Light List Accent 4"/>
-    <w:lsdException w:unhideWhenUsed="0" w:uiPriority="62" w:semiHidden="0" w:name="Light Grid Accent 4"/>
-    <w:lsdException w:unhideWhenUsed="0" w:uiPriority="63" w:semiHidden="0" w:name="Medium Shading 1 Accent 4"/>
+    <w:lsdException w:qFormat="1" w:unhideWhenUsed="0" w:uiPriority="60" w:semiHidden="0" w:name="Light Shading Accent 4"/>
+    <w:lsdException w:qFormat="1" w:unhideWhenUsed="0" w:uiPriority="61" w:semiHidden="0" w:name="Light List Accent 4"/>
+    <w:lsdException w:qFormat="1" w:unhideWhenUsed="0" w:uiPriority="62" w:semiHidden="0" w:name="Light Grid Accent 4"/>
+    <w:lsdException w:qFormat="1" w:unhideWhenUsed="0" w:uiPriority="63" w:semiHidden="0" w:name="Medium Shading 1 Accent 4"/>
     <w:lsdException w:qFormat="1" w:unhideWhenUsed="0" w:uiPriority="64" w:semiHidden="0" w:name="Medium Shading 2 Accent 4"/>
     <w:lsdException w:qFormat="1" w:unhideWhenUsed="0" w:uiPriority="65" w:semiHidden="0" w:name="Medium List 1 Accent 4"/>
     <w:lsdException w:qFormat="1" w:unhideWhenUsed="0" w:uiPriority="66" w:semiHidden="0" w:name="Medium List 2 Accent 4"/>
@@ -25647,9 +25714,9 @@
     <w:lsdException w:qFormat="1" w:unhideWhenUsed="0" w:uiPriority="72" w:semiHidden="0" w:name="Colorful List Accent 4"/>
     <w:lsdException w:qFormat="1" w:unhideWhenUsed="0" w:uiPriority="73" w:semiHidden="0" w:name="Colorful Grid Accent 4"/>
     <w:lsdException w:unhideWhenUsed="0" w:uiPriority="60" w:semiHidden="0" w:name="Light Shading Accent 5"/>
-    <w:lsdException w:unhideWhenUsed="0" w:uiPriority="61" w:semiHidden="0" w:name="Light List Accent 5"/>
-    <w:lsdException w:unhideWhenUsed="0" w:uiPriority="62" w:semiHidden="0" w:name="Light Grid Accent 5"/>
-    <w:lsdException w:unhideWhenUsed="0" w:uiPriority="63" w:semiHidden="0" w:name="Medium Shading 1 Accent 5"/>
+    <w:lsdException w:qFormat="1" w:unhideWhenUsed="0" w:uiPriority="61" w:semiHidden="0" w:name="Light List Accent 5"/>
+    <w:lsdException w:qFormat="1" w:unhideWhenUsed="0" w:uiPriority="62" w:semiHidden="0" w:name="Light Grid Accent 5"/>
+    <w:lsdException w:qFormat="1" w:unhideWhenUsed="0" w:uiPriority="63" w:semiHidden="0" w:name="Medium Shading 1 Accent 5"/>
     <w:lsdException w:qFormat="1" w:unhideWhenUsed="0" w:uiPriority="64" w:semiHidden="0" w:name="Medium Shading 2 Accent 5"/>
     <w:lsdException w:qFormat="1" w:unhideWhenUsed="0" w:uiPriority="65" w:semiHidden="0" w:name="Medium List 1 Accent 5"/>
     <w:lsdException w:qFormat="1" w:unhideWhenUsed="0" w:uiPriority="66" w:semiHidden="0" w:name="Medium List 2 Accent 5"/>
@@ -25660,10 +25727,10 @@
     <w:lsdException w:qFormat="1" w:unhideWhenUsed="0" w:uiPriority="71" w:semiHidden="0" w:name="Colorful Shading Accent 5"/>
     <w:lsdException w:qFormat="1" w:unhideWhenUsed="0" w:uiPriority="72" w:semiHidden="0" w:name="Colorful List Accent 5"/>
     <w:lsdException w:qFormat="1" w:unhideWhenUsed="0" w:uiPriority="73" w:semiHidden="0" w:name="Colorful Grid Accent 5"/>
-    <w:lsdException w:unhideWhenUsed="0" w:uiPriority="60" w:semiHidden="0" w:name="Light Shading Accent 6"/>
-    <w:lsdException w:unhideWhenUsed="0" w:uiPriority="61" w:semiHidden="0" w:name="Light List Accent 6"/>
-    <w:lsdException w:unhideWhenUsed="0" w:uiPriority="62" w:semiHidden="0" w:name="Light Grid Accent 6"/>
-    <w:lsdException w:unhideWhenUsed="0" w:uiPriority="63" w:semiHidden="0" w:name="Medium Shading 1 Accent 6"/>
+    <w:lsdException w:qFormat="1" w:unhideWhenUsed="0" w:uiPriority="60" w:semiHidden="0" w:name="Light Shading Accent 6"/>
+    <w:lsdException w:qFormat="1" w:unhideWhenUsed="0" w:uiPriority="61" w:semiHidden="0" w:name="Light List Accent 6"/>
+    <w:lsdException w:qFormat="1" w:unhideWhenUsed="0" w:uiPriority="62" w:semiHidden="0" w:name="Light Grid Accent 6"/>
+    <w:lsdException w:qFormat="1" w:unhideWhenUsed="0" w:uiPriority="63" w:semiHidden="0" w:name="Medium Shading 1 Accent 6"/>
     <w:lsdException w:qFormat="1" w:unhideWhenUsed="0" w:uiPriority="64" w:semiHidden="0" w:name="Medium Shading 2 Accent 6"/>
     <w:lsdException w:qFormat="1" w:unhideWhenUsed="0" w:uiPriority="65" w:semiHidden="0" w:name="Medium List 1 Accent 6"/>
     <w:lsdException w:qFormat="1" w:unhideWhenUsed="0" w:uiPriority="66" w:semiHidden="0" w:name="Medium List 2 Accent 6"/>
@@ -25927,6 +25994,7 @@
     <w:name w:val="Normal Table"/>
     <w:semiHidden/>
     <w:unhideWhenUsed/>
+    <w:qFormat/>
     <w:uiPriority w:val="99"/>
     <w:tblPr>
       <w:tblCellMar>
@@ -25942,6 +26010,7 @@
     <w:basedOn w:val="1"/>
     <w:link w:val="146"/>
     <w:unhideWhenUsed/>
+    <w:qFormat/>
     <w:uiPriority w:val="99"/>
     <w:pPr>
       <w:spacing w:after="120"/>
@@ -26011,6 +26080,7 @@
     <w:basedOn w:val="1"/>
     <w:link w:val="138"/>
     <w:unhideWhenUsed/>
+    <w:qFormat/>
     <w:uiPriority w:val="99"/>
     <w:pPr>
       <w:tabs>
@@ -26025,6 +26095,7 @@
     <w:basedOn w:val="1"/>
     <w:link w:val="137"/>
     <w:unhideWhenUsed/>
+    <w:qFormat/>
     <w:uiPriority w:val="99"/>
     <w:pPr>
       <w:tabs>
@@ -26038,6 +26109,7 @@
     <w:name w:val="List"/>
     <w:basedOn w:val="1"/>
     <w:unhideWhenUsed/>
+    <w:qFormat/>
     <w:uiPriority w:val="99"/>
     <w:pPr>
       <w:ind w:left="360" w:hanging="360"/>
@@ -26048,6 +26120,7 @@
     <w:name w:val="List 2"/>
     <w:basedOn w:val="1"/>
     <w:unhideWhenUsed/>
+    <w:qFormat/>
     <w:uiPriority w:val="99"/>
     <w:pPr>
       <w:ind w:left="720" w:hanging="360"/>
@@ -26058,6 +26131,7 @@
     <w:name w:val="List 3"/>
     <w:basedOn w:val="1"/>
     <w:unhideWhenUsed/>
+    <w:qFormat/>
     <w:uiPriority w:val="99"/>
     <w:pPr>
       <w:ind w:left="1080" w:hanging="360"/>
@@ -26068,6 +26142,7 @@
     <w:name w:val="List Bullet"/>
     <w:basedOn w:val="1"/>
     <w:unhideWhenUsed/>
+    <w:qFormat/>
     <w:uiPriority w:val="99"/>
     <w:pPr>
       <w:numPr>
@@ -26081,6 +26156,7 @@
     <w:name w:val="List Bullet 2"/>
     <w:basedOn w:val="1"/>
     <w:unhideWhenUsed/>
+    <w:qFormat/>
     <w:uiPriority w:val="99"/>
     <w:pPr>
       <w:numPr>
@@ -26094,6 +26170,7 @@
     <w:name w:val="List Bullet 3"/>
     <w:basedOn w:val="1"/>
     <w:unhideWhenUsed/>
+    <w:qFormat/>
     <w:uiPriority w:val="99"/>
     <w:pPr>
       <w:numPr>
@@ -26107,6 +26184,7 @@
     <w:name w:val="List Continue"/>
     <w:basedOn w:val="1"/>
     <w:unhideWhenUsed/>
+    <w:qFormat/>
     <w:uiPriority w:val="99"/>
     <w:pPr>
       <w:spacing w:after="120"/>
@@ -26130,6 +26208,7 @@
     <w:name w:val="List Continue 3"/>
     <w:basedOn w:val="1"/>
     <w:unhideWhenUsed/>
+    <w:qFormat/>
     <w:uiPriority w:val="99"/>
     <w:pPr>
       <w:spacing w:after="120"/>
@@ -26141,6 +26220,7 @@
     <w:name w:val="List Number"/>
     <w:basedOn w:val="1"/>
     <w:unhideWhenUsed/>
+    <w:qFormat/>
     <w:uiPriority w:val="99"/>
     <w:pPr>
       <w:numPr>
@@ -26154,6 +26234,7 @@
     <w:name w:val="List Number 2"/>
     <w:basedOn w:val="1"/>
     <w:unhideWhenUsed/>
+    <w:qFormat/>
     <w:uiPriority w:val="99"/>
     <w:pPr>
       <w:numPr>
@@ -26167,6 +26248,7 @@
     <w:name w:val="List Number 3"/>
     <w:basedOn w:val="1"/>
     <w:unhideWhenUsed/>
+    <w:qFormat/>
     <w:uiPriority w:val="99"/>
     <w:pPr>
       <w:numPr>
@@ -26180,6 +26262,7 @@
     <w:name w:val="macro"/>
     <w:link w:val="149"/>
     <w:unhideWhenUsed/>
+    <w:qFormat/>
     <w:uiPriority w:val="99"/>
     <w:pPr>
       <w:tabs>
@@ -26235,6 +26318,7 @@
   <w:style w:type="table" w:styleId="35">
     <w:name w:val="Table Grid"/>
     <w:basedOn w:val="12"/>
+    <w:qFormat/>
     <w:uiPriority w:val="59"/>
     <w:pPr>
       <w:spacing w:after="0" w:line="240" w:lineRule="auto"/>
@@ -26287,6 +26371,7 @@
     <w:next w:val="1"/>
     <w:semiHidden/>
     <w:unhideWhenUsed/>
+    <w:qFormat/>
     <w:uiPriority w:val="39"/>
   </w:style>
   <w:style w:type="paragraph" w:styleId="38">
@@ -26295,6 +26380,7 @@
     <w:next w:val="1"/>
     <w:semiHidden/>
     <w:unhideWhenUsed/>
+    <w:qFormat/>
     <w:uiPriority w:val="39"/>
     <w:pPr>
       <w:ind w:left="420" w:leftChars="200"/>
@@ -26303,6 +26389,7 @@
   <w:style w:type="table" w:styleId="39">
     <w:name w:val="Light Shading"/>
     <w:basedOn w:val="12"/>
+    <w:qFormat/>
     <w:uiPriority w:val="60"/>
     <w:pPr>
       <w:spacing w:after="0" w:line="240" w:lineRule="auto"/>
@@ -26501,6 +26588,7 @@
   <w:style w:type="table" w:styleId="41">
     <w:name w:val="Light Shading Accent 2"/>
     <w:basedOn w:val="12"/>
+    <w:qFormat/>
     <w:uiPriority w:val="60"/>
     <w:pPr>
       <w:spacing w:after="0" w:line="240" w:lineRule="auto"/>
@@ -26600,6 +26688,7 @@
   <w:style w:type="table" w:styleId="42">
     <w:name w:val="Light Shading Accent 3"/>
     <w:basedOn w:val="12"/>
+    <w:qFormat/>
     <w:uiPriority w:val="60"/>
     <w:pPr>
       <w:spacing w:after="0" w:line="240" w:lineRule="auto"/>
@@ -26699,6 +26788,7 @@
   <w:style w:type="table" w:styleId="43">
     <w:name w:val="Light Shading Accent 4"/>
     <w:basedOn w:val="12"/>
+    <w:qFormat/>
     <w:uiPriority w:val="60"/>
     <w:pPr>
       <w:spacing w:after="0" w:line="240" w:lineRule="auto"/>
@@ -26897,6 +26987,7 @@
   <w:style w:type="table" w:styleId="45">
     <w:name w:val="Light Shading Accent 6"/>
     <w:basedOn w:val="12"/>
+    <w:qFormat/>
     <w:uiPriority w:val="60"/>
     <w:pPr>
       <w:spacing w:after="0" w:line="240" w:lineRule="auto"/>
@@ -26996,6 +27087,7 @@
   <w:style w:type="table" w:styleId="46">
     <w:name w:val="Light List"/>
     <w:basedOn w:val="12"/>
+    <w:qFormat/>
     <w:uiPriority w:val="61"/>
     <w:pPr>
       <w:spacing w:after="0" w:line="240" w:lineRule="auto"/>
@@ -27089,6 +27181,7 @@
   <w:style w:type="table" w:styleId="47">
     <w:name w:val="Light List Accent 1"/>
     <w:basedOn w:val="12"/>
+    <w:qFormat/>
     <w:uiPriority w:val="61"/>
     <w:pPr>
       <w:spacing w:after="0" w:line="240" w:lineRule="auto"/>
@@ -27182,6 +27275,7 @@
   <w:style w:type="table" w:styleId="48">
     <w:name w:val="Light List Accent 2"/>
     <w:basedOn w:val="12"/>
+    <w:qFormat/>
     <w:uiPriority w:val="61"/>
     <w:pPr>
       <w:spacing w:after="0" w:line="240" w:lineRule="auto"/>
@@ -27275,6 +27369,7 @@
   <w:style w:type="table" w:styleId="49">
     <w:name w:val="Light List Accent 3"/>
     <w:basedOn w:val="12"/>
+    <w:qFormat/>
     <w:uiPriority w:val="61"/>
     <w:pPr>
       <w:spacing w:after="0" w:line="240" w:lineRule="auto"/>
@@ -27368,6 +27463,7 @@
   <w:style w:type="table" w:styleId="50">
     <w:name w:val="Light List Accent 4"/>
     <w:basedOn w:val="12"/>
+    <w:qFormat/>
     <w:uiPriority w:val="61"/>
     <w:pPr>
       <w:spacing w:after="0" w:line="240" w:lineRule="auto"/>
@@ -27461,6 +27557,7 @@
   <w:style w:type="table" w:styleId="51">
     <w:name w:val="Light List Accent 5"/>
     <w:basedOn w:val="12"/>
+    <w:qFormat/>
     <w:uiPriority w:val="61"/>
     <w:pPr>
       <w:spacing w:after="0" w:line="240" w:lineRule="auto"/>
@@ -27554,6 +27651,7 @@
   <w:style w:type="table" w:styleId="52">
     <w:name w:val="Light List Accent 6"/>
     <w:basedOn w:val="12"/>
+    <w:qFormat/>
     <w:uiPriority w:val="61"/>
     <w:pPr>
       <w:spacing w:after="0" w:line="240" w:lineRule="auto"/>
@@ -27647,6 +27745,7 @@
   <w:style w:type="table" w:styleId="53">
     <w:name w:val="Light Grid"/>
     <w:basedOn w:val="12"/>
+    <w:qFormat/>
     <w:uiPriority w:val="62"/>
     <w:pPr>
       <w:spacing w:after="0" w:line="240" w:lineRule="auto"/>
@@ -27773,6 +27872,7 @@
   <w:style w:type="table" w:styleId="54">
     <w:name w:val="Light Grid Accent 1"/>
     <w:basedOn w:val="12"/>
+    <w:qFormat/>
     <w:uiPriority w:val="62"/>
     <w:pPr>
       <w:spacing w:after="0" w:line="240" w:lineRule="auto"/>
@@ -27899,6 +27999,7 @@
   <w:style w:type="table" w:styleId="55">
     <w:name w:val="Light Grid Accent 2"/>
     <w:basedOn w:val="12"/>
+    <w:qFormat/>
     <w:uiPriority w:val="62"/>
     <w:pPr>
       <w:spacing w:after="0" w:line="240" w:lineRule="auto"/>
@@ -28025,6 +28126,7 @@
   <w:style w:type="table" w:styleId="56">
     <w:name w:val="Light Grid Accent 3"/>
     <w:basedOn w:val="12"/>
+    <w:qFormat/>
     <w:uiPriority w:val="62"/>
     <w:pPr>
       <w:spacing w:after="0" w:line="240" w:lineRule="auto"/>
@@ -28151,6 +28253,7 @@
   <w:style w:type="table" w:styleId="57">
     <w:name w:val="Light Grid Accent 4"/>
     <w:basedOn w:val="12"/>
+    <w:qFormat/>
     <w:uiPriority w:val="62"/>
     <w:pPr>
       <w:spacing w:after="0" w:line="240" w:lineRule="auto"/>
@@ -28277,6 +28380,7 @@
   <w:style w:type="table" w:styleId="58">
     <w:name w:val="Light Grid Accent 5"/>
     <w:basedOn w:val="12"/>
+    <w:qFormat/>
     <w:uiPriority w:val="62"/>
     <w:pPr>
       <w:spacing w:after="0" w:line="240" w:lineRule="auto"/>
@@ -28403,6 +28507,7 @@
   <w:style w:type="table" w:styleId="59">
     <w:name w:val="Light Grid Accent 6"/>
     <w:basedOn w:val="12"/>
+    <w:qFormat/>
     <w:uiPriority w:val="62"/>
     <w:pPr>
       <w:spacing w:after="0" w:line="240" w:lineRule="auto"/>
@@ -28529,6 +28634,7 @@
   <w:style w:type="table" w:styleId="60">
     <w:name w:val="Medium Shading 1"/>
     <w:basedOn w:val="12"/>
+    <w:qFormat/>
     <w:uiPriority w:val="63"/>
     <w:pPr>
       <w:spacing w:after="0" w:line="240" w:lineRule="auto"/>
@@ -28636,6 +28742,7 @@
   <w:style w:type="table" w:styleId="61">
     <w:name w:val="Medium Shading 1 Accent 1"/>
     <w:basedOn w:val="12"/>
+    <w:qFormat/>
     <w:uiPriority w:val="63"/>
     <w:pPr>
       <w:spacing w:after="0" w:line="240" w:lineRule="auto"/>
@@ -28743,6 +28850,7 @@
   <w:style w:type="table" w:styleId="62">
     <w:name w:val="Medium Shading 1 Accent 2"/>
     <w:basedOn w:val="12"/>
+    <w:qFormat/>
     <w:uiPriority w:val="63"/>
     <w:pPr>
       <w:spacing w:after="0" w:line="240" w:lineRule="auto"/>
@@ -28850,6 +28958,7 @@
   <w:style w:type="table" w:styleId="63">
     <w:name w:val="Medium Shading 1 Accent 3"/>
     <w:basedOn w:val="12"/>
+    <w:qFormat/>
     <w:uiPriority w:val="63"/>
     <w:pPr>
       <w:spacing w:after="0" w:line="240" w:lineRule="auto"/>
@@ -28957,6 +29066,7 @@
   <w:style w:type="table" w:styleId="64">
     <w:name w:val="Medium Shading 1 Accent 4"/>
     <w:basedOn w:val="12"/>
+    <w:qFormat/>
     <w:uiPriority w:val="63"/>
     <w:pPr>
       <w:spacing w:after="0" w:line="240" w:lineRule="auto"/>
@@ -29064,6 +29174,7 @@
   <w:style w:type="table" w:styleId="65">
     <w:name w:val="Medium Shading 1 Accent 5"/>
     <w:basedOn w:val="12"/>
+    <w:qFormat/>
     <w:uiPriority w:val="63"/>
     <w:pPr>
       <w:spacing w:after="0" w:line="240" w:lineRule="auto"/>
@@ -29171,6 +29282,7 @@
   <w:style w:type="table" w:styleId="66">
     <w:name w:val="Medium Shading 1 Accent 6"/>
     <w:basedOn w:val="12"/>
+    <w:qFormat/>
     <w:uiPriority w:val="63"/>
     <w:pPr>
       <w:spacing w:after="0" w:line="240" w:lineRule="auto"/>
@@ -29278,6 +29390,7 @@
   <w:style w:type="table" w:styleId="67">
     <w:name w:val="Medium Shading 2"/>
     <w:basedOn w:val="12"/>
+    <w:qFormat/>
     <w:uiPriority w:val="64"/>
     <w:pPr>
       <w:spacing w:after="0" w:line="240" w:lineRule="auto"/>
@@ -29608,6 +29721,7 @@
   <w:style w:type="table" w:styleId="69">
     <w:name w:val="Medium Shading 2 Accent 2"/>
     <w:basedOn w:val="12"/>
+    <w:qFormat/>
     <w:uiPriority w:val="64"/>
     <w:pPr>
       <w:spacing w:after="0" w:line="240" w:lineRule="auto"/>
@@ -29773,6 +29887,7 @@
   <w:style w:type="table" w:styleId="70">
     <w:name w:val="Medium Shading 2 Accent 3"/>
     <w:basedOn w:val="12"/>
+    <w:qFormat/>
     <w:uiPriority w:val="64"/>
     <w:pPr>
       <w:spacing w:after="0" w:line="240" w:lineRule="auto"/>
